--- a/res/curation_log_template.docx
+++ b/res/curation_log_template.docx
@@ -81,30 +81,14 @@
               <w:t>Ticket number:</w:t>
             </w:r>
             <w:r>
-              <w:t xml:space="preserve"> </w:t>
-            </w:r>
-            <w:proofErr w:type="gramStart"/>
-            <w:r>
-              <w:t xml:space="preserve">{{ </w:t>
+              <w:t xml:space="preserve"> {{ </w:t>
             </w:r>
             <w:proofErr w:type="spellStart"/>
             <w:r>
-              <w:t>project</w:t>
-            </w:r>
-            <w:proofErr w:type="gramEnd"/>
-            <w:r>
-              <w:t>_</w:t>
-            </w:r>
-            <w:proofErr w:type="gramStart"/>
-            <w:r>
-              <w:t>metadata</w:t>
-            </w:r>
-            <w:r>
-              <w:t>.ticket</w:t>
-            </w:r>
-            <w:proofErr w:type="gramEnd"/>
-            <w:r>
-              <w:t>_number</w:t>
+              <w:t>project_metadata</w:t>
+            </w:r>
+            <w:r>
+              <w:t>.ticket_number</w:t>
             </w:r>
             <w:proofErr w:type="spellEnd"/>
             <w:r>
@@ -128,30 +112,14 @@
               <w:t>Curator name:</w:t>
             </w:r>
             <w:r>
-              <w:t xml:space="preserve"> </w:t>
-            </w:r>
-            <w:proofErr w:type="gramStart"/>
-            <w:r>
-              <w:t xml:space="preserve">{{ </w:t>
+              <w:t xml:space="preserve"> {{ </w:t>
             </w:r>
             <w:proofErr w:type="spellStart"/>
             <w:r>
-              <w:t>project</w:t>
-            </w:r>
-            <w:proofErr w:type="gramEnd"/>
-            <w:r>
-              <w:t>_</w:t>
-            </w:r>
-            <w:proofErr w:type="gramStart"/>
-            <w:r>
-              <w:t>metadata</w:t>
-            </w:r>
-            <w:r>
-              <w:t>.curator</w:t>
-            </w:r>
-            <w:proofErr w:type="gramEnd"/>
-            <w:r>
-              <w:t>_name</w:t>
+              <w:t>project_metadata</w:t>
+            </w:r>
+            <w:r>
+              <w:t>.curator_name</w:t>
             </w:r>
             <w:proofErr w:type="spellEnd"/>
             <w:r>
@@ -177,30 +145,14 @@
               <w:t>Curator email:</w:t>
             </w:r>
             <w:r>
-              <w:t xml:space="preserve"> </w:t>
-            </w:r>
-            <w:proofErr w:type="gramStart"/>
-            <w:r>
-              <w:t xml:space="preserve">{{ </w:t>
+              <w:t xml:space="preserve"> {{ </w:t>
             </w:r>
             <w:proofErr w:type="spellStart"/>
             <w:r>
-              <w:t>project</w:t>
-            </w:r>
-            <w:proofErr w:type="gramEnd"/>
-            <w:r>
-              <w:t>_</w:t>
-            </w:r>
-            <w:proofErr w:type="gramStart"/>
-            <w:r>
-              <w:t>metadata</w:t>
-            </w:r>
-            <w:r>
-              <w:t>.curator</w:t>
-            </w:r>
-            <w:proofErr w:type="gramEnd"/>
-            <w:r>
-              <w:t>_email</w:t>
+              <w:t>project_metadata</w:t>
+            </w:r>
+            <w:r>
+              <w:t>.curator_email</w:t>
             </w:r>
             <w:proofErr w:type="spellEnd"/>
             <w:r>
@@ -227,23 +179,11 @@
               <w:t>Dataset title:</w:t>
             </w:r>
             <w:r>
-              <w:t xml:space="preserve"> </w:t>
-            </w:r>
-            <w:proofErr w:type="gramStart"/>
-            <w:r>
-              <w:t xml:space="preserve">{{ </w:t>
+              <w:t xml:space="preserve"> {{ </w:t>
             </w:r>
             <w:proofErr w:type="spellStart"/>
             <w:r>
-              <w:t>project</w:t>
-            </w:r>
-            <w:proofErr w:type="gramEnd"/>
-            <w:r>
-              <w:t>_</w:t>
-            </w:r>
-            <w:proofErr w:type="gramStart"/>
-            <w:r>
-              <w:t>metadata</w:t>
+              <w:t>project_metadata</w:t>
             </w:r>
             <w:proofErr w:type="spellEnd"/>
             <w:r>
@@ -254,14 +194,7 @@
               <w:rPr>
                 <w:lang w:val="en-US"/>
               </w:rPr>
-              <w:t>dataset</w:t>
-            </w:r>
-            <w:proofErr w:type="gramEnd"/>
-            <w:r>
-              <w:rPr>
-                <w:lang w:val="en-US"/>
-              </w:rPr>
-              <w:t>_title</w:t>
+              <w:t>dataset_title</w:t>
             </w:r>
             <w:proofErr w:type="spellEnd"/>
             <w:r>
@@ -290,23 +223,11 @@
               <w:t>Dataset persistent identifier:</w:t>
             </w:r>
             <w:r>
-              <w:t xml:space="preserve"> </w:t>
-            </w:r>
-            <w:proofErr w:type="gramStart"/>
-            <w:r>
-              <w:t xml:space="preserve">{{ </w:t>
+              <w:t xml:space="preserve"> {{ </w:t>
             </w:r>
             <w:proofErr w:type="spellStart"/>
             <w:r>
-              <w:t>project</w:t>
-            </w:r>
-            <w:proofErr w:type="gramEnd"/>
-            <w:r>
-              <w:t>_</w:t>
-            </w:r>
-            <w:proofErr w:type="gramStart"/>
-            <w:r>
-              <w:t>metadata</w:t>
+              <w:t>project_metadata</w:t>
             </w:r>
             <w:proofErr w:type="spellEnd"/>
             <w:r>
@@ -317,14 +238,7 @@
               <w:rPr>
                 <w:lang w:val="en-US"/>
               </w:rPr>
-              <w:t>dataset</w:t>
-            </w:r>
-            <w:proofErr w:type="gramEnd"/>
-            <w:r>
-              <w:rPr>
-                <w:lang w:val="en-US"/>
-              </w:rPr>
-              <w:t>_pid</w:t>
+              <w:t>dataset_pid</w:t>
             </w:r>
             <w:proofErr w:type="spellEnd"/>
             <w:r>
@@ -351,26 +265,14 @@
               <w:t>Dataset ID (versioned):</w:t>
             </w:r>
             <w:r>
+              <w:t xml:space="preserve"> {{</w:t>
+            </w:r>
+            <w:r>
               <w:t xml:space="preserve"> </w:t>
             </w:r>
-            <w:proofErr w:type="gramStart"/>
-            <w:r>
-              <w:t>{{</w:t>
-            </w:r>
-            <w:r>
-              <w:t xml:space="preserve"> </w:t>
-            </w:r>
             <w:proofErr w:type="spellStart"/>
             <w:r>
-              <w:t>project</w:t>
-            </w:r>
-            <w:proofErr w:type="gramEnd"/>
-            <w:r>
-              <w:t>_</w:t>
-            </w:r>
-            <w:proofErr w:type="gramStart"/>
-            <w:r>
-              <w:t>metadata</w:t>
+              <w:t>project_metadata</w:t>
             </w:r>
             <w:proofErr w:type="spellEnd"/>
             <w:r>
@@ -381,14 +283,7 @@
               <w:rPr>
                 <w:lang w:val="en-US"/>
               </w:rPr>
-              <w:t>dataset</w:t>
-            </w:r>
-            <w:proofErr w:type="gramEnd"/>
-            <w:r>
-              <w:rPr>
-                <w:lang w:val="en-US"/>
-              </w:rPr>
-              <w:t>_id</w:t>
+              <w:t>dataset_id</w:t>
             </w:r>
             <w:proofErr w:type="spellEnd"/>
             <w:r>
@@ -417,26 +312,14 @@
               <w:t>Dataset access URL:</w:t>
             </w:r>
             <w:r>
+              <w:t xml:space="preserve"> {{</w:t>
+            </w:r>
+            <w:r>
               <w:t xml:space="preserve"> </w:t>
             </w:r>
-            <w:proofErr w:type="gramStart"/>
-            <w:r>
-              <w:t>{{</w:t>
-            </w:r>
-            <w:r>
-              <w:t xml:space="preserve"> </w:t>
-            </w:r>
             <w:proofErr w:type="spellStart"/>
             <w:r>
-              <w:t>project</w:t>
-            </w:r>
-            <w:proofErr w:type="gramEnd"/>
-            <w:r>
-              <w:t>_</w:t>
-            </w:r>
-            <w:proofErr w:type="gramStart"/>
-            <w:r>
-              <w:t>metadata</w:t>
+              <w:t>project_metadata</w:t>
             </w:r>
             <w:proofErr w:type="spellEnd"/>
             <w:r>
@@ -447,14 +330,7 @@
               <w:rPr>
                 <w:lang w:val="en-US"/>
               </w:rPr>
-              <w:t>dataset</w:t>
-            </w:r>
-            <w:proofErr w:type="gramEnd"/>
-            <w:r>
-              <w:rPr>
-                <w:lang w:val="en-US"/>
-              </w:rPr>
-              <w:t>_url</w:t>
+              <w:t>dataset_url</w:t>
             </w:r>
             <w:proofErr w:type="spellEnd"/>
             <w:r>
@@ -482,26 +358,14 @@
               <w:t>Dataset ID (versioned):</w:t>
             </w:r>
             <w:r>
+              <w:t xml:space="preserve"> {{</w:t>
+            </w:r>
+            <w:r>
               <w:t xml:space="preserve"> </w:t>
             </w:r>
-            <w:proofErr w:type="gramStart"/>
-            <w:r>
-              <w:t>{{</w:t>
-            </w:r>
-            <w:r>
-              <w:t xml:space="preserve"> </w:t>
-            </w:r>
             <w:proofErr w:type="spellStart"/>
             <w:r>
-              <w:t>project</w:t>
-            </w:r>
-            <w:proofErr w:type="gramEnd"/>
-            <w:r>
-              <w:t>_</w:t>
-            </w:r>
-            <w:proofErr w:type="gramStart"/>
-            <w:r>
-              <w:t>metadata</w:t>
+              <w:t>project_metadata</w:t>
             </w:r>
             <w:proofErr w:type="spellEnd"/>
             <w:r>
@@ -513,15 +377,7 @@
                 <w:rFonts w:hint="eastAsia"/>
                 <w:lang w:val="en-US"/>
               </w:rPr>
-              <w:t>dataset</w:t>
-            </w:r>
-            <w:proofErr w:type="gramEnd"/>
-            <w:r>
-              <w:rPr>
-                <w:rFonts w:hint="eastAsia"/>
-                <w:lang w:val="en-US"/>
-              </w:rPr>
-              <w:t>_path</w:t>
+              <w:t>dataset_path</w:t>
             </w:r>
             <w:proofErr w:type="spellEnd"/>
             <w:r>
@@ -550,11 +406,7 @@
               <w:t>Log initial generated date:</w:t>
             </w:r>
             <w:r>
-              <w:t xml:space="preserve"> </w:t>
-            </w:r>
-            <w:proofErr w:type="gramStart"/>
-            <w:r>
-              <w:t xml:space="preserve">{{ </w:t>
+              <w:t xml:space="preserve"> {{ </w:t>
             </w:r>
             <w:proofErr w:type="spellStart"/>
             <w:r>
@@ -569,14 +421,7 @@
               <w:rPr>
                 <w:lang w:val="en-US"/>
               </w:rPr>
-              <w:t>log</w:t>
-            </w:r>
-            <w:proofErr w:type="gramEnd"/>
-            <w:r>
-              <w:rPr>
-                <w:lang w:val="en-US"/>
-              </w:rPr>
-              <w:t>_init_date</w:t>
+              <w:t>log_init_date</w:t>
             </w:r>
             <w:proofErr w:type="spellEnd"/>
             <w:r>
@@ -604,23 +449,11 @@
               <w:t>Log last updated date:</w:t>
             </w:r>
             <w:r>
-              <w:t xml:space="preserve"> </w:t>
-            </w:r>
-            <w:proofErr w:type="gramStart"/>
-            <w:r>
-              <w:t xml:space="preserve">{{ </w:t>
+              <w:t xml:space="preserve"> {{ </w:t>
             </w:r>
             <w:proofErr w:type="spellStart"/>
             <w:r>
-              <w:t>project</w:t>
-            </w:r>
-            <w:proofErr w:type="gramEnd"/>
-            <w:r>
-              <w:t>_</w:t>
-            </w:r>
-            <w:proofErr w:type="gramStart"/>
-            <w:r>
-              <w:t>metadata</w:t>
+              <w:t>project_metadata</w:t>
             </w:r>
             <w:proofErr w:type="spellEnd"/>
             <w:r>
@@ -631,14 +464,7 @@
               <w:rPr>
                 <w:lang w:val="en-US"/>
               </w:rPr>
-              <w:t>last</w:t>
-            </w:r>
-            <w:proofErr w:type="gramEnd"/>
-            <w:r>
-              <w:rPr>
-                <w:lang w:val="en-US"/>
-              </w:rPr>
-              <w:t>_modified_datetime</w:t>
+              <w:t>last_modified_datetime</w:t>
             </w:r>
             <w:proofErr w:type="spellEnd"/>
             <w:r>
@@ -651,7 +477,7 @@
     <w:p/>
     <w:tbl>
       <w:tblPr>
-        <w:tblW w:w="22559" w:type="dxa"/>
+        <w:tblW w:w="22407" w:type="dxa"/>
         <w:tblCellMar>
           <w:top w:w="15" w:type="dxa"/>
           <w:left w:w="15" w:type="dxa"/>
@@ -662,15 +488,16 @@
       </w:tblPr>
       <w:tblGrid>
         <w:gridCol w:w="1213"/>
-        <w:gridCol w:w="5581"/>
-        <w:gridCol w:w="1862"/>
-        <w:gridCol w:w="10103"/>
-        <w:gridCol w:w="1705"/>
+        <w:gridCol w:w="4537"/>
+        <w:gridCol w:w="5580"/>
+        <w:gridCol w:w="1620"/>
+        <w:gridCol w:w="5490"/>
+        <w:gridCol w:w="1872"/>
         <w:gridCol w:w="2095"/>
       </w:tblGrid>
       <w:tr>
         <w:trPr>
-          <w:trHeight w:val="420"/>
+          <w:trHeight w:val="425"/>
           <w:tblHeader/>
         </w:trPr>
         <w:tc>
@@ -682,7 +509,7 @@
               <w:bottom w:val="single" w:sz="8" w:space="0" w:color="000000"/>
               <w:right w:val="single" w:sz="8" w:space="0" w:color="000000"/>
             </w:tcBorders>
-            <w:shd w:val="clear" w:color="auto" w:fill="A4C2F4"/>
+            <w:shd w:val="clear" w:color="auto" w:fill="1E3765"/>
             <w:tcMar>
               <w:top w:w="100" w:type="dxa"/>
               <w:left w:w="100" w:type="dxa"/>
@@ -709,14 +536,14 @@
         </w:tc>
         <w:tc>
           <w:tcPr>
-            <w:tcW w:w="5581" w:type="dxa"/>
+            <w:tcW w:w="4537" w:type="dxa"/>
             <w:tcBorders>
               <w:top w:val="single" w:sz="8" w:space="0" w:color="000000"/>
               <w:left w:val="single" w:sz="8" w:space="0" w:color="000000"/>
               <w:bottom w:val="single" w:sz="8" w:space="0" w:color="000000"/>
-              <w:right w:val="single" w:sz="8" w:space="0" w:color="000000"/>
+              <w:right w:val="single" w:sz="4" w:space="0" w:color="auto"/>
             </w:tcBorders>
-            <w:shd w:val="clear" w:color="auto" w:fill="A4C2F4"/>
+            <w:shd w:val="clear" w:color="auto" w:fill="1E3765"/>
             <w:tcMar>
               <w:top w:w="100" w:type="dxa"/>
               <w:left w:w="100" w:type="dxa"/>
@@ -743,14 +570,41 @@
         </w:tc>
         <w:tc>
           <w:tcPr>
-            <w:tcW w:w="1862" w:type="dxa"/>
+            <w:tcW w:w="5580" w:type="dxa"/>
+            <w:tcBorders>
+              <w:top w:val="single" w:sz="4" w:space="0" w:color="auto"/>
+              <w:left w:val="single" w:sz="4" w:space="0" w:color="auto"/>
+              <w:bottom w:val="single" w:sz="4" w:space="0" w:color="auto"/>
+              <w:right w:val="single" w:sz="4" w:space="0" w:color="auto"/>
+            </w:tcBorders>
+            <w:shd w:val="clear" w:color="auto" w:fill="1E3765"/>
+          </w:tcPr>
+          <w:p>
+            <w:pPr>
+              <w:rPr>
+                <w:b/>
+                <w:bCs/>
+              </w:rPr>
+            </w:pPr>
+            <w:r>
+              <w:rPr>
+                <w:b/>
+                <w:bCs/>
+              </w:rPr>
+              <w:t>Check Type, Tool Checklist and Results (if Applicable), Curator Checklist</w:t>
+            </w:r>
+          </w:p>
+        </w:tc>
+        <w:tc>
+          <w:tcPr>
+            <w:tcW w:w="1620" w:type="dxa"/>
             <w:tcBorders>
               <w:top w:val="single" w:sz="8" w:space="0" w:color="000000"/>
-              <w:left w:val="single" w:sz="8" w:space="0" w:color="000000"/>
+              <w:left w:val="single" w:sz="4" w:space="0" w:color="auto"/>
               <w:bottom w:val="single" w:sz="8" w:space="0" w:color="000000"/>
               <w:right w:val="single" w:sz="8" w:space="0" w:color="000000"/>
             </w:tcBorders>
-            <w:shd w:val="clear" w:color="auto" w:fill="A4C2F4"/>
+            <w:shd w:val="clear" w:color="auto" w:fill="1E3765"/>
             <w:tcMar>
               <w:top w:w="100" w:type="dxa"/>
               <w:left w:w="100" w:type="dxa"/>
@@ -777,14 +631,14 @@
         </w:tc>
         <w:tc>
           <w:tcPr>
-            <w:tcW w:w="10103" w:type="dxa"/>
+            <w:tcW w:w="5490" w:type="dxa"/>
             <w:tcBorders>
               <w:top w:val="single" w:sz="8" w:space="0" w:color="000000"/>
               <w:left w:val="single" w:sz="8" w:space="0" w:color="000000"/>
               <w:bottom w:val="single" w:sz="8" w:space="0" w:color="000000"/>
               <w:right w:val="single" w:sz="8" w:space="0" w:color="000000"/>
             </w:tcBorders>
-            <w:shd w:val="clear" w:color="auto" w:fill="A4C2F4"/>
+            <w:shd w:val="clear" w:color="auto" w:fill="1E3765"/>
             <w:tcMar>
               <w:top w:w="100" w:type="dxa"/>
               <w:left w:w="100" w:type="dxa"/>
@@ -811,14 +665,14 @@
         </w:tc>
         <w:tc>
           <w:tcPr>
-            <w:tcW w:w="1705" w:type="dxa"/>
+            <w:tcW w:w="1872" w:type="dxa"/>
             <w:tcBorders>
               <w:top w:val="single" w:sz="8" w:space="0" w:color="000000"/>
               <w:left w:val="single" w:sz="8" w:space="0" w:color="000000"/>
               <w:bottom w:val="single" w:sz="8" w:space="0" w:color="000000"/>
               <w:right w:val="single" w:sz="8" w:space="0" w:color="000000"/>
             </w:tcBorders>
-            <w:shd w:val="clear" w:color="auto" w:fill="A4C2F4"/>
+            <w:shd w:val="clear" w:color="auto" w:fill="1E3765"/>
             <w:tcMar>
               <w:top w:w="100" w:type="dxa"/>
               <w:left w:w="100" w:type="dxa"/>
@@ -852,7 +706,7 @@
               <w:bottom w:val="single" w:sz="8" w:space="0" w:color="000000"/>
               <w:right w:val="single" w:sz="8" w:space="0" w:color="000000"/>
             </w:tcBorders>
-            <w:shd w:val="clear" w:color="auto" w:fill="A4C2F4"/>
+            <w:shd w:val="clear" w:color="auto" w:fill="1E3765"/>
             <w:tcMar>
               <w:top w:w="100" w:type="dxa"/>
               <w:left w:w="100" w:type="dxa"/>
@@ -894,6 +748,9 @@
         </w:tc>
       </w:tr>
       <w:tr>
+        <w:trPr>
+          <w:trHeight w:val="1323"/>
+        </w:trPr>
         <w:tc>
           <w:tcPr>
             <w:tcW w:w="0" w:type="auto"/>
@@ -965,10 +822,54 @@
         </w:tc>
         <w:tc>
           <w:tcPr>
-            <w:tcW w:w="5581" w:type="dxa"/>
+            <w:tcW w:w="4537" w:type="dxa"/>
             <w:tcBorders>
               <w:top w:val="single" w:sz="8" w:space="0" w:color="000000"/>
               <w:left w:val="single" w:sz="8" w:space="0" w:color="000000"/>
+              <w:bottom w:val="single" w:sz="8" w:space="0" w:color="000000"/>
+              <w:right w:val="single" w:sz="4" w:space="0" w:color="auto"/>
+            </w:tcBorders>
+            <w:tcMar>
+              <w:top w:w="100" w:type="dxa"/>
+              <w:left w:w="100" w:type="dxa"/>
+              <w:bottom w:w="100" w:type="dxa"/>
+              <w:right w:w="100" w:type="dxa"/>
+            </w:tcMar>
+          </w:tcPr>
+          <w:p>
+            <w:pPr>
+              <w:rPr>
+                <w:b/>
+                <w:bCs/>
+              </w:rPr>
+            </w:pPr>
+          </w:p>
+        </w:tc>
+        <w:tc>
+          <w:tcPr>
+            <w:tcW w:w="5580" w:type="dxa"/>
+            <w:tcBorders>
+              <w:top w:val="single" w:sz="4" w:space="0" w:color="auto"/>
+              <w:left w:val="single" w:sz="4" w:space="0" w:color="auto"/>
+              <w:bottom w:val="single" w:sz="4" w:space="0" w:color="auto"/>
+              <w:right w:val="single" w:sz="4" w:space="0" w:color="auto"/>
+            </w:tcBorders>
+          </w:tcPr>
+          <w:p>
+            <w:pPr>
+              <w:rPr>
+                <w:b/>
+                <w:bCs/>
+              </w:rPr>
+            </w:pPr>
+          </w:p>
+        </w:tc>
+        <w:tc>
+          <w:tcPr>
+            <w:tcW w:w="1620" w:type="dxa"/>
+            <w:tcBorders>
+              <w:top w:val="single" w:sz="8" w:space="0" w:color="000000"/>
+              <w:left w:val="single" w:sz="4" w:space="0" w:color="auto"/>
               <w:bottom w:val="single" w:sz="8" w:space="0" w:color="000000"/>
               <w:right w:val="single" w:sz="8" w:space="0" w:color="000000"/>
             </w:tcBorders>
@@ -990,32 +891,7 @@
         </w:tc>
         <w:tc>
           <w:tcPr>
-            <w:tcW w:w="1862" w:type="dxa"/>
-            <w:tcBorders>
-              <w:top w:val="single" w:sz="8" w:space="0" w:color="000000"/>
-              <w:left w:val="single" w:sz="8" w:space="0" w:color="000000"/>
-              <w:bottom w:val="single" w:sz="8" w:space="0" w:color="000000"/>
-              <w:right w:val="single" w:sz="8" w:space="0" w:color="000000"/>
-            </w:tcBorders>
-            <w:tcMar>
-              <w:top w:w="100" w:type="dxa"/>
-              <w:left w:w="100" w:type="dxa"/>
-              <w:bottom w:w="100" w:type="dxa"/>
-              <w:right w:w="100" w:type="dxa"/>
-            </w:tcMar>
-          </w:tcPr>
-          <w:p>
-            <w:pPr>
-              <w:rPr>
-                <w:b/>
-                <w:bCs/>
-              </w:rPr>
-            </w:pPr>
-          </w:p>
-        </w:tc>
-        <w:tc>
-          <w:tcPr>
-            <w:tcW w:w="10103" w:type="dxa"/>
+            <w:tcW w:w="5490" w:type="dxa"/>
             <w:tcBorders>
               <w:top w:val="single" w:sz="8" w:space="0" w:color="000000"/>
               <w:left w:val="single" w:sz="8" w:space="0" w:color="000000"/>
@@ -1033,7 +909,7 @@
         </w:tc>
         <w:tc>
           <w:tcPr>
-            <w:tcW w:w="1705" w:type="dxa"/>
+            <w:tcW w:w="1872" w:type="dxa"/>
             <w:tcBorders>
               <w:top w:val="single" w:sz="8" w:space="0" w:color="000000"/>
               <w:left w:val="single" w:sz="8" w:space="0" w:color="000000"/>
@@ -1069,6 +945,9 @@
         </w:tc>
       </w:tr>
       <w:tr>
+        <w:trPr>
+          <w:trHeight w:val="882"/>
+        </w:trPr>
         <w:tc>
           <w:tcPr>
             <w:tcW w:w="0" w:type="auto"/>
@@ -1086,7 +965,6 @@
             </w:tcMar>
           </w:tcPr>
           <w:p>
-            <w:proofErr w:type="gramStart"/>
             <w:r>
               <w:t xml:space="preserve">{{ </w:t>
             </w:r>
@@ -1096,7 +974,6 @@
               </w:rPr>
               <w:t>item.id</w:t>
             </w:r>
-            <w:proofErr w:type="gramEnd"/>
             <w:r>
               <w:t xml:space="preserve"> }}</w:t>
             </w:r>
@@ -1104,7 +981,204 @@
         </w:tc>
         <w:tc>
           <w:tcPr>
-            <w:tcW w:w="5581" w:type="dxa"/>
+            <w:tcW w:w="4537" w:type="dxa"/>
+            <w:tcBorders>
+              <w:top w:val="single" w:sz="8" w:space="0" w:color="000000"/>
+              <w:left w:val="single" w:sz="8" w:space="0" w:color="000000"/>
+              <w:bottom w:val="single" w:sz="8" w:space="0" w:color="000000"/>
+              <w:right w:val="single" w:sz="4" w:space="0" w:color="auto"/>
+            </w:tcBorders>
+            <w:tcMar>
+              <w:top w:w="100" w:type="dxa"/>
+              <w:left w:w="100" w:type="dxa"/>
+              <w:bottom w:w="100" w:type="dxa"/>
+              <w:right w:w="100" w:type="dxa"/>
+            </w:tcMar>
+          </w:tcPr>
+          <w:p>
+            <w:r>
+              <w:t xml:space="preserve">{{ </w:t>
+            </w:r>
+            <w:proofErr w:type="spellStart"/>
+            <w:r>
+              <w:t>item.action</w:t>
+            </w:r>
+            <w:proofErr w:type="spellEnd"/>
+            <w:r>
+              <w:t xml:space="preserve"> }}</w:t>
+            </w:r>
+          </w:p>
+          <w:p>
+            <w:pPr>
+              <w:rPr>
+                <w:i/>
+                <w:iCs/>
+                <w:color w:val="171717" w:themeColor="background2" w:themeShade="1A"/>
+                <w:sz w:val="20"/>
+                <w:szCs w:val="20"/>
+              </w:rPr>
+            </w:pPr>
+            <w:r>
+              <w:rPr>
+                <w:i/>
+                <w:iCs/>
+                <w:color w:val="171717" w:themeColor="background2" w:themeShade="1A"/>
+                <w:sz w:val="20"/>
+                <w:szCs w:val="20"/>
+              </w:rPr>
+              <w:t xml:space="preserve">{{ </w:t>
+            </w:r>
+            <w:proofErr w:type="spellStart"/>
+            <w:r>
+              <w:rPr>
+                <w:i/>
+                <w:iCs/>
+                <w:color w:val="171717" w:themeColor="background2" w:themeShade="1A"/>
+                <w:sz w:val="20"/>
+                <w:szCs w:val="20"/>
+              </w:rPr>
+              <w:t>item.instructions</w:t>
+            </w:r>
+            <w:proofErr w:type="spellEnd"/>
+            <w:r>
+              <w:rPr>
+                <w:i/>
+                <w:iCs/>
+                <w:color w:val="171717" w:themeColor="background2" w:themeShade="1A"/>
+                <w:sz w:val="20"/>
+                <w:szCs w:val="20"/>
+              </w:rPr>
+              <w:t xml:space="preserve"> }}</w:t>
+            </w:r>
+          </w:p>
+        </w:tc>
+        <w:tc>
+          <w:tcPr>
+            <w:tcW w:w="5580" w:type="dxa"/>
+            <w:tcBorders>
+              <w:top w:val="single" w:sz="4" w:space="0" w:color="auto"/>
+              <w:left w:val="single" w:sz="4" w:space="0" w:color="auto"/>
+              <w:bottom w:val="single" w:sz="4" w:space="0" w:color="auto"/>
+              <w:right w:val="single" w:sz="4" w:space="0" w:color="auto"/>
+            </w:tcBorders>
+          </w:tcPr>
+          <w:p>
+            <w:pPr>
+              <w:rPr>
+                <w:rFonts w:hint="eastAsia"/>
+              </w:rPr>
+            </w:pPr>
+            <w:r>
+              <w:t xml:space="preserve">{% if </w:t>
+            </w:r>
+            <w:proofErr w:type="spellStart"/>
+            <w:r>
+              <w:t>item.automated_check_results</w:t>
+            </w:r>
+            <w:proofErr w:type="spellEnd"/>
+            <w:r>
+              <w:t xml:space="preserve"> %}{% for key, values in </w:t>
+            </w:r>
+            <w:proofErr w:type="spellStart"/>
+            <w:r>
+              <w:t>item.automated_check_results.items</w:t>
+            </w:r>
+            <w:proofErr w:type="spellEnd"/>
+            <w:r>
+              <w:t>() %}</w:t>
+            </w:r>
+            <w:r>
+              <w:br/>
+            </w:r>
+            <w:r>
+              <w:t>{{ key }}:{% if values %}{% for v in values %}</w:t>
+            </w:r>
+            <w:r>
+              <w:br/>
+            </w:r>
+            <w:r>
+              <w:t xml:space="preserve">{{ </w:t>
+            </w:r>
+            <w:proofErr w:type="spellStart"/>
+            <w:r>
+              <w:t>loop.index</w:t>
+            </w:r>
+            <w:proofErr w:type="spellEnd"/>
+            <w:r>
+              <w:t xml:space="preserve"> }}. {{ v }}</w:t>
+            </w:r>
+            <w:r>
+              <w:t xml:space="preserve">{% </w:t>
+            </w:r>
+            <w:proofErr w:type="spellStart"/>
+            <w:r>
+              <w:t>endfor</w:t>
+            </w:r>
+            <w:proofErr w:type="spellEnd"/>
+            <w:r>
+              <w:t xml:space="preserve"> %}{% else %}</w:t>
+            </w:r>
+            <w:r>
+              <w:rPr>
+                <w:rFonts w:hint="eastAsia"/>
+              </w:rPr>
+              <w:t xml:space="preserve"> </w:t>
+            </w:r>
+            <w:r>
+              <w:rPr>
+                <w:rFonts w:hint="eastAsia"/>
+              </w:rPr>
+              <w:t>None</w:t>
+            </w:r>
+            <w:r>
+              <w:t xml:space="preserve">{% endif %}{% </w:t>
+            </w:r>
+            <w:proofErr w:type="spellStart"/>
+            <w:r>
+              <w:t>endfor</w:t>
+            </w:r>
+            <w:proofErr w:type="spellEnd"/>
+            <w:r>
+              <w:t xml:space="preserve"> %}{% endif %}</w:t>
+            </w:r>
+          </w:p>
+        </w:tc>
+        <w:tc>
+          <w:tcPr>
+            <w:tcW w:w="1620" w:type="dxa"/>
+            <w:tcBorders>
+              <w:top w:val="single" w:sz="8" w:space="0" w:color="000000"/>
+              <w:left w:val="single" w:sz="4" w:space="0" w:color="auto"/>
+              <w:bottom w:val="single" w:sz="8" w:space="0" w:color="000000"/>
+              <w:right w:val="single" w:sz="8" w:space="0" w:color="000000"/>
+            </w:tcBorders>
+            <w:tcMar>
+              <w:top w:w="100" w:type="dxa"/>
+              <w:left w:w="100" w:type="dxa"/>
+              <w:bottom w:w="100" w:type="dxa"/>
+              <w:right w:w="100" w:type="dxa"/>
+            </w:tcMar>
+          </w:tcPr>
+          <w:p>
+            <w:r>
+              <w:t xml:space="preserve">{{ </w:t>
+            </w:r>
+            <w:proofErr w:type="spellStart"/>
+            <w:r>
+              <w:t>item.</w:t>
+            </w:r>
+            <w:r>
+              <w:t>status</w:t>
+            </w:r>
+            <w:proofErr w:type="spellEnd"/>
+            <w:r>
+              <w:t>}}</w:t>
+            </w:r>
+          </w:p>
+        </w:tc>
+        <w:tc>
+          <w:tcPr>
+            <w:tcW w:w="5490" w:type="dxa"/>
             <w:tcBorders>
               <w:top w:val="single" w:sz="8" w:space="0" w:color="000000"/>
               <w:left w:val="single" w:sz="8" w:space="0" w:color="000000"/>
@@ -1119,169 +1193,28 @@
             </w:tcMar>
           </w:tcPr>
           <w:p>
-            <w:proofErr w:type="gramStart"/>
             <w:r>
               <w:t xml:space="preserve">{{ </w:t>
             </w:r>
             <w:proofErr w:type="spellStart"/>
             <w:r>
-              <w:t>item</w:t>
-            </w:r>
-            <w:proofErr w:type="gramEnd"/>
-            <w:r>
-              <w:t>.</w:t>
-            </w:r>
-            <w:proofErr w:type="gramStart"/>
-            <w:r>
-              <w:t>action</w:t>
+              <w:t>item.</w:t>
+            </w:r>
+            <w:r>
+              <w:t>comments</w:t>
             </w:r>
             <w:proofErr w:type="spellEnd"/>
             <w:r>
-              <w:t xml:space="preserve"> }</w:t>
-            </w:r>
-            <w:proofErr w:type="gramEnd"/>
-            <w:r>
-              <w:t>}</w:t>
-            </w:r>
-          </w:p>
-          <w:p>
-            <w:pPr>
-              <w:rPr>
-                <w:i/>
-                <w:iCs/>
-                <w:color w:val="171717" w:themeColor="background2" w:themeShade="1A"/>
-                <w:sz w:val="20"/>
-                <w:szCs w:val="20"/>
-              </w:rPr>
-            </w:pPr>
-            <w:proofErr w:type="gramStart"/>
-            <w:r>
-              <w:rPr>
-                <w:i/>
-                <w:iCs/>
-                <w:color w:val="171717" w:themeColor="background2" w:themeShade="1A"/>
-                <w:sz w:val="20"/>
-                <w:szCs w:val="20"/>
-              </w:rPr>
-              <w:t xml:space="preserve">{{ </w:t>
-            </w:r>
-            <w:proofErr w:type="spellStart"/>
-            <w:r>
-              <w:rPr>
-                <w:i/>
-                <w:iCs/>
-                <w:color w:val="171717" w:themeColor="background2" w:themeShade="1A"/>
-                <w:sz w:val="20"/>
-                <w:szCs w:val="20"/>
-              </w:rPr>
-              <w:t>item</w:t>
-            </w:r>
-            <w:proofErr w:type="gramEnd"/>
-            <w:r>
-              <w:rPr>
-                <w:i/>
-                <w:iCs/>
-                <w:color w:val="171717" w:themeColor="background2" w:themeShade="1A"/>
-                <w:sz w:val="20"/>
-                <w:szCs w:val="20"/>
-              </w:rPr>
-              <w:t>.instructions</w:t>
-            </w:r>
-            <w:proofErr w:type="spellEnd"/>
-            <w:r>
-              <w:rPr>
-                <w:i/>
-                <w:iCs/>
-                <w:color w:val="171717" w:themeColor="background2" w:themeShade="1A"/>
-                <w:sz w:val="20"/>
-                <w:szCs w:val="20"/>
-              </w:rPr>
-              <w:t xml:space="preserve"> }}</w:t>
+              <w:t xml:space="preserve"> </w:t>
+            </w:r>
+            <w:r>
+              <w:t>}}</w:t>
             </w:r>
           </w:p>
         </w:tc>
         <w:tc>
           <w:tcPr>
-            <w:tcW w:w="1862" w:type="dxa"/>
-            <w:tcBorders>
-              <w:top w:val="single" w:sz="8" w:space="0" w:color="000000"/>
-              <w:left w:val="single" w:sz="8" w:space="0" w:color="000000"/>
-              <w:bottom w:val="single" w:sz="8" w:space="0" w:color="000000"/>
-              <w:right w:val="single" w:sz="8" w:space="0" w:color="000000"/>
-            </w:tcBorders>
-            <w:tcMar>
-              <w:top w:w="100" w:type="dxa"/>
-              <w:left w:w="100" w:type="dxa"/>
-              <w:bottom w:w="100" w:type="dxa"/>
-              <w:right w:w="100" w:type="dxa"/>
-            </w:tcMar>
-          </w:tcPr>
-          <w:p>
-            <w:proofErr w:type="gramStart"/>
-            <w:r>
-              <w:t xml:space="preserve">{{ </w:t>
-            </w:r>
-            <w:proofErr w:type="spellStart"/>
-            <w:r>
-              <w:t>item</w:t>
-            </w:r>
-            <w:proofErr w:type="gramEnd"/>
-            <w:r>
-              <w:t>.</w:t>
-            </w:r>
-            <w:r>
-              <w:t>status</w:t>
-            </w:r>
-            <w:proofErr w:type="spellEnd"/>
-            <w:r>
-              <w:t>}}</w:t>
-            </w:r>
-          </w:p>
-        </w:tc>
-        <w:tc>
-          <w:tcPr>
-            <w:tcW w:w="10103" w:type="dxa"/>
-            <w:tcBorders>
-              <w:top w:val="single" w:sz="8" w:space="0" w:color="000000"/>
-              <w:left w:val="single" w:sz="8" w:space="0" w:color="000000"/>
-              <w:bottom w:val="single" w:sz="8" w:space="0" w:color="000000"/>
-              <w:right w:val="single" w:sz="8" w:space="0" w:color="000000"/>
-            </w:tcBorders>
-            <w:tcMar>
-              <w:top w:w="100" w:type="dxa"/>
-              <w:left w:w="100" w:type="dxa"/>
-              <w:bottom w:w="100" w:type="dxa"/>
-              <w:right w:w="100" w:type="dxa"/>
-            </w:tcMar>
-          </w:tcPr>
-          <w:p>
-            <w:proofErr w:type="gramStart"/>
-            <w:r>
-              <w:t xml:space="preserve">{{ </w:t>
-            </w:r>
-            <w:proofErr w:type="spellStart"/>
-            <w:r>
-              <w:t>item</w:t>
-            </w:r>
-            <w:proofErr w:type="gramEnd"/>
-            <w:r>
-              <w:t>.</w:t>
-            </w:r>
-            <w:r>
-              <w:t>comments</w:t>
-            </w:r>
-            <w:proofErr w:type="spellEnd"/>
-            <w:r>
-              <w:t xml:space="preserve"> </w:t>
-            </w:r>
-            <w:r>
-              <w:t>}}</w:t>
-            </w:r>
-          </w:p>
-        </w:tc>
-        <w:tc>
-          <w:tcPr>
-            <w:tcW w:w="1705" w:type="dxa"/>
+            <w:tcW w:w="1872" w:type="dxa"/>
             <w:tcBorders>
               <w:top w:val="single" w:sz="8" w:space="0" w:color="000000"/>
               <w:left w:val="single" w:sz="8" w:space="0" w:color="000000"/>
@@ -1301,7 +1234,6 @@
                 <w:lang w:val="en-US"/>
               </w:rPr>
             </w:pPr>
-            <w:proofErr w:type="gramStart"/>
             <w:r>
               <w:rPr>
                 <w:rFonts w:hint="eastAsia"/>
@@ -1313,11 +1245,7 @@
             </w:r>
             <w:proofErr w:type="spellStart"/>
             <w:r>
-              <w:t>item</w:t>
-            </w:r>
-            <w:proofErr w:type="gramEnd"/>
-            <w:r>
-              <w:t>.priority</w:t>
+              <w:t>item.priority</w:t>
             </w:r>
             <w:proofErr w:type="spellEnd"/>
             <w:r>
@@ -1347,7 +1275,6 @@
                 <w:lang w:val="en-US"/>
               </w:rPr>
             </w:pPr>
-            <w:proofErr w:type="gramStart"/>
             <w:r>
               <w:rPr>
                 <w:rFonts w:hint="eastAsia"/>
@@ -1358,11 +1285,7 @@
               <w:t xml:space="preserve">{ </w:t>
             </w:r>
             <w:r>
-              <w:t>item</w:t>
-            </w:r>
-            <w:proofErr w:type="gramEnd"/>
-            <w:r>
-              <w:t>.</w:t>
+              <w:t>item.</w:t>
             </w:r>
             <w:proofErr w:type="spellStart"/>
             <w:r>
@@ -1379,6 +1302,9 @@
         </w:tc>
       </w:tr>
       <w:tr>
+        <w:trPr>
+          <w:trHeight w:val="745"/>
+        </w:trPr>
         <w:tc>
           <w:tcPr>
             <w:tcW w:w="0" w:type="auto"/>
@@ -1422,32 +1348,60 @@
                 <w:b/>
                 <w:bCs/>
               </w:rPr>
-              <w:t xml:space="preserve"> </w:t>
-            </w:r>
-            <w:proofErr w:type="spellStart"/>
-            <w:r>
+              <w:t xml:space="preserve"> endfor %}</w:t>
+            </w:r>
+          </w:p>
+        </w:tc>
+        <w:tc>
+          <w:tcPr>
+            <w:tcW w:w="4537" w:type="dxa"/>
+            <w:tcBorders>
+              <w:top w:val="single" w:sz="8" w:space="0" w:color="000000"/>
+              <w:left w:val="single" w:sz="8" w:space="0" w:color="000000"/>
+              <w:bottom w:val="single" w:sz="8" w:space="0" w:color="000000"/>
+              <w:right w:val="single" w:sz="4" w:space="0" w:color="auto"/>
+            </w:tcBorders>
+            <w:tcMar>
+              <w:top w:w="100" w:type="dxa"/>
+              <w:left w:w="100" w:type="dxa"/>
+              <w:bottom w:w="100" w:type="dxa"/>
+              <w:right w:w="100" w:type="dxa"/>
+            </w:tcMar>
+          </w:tcPr>
+          <w:p>
+            <w:pPr>
               <w:rPr>
                 <w:b/>
                 <w:bCs/>
               </w:rPr>
-              <w:t>endfor</w:t>
-            </w:r>
-            <w:proofErr w:type="spellEnd"/>
-            <w:r>
+            </w:pPr>
+          </w:p>
+        </w:tc>
+        <w:tc>
+          <w:tcPr>
+            <w:tcW w:w="5580" w:type="dxa"/>
+            <w:tcBorders>
+              <w:top w:val="single" w:sz="4" w:space="0" w:color="auto"/>
+              <w:left w:val="single" w:sz="4" w:space="0" w:color="auto"/>
+              <w:bottom w:val="single" w:sz="4" w:space="0" w:color="auto"/>
+              <w:right w:val="single" w:sz="4" w:space="0" w:color="auto"/>
+            </w:tcBorders>
+          </w:tcPr>
+          <w:p>
+            <w:pPr>
               <w:rPr>
                 <w:b/>
                 <w:bCs/>
               </w:rPr>
-              <w:t xml:space="preserve"> %}</w:t>
-            </w:r>
+            </w:pPr>
           </w:p>
         </w:tc>
         <w:tc>
           <w:tcPr>
-            <w:tcW w:w="5581" w:type="dxa"/>
+            <w:tcW w:w="1620" w:type="dxa"/>
             <w:tcBorders>
               <w:top w:val="single" w:sz="8" w:space="0" w:color="000000"/>
-              <w:left w:val="single" w:sz="8" w:space="0" w:color="000000"/>
+              <w:left w:val="single" w:sz="4" w:space="0" w:color="auto"/>
               <w:bottom w:val="single" w:sz="8" w:space="0" w:color="000000"/>
               <w:right w:val="single" w:sz="8" w:space="0" w:color="000000"/>
             </w:tcBorders>
@@ -1469,32 +1423,7 @@
         </w:tc>
         <w:tc>
           <w:tcPr>
-            <w:tcW w:w="1862" w:type="dxa"/>
-            <w:tcBorders>
-              <w:top w:val="single" w:sz="8" w:space="0" w:color="000000"/>
-              <w:left w:val="single" w:sz="8" w:space="0" w:color="000000"/>
-              <w:bottom w:val="single" w:sz="8" w:space="0" w:color="000000"/>
-              <w:right w:val="single" w:sz="8" w:space="0" w:color="000000"/>
-            </w:tcBorders>
-            <w:tcMar>
-              <w:top w:w="100" w:type="dxa"/>
-              <w:left w:w="100" w:type="dxa"/>
-              <w:bottom w:w="100" w:type="dxa"/>
-              <w:right w:w="100" w:type="dxa"/>
-            </w:tcMar>
-          </w:tcPr>
-          <w:p>
-            <w:pPr>
-              <w:rPr>
-                <w:b/>
-                <w:bCs/>
-              </w:rPr>
-            </w:pPr>
-          </w:p>
-        </w:tc>
-        <w:tc>
-          <w:tcPr>
-            <w:tcW w:w="10103" w:type="dxa"/>
+            <w:tcW w:w="5490" w:type="dxa"/>
             <w:tcBorders>
               <w:top w:val="single" w:sz="8" w:space="0" w:color="000000"/>
               <w:left w:val="single" w:sz="8" w:space="0" w:color="000000"/>
@@ -1512,7 +1441,7 @@
         </w:tc>
         <w:tc>
           <w:tcPr>
-            <w:tcW w:w="1705" w:type="dxa"/>
+            <w:tcW w:w="1872" w:type="dxa"/>
             <w:tcBorders>
               <w:top w:val="single" w:sz="8" w:space="0" w:color="000000"/>
               <w:left w:val="single" w:sz="8" w:space="0" w:color="000000"/>
@@ -1786,6 +1715,119 @@
     </w:lvl>
   </w:abstractNum>
   <w:abstractNum w:abstractNumId="1" w15:restartNumberingAfterBreak="0">
+    <w:nsid w:val="01BD61BA"/>
+    <w:multiLevelType w:val="hybridMultilevel"/>
+    <w:tmpl w:val="DE68B8AA"/>
+    <w:lvl w:ilvl="0" w:tplc="04090001">
+      <w:start w:val="1"/>
+      <w:numFmt w:val="bullet"/>
+      <w:lvlText w:val=""/>
+      <w:lvlJc w:val="left"/>
+      <w:pPr>
+        <w:ind w:left="720" w:hanging="360"/>
+      </w:pPr>
+      <w:rPr>
+        <w:rFonts w:ascii="Symbol" w:hAnsi="Symbol" w:hint="default"/>
+      </w:rPr>
+    </w:lvl>
+    <w:lvl w:ilvl="1" w:tplc="04090003" w:tentative="1">
+      <w:start w:val="1"/>
+      <w:numFmt w:val="bullet"/>
+      <w:lvlText w:val="o"/>
+      <w:lvlJc w:val="left"/>
+      <w:pPr>
+        <w:ind w:left="1440" w:hanging="360"/>
+      </w:pPr>
+      <w:rPr>
+        <w:rFonts w:ascii="Courier New" w:hAnsi="Courier New" w:cs="Courier New" w:hint="default"/>
+      </w:rPr>
+    </w:lvl>
+    <w:lvl w:ilvl="2" w:tplc="04090005" w:tentative="1">
+      <w:start w:val="1"/>
+      <w:numFmt w:val="bullet"/>
+      <w:lvlText w:val=""/>
+      <w:lvlJc w:val="left"/>
+      <w:pPr>
+        <w:ind w:left="2160" w:hanging="360"/>
+      </w:pPr>
+      <w:rPr>
+        <w:rFonts w:ascii="Wingdings" w:hAnsi="Wingdings" w:hint="default"/>
+      </w:rPr>
+    </w:lvl>
+    <w:lvl w:ilvl="3" w:tplc="04090001" w:tentative="1">
+      <w:start w:val="1"/>
+      <w:numFmt w:val="bullet"/>
+      <w:lvlText w:val=""/>
+      <w:lvlJc w:val="left"/>
+      <w:pPr>
+        <w:ind w:left="2880" w:hanging="360"/>
+      </w:pPr>
+      <w:rPr>
+        <w:rFonts w:ascii="Symbol" w:hAnsi="Symbol" w:hint="default"/>
+      </w:rPr>
+    </w:lvl>
+    <w:lvl w:ilvl="4" w:tplc="04090003" w:tentative="1">
+      <w:start w:val="1"/>
+      <w:numFmt w:val="bullet"/>
+      <w:lvlText w:val="o"/>
+      <w:lvlJc w:val="left"/>
+      <w:pPr>
+        <w:ind w:left="3600" w:hanging="360"/>
+      </w:pPr>
+      <w:rPr>
+        <w:rFonts w:ascii="Courier New" w:hAnsi="Courier New" w:cs="Courier New" w:hint="default"/>
+      </w:rPr>
+    </w:lvl>
+    <w:lvl w:ilvl="5" w:tplc="04090005" w:tentative="1">
+      <w:start w:val="1"/>
+      <w:numFmt w:val="bullet"/>
+      <w:lvlText w:val=""/>
+      <w:lvlJc w:val="left"/>
+      <w:pPr>
+        <w:ind w:left="4320" w:hanging="360"/>
+      </w:pPr>
+      <w:rPr>
+        <w:rFonts w:ascii="Wingdings" w:hAnsi="Wingdings" w:hint="default"/>
+      </w:rPr>
+    </w:lvl>
+    <w:lvl w:ilvl="6" w:tplc="04090001" w:tentative="1">
+      <w:start w:val="1"/>
+      <w:numFmt w:val="bullet"/>
+      <w:lvlText w:val=""/>
+      <w:lvlJc w:val="left"/>
+      <w:pPr>
+        <w:ind w:left="5040" w:hanging="360"/>
+      </w:pPr>
+      <w:rPr>
+        <w:rFonts w:ascii="Symbol" w:hAnsi="Symbol" w:hint="default"/>
+      </w:rPr>
+    </w:lvl>
+    <w:lvl w:ilvl="7" w:tplc="04090003" w:tentative="1">
+      <w:start w:val="1"/>
+      <w:numFmt w:val="bullet"/>
+      <w:lvlText w:val="o"/>
+      <w:lvlJc w:val="left"/>
+      <w:pPr>
+        <w:ind w:left="5760" w:hanging="360"/>
+      </w:pPr>
+      <w:rPr>
+        <w:rFonts w:ascii="Courier New" w:hAnsi="Courier New" w:cs="Courier New" w:hint="default"/>
+      </w:rPr>
+    </w:lvl>
+    <w:lvl w:ilvl="8" w:tplc="04090005" w:tentative="1">
+      <w:start w:val="1"/>
+      <w:numFmt w:val="bullet"/>
+      <w:lvlText w:val=""/>
+      <w:lvlJc w:val="left"/>
+      <w:pPr>
+        <w:ind w:left="6480" w:hanging="360"/>
+      </w:pPr>
+      <w:rPr>
+        <w:rFonts w:ascii="Wingdings" w:hAnsi="Wingdings" w:hint="default"/>
+      </w:rPr>
+    </w:lvl>
+  </w:abstractNum>
+  <w:abstractNum w:abstractNumId="2" w15:restartNumberingAfterBreak="0">
     <w:nsid w:val="057F1964"/>
     <w:multiLevelType w:val="multilevel"/>
     <w:tmpl w:val="90B04408"/>
@@ -1934,7 +1976,7 @@
       </w:rPr>
     </w:lvl>
   </w:abstractNum>
-  <w:abstractNum w:abstractNumId="2" w15:restartNumberingAfterBreak="0">
+  <w:abstractNum w:abstractNumId="3" w15:restartNumberingAfterBreak="0">
     <w:nsid w:val="0C637342"/>
     <w:multiLevelType w:val="multilevel"/>
     <w:tmpl w:val="EE9C9EA6"/>
@@ -2083,7 +2125,7 @@
       </w:rPr>
     </w:lvl>
   </w:abstractNum>
-  <w:abstractNum w:abstractNumId="3" w15:restartNumberingAfterBreak="0">
+  <w:abstractNum w:abstractNumId="4" w15:restartNumberingAfterBreak="0">
     <w:nsid w:val="0C873FE0"/>
     <w:multiLevelType w:val="multilevel"/>
     <w:tmpl w:val="D7C8CDC0"/>
@@ -2228,7 +2270,7 @@
       </w:rPr>
     </w:lvl>
   </w:abstractNum>
-  <w:abstractNum w:abstractNumId="4" w15:restartNumberingAfterBreak="0">
+  <w:abstractNum w:abstractNumId="5" w15:restartNumberingAfterBreak="0">
     <w:nsid w:val="0C927377"/>
     <w:multiLevelType w:val="multilevel"/>
     <w:tmpl w:val="D6A6472E"/>
@@ -2341,7 +2383,7 @@
       </w:pPr>
     </w:lvl>
   </w:abstractNum>
-  <w:abstractNum w:abstractNumId="5" w15:restartNumberingAfterBreak="0">
+  <w:abstractNum w:abstractNumId="6" w15:restartNumberingAfterBreak="0">
     <w:nsid w:val="0F0F710E"/>
     <w:multiLevelType w:val="multilevel"/>
     <w:tmpl w:val="C7F47DFC"/>
@@ -2454,7 +2496,7 @@
       </w:pPr>
     </w:lvl>
   </w:abstractNum>
-  <w:abstractNum w:abstractNumId="6" w15:restartNumberingAfterBreak="0">
+  <w:abstractNum w:abstractNumId="7" w15:restartNumberingAfterBreak="0">
     <w:nsid w:val="0FE16AAD"/>
     <w:multiLevelType w:val="multilevel"/>
     <w:tmpl w:val="780829FE"/>
@@ -2603,7 +2645,7 @@
       </w:rPr>
     </w:lvl>
   </w:abstractNum>
-  <w:abstractNum w:abstractNumId="7" w15:restartNumberingAfterBreak="0">
+  <w:abstractNum w:abstractNumId="8" w15:restartNumberingAfterBreak="0">
     <w:nsid w:val="10425A85"/>
     <w:multiLevelType w:val="multilevel"/>
     <w:tmpl w:val="CD26C3EA"/>
@@ -2752,7 +2794,7 @@
       </w:rPr>
     </w:lvl>
   </w:abstractNum>
-  <w:abstractNum w:abstractNumId="8" w15:restartNumberingAfterBreak="0">
+  <w:abstractNum w:abstractNumId="9" w15:restartNumberingAfterBreak="0">
     <w:nsid w:val="10735190"/>
     <w:multiLevelType w:val="hybridMultilevel"/>
     <w:tmpl w:val="D42AF0FA"/>
@@ -2841,7 +2883,7 @@
       </w:pPr>
     </w:lvl>
   </w:abstractNum>
-  <w:abstractNum w:abstractNumId="9" w15:restartNumberingAfterBreak="0">
+  <w:abstractNum w:abstractNumId="10" w15:restartNumberingAfterBreak="0">
     <w:nsid w:val="10D74393"/>
     <w:multiLevelType w:val="hybridMultilevel"/>
     <w:tmpl w:val="646E37D8"/>
@@ -2927,7 +2969,7 @@
       </w:pPr>
     </w:lvl>
   </w:abstractNum>
-  <w:abstractNum w:abstractNumId="10" w15:restartNumberingAfterBreak="0">
+  <w:abstractNum w:abstractNumId="11" w15:restartNumberingAfterBreak="0">
     <w:nsid w:val="15564582"/>
     <w:multiLevelType w:val="multilevel"/>
     <w:tmpl w:val="7C3C904C"/>
@@ -3040,7 +3082,7 @@
       </w:pPr>
     </w:lvl>
   </w:abstractNum>
-  <w:abstractNum w:abstractNumId="11" w15:restartNumberingAfterBreak="0">
+  <w:abstractNum w:abstractNumId="12" w15:restartNumberingAfterBreak="0">
     <w:nsid w:val="155C25CB"/>
     <w:multiLevelType w:val="multilevel"/>
     <w:tmpl w:val="1E4A4092"/>
@@ -3189,7 +3231,7 @@
       </w:rPr>
     </w:lvl>
   </w:abstractNum>
-  <w:abstractNum w:abstractNumId="12" w15:restartNumberingAfterBreak="0">
+  <w:abstractNum w:abstractNumId="13" w15:restartNumberingAfterBreak="0">
     <w:nsid w:val="16863978"/>
     <w:multiLevelType w:val="multilevel"/>
     <w:tmpl w:val="01D0E324"/>
@@ -3338,7 +3380,7 @@
       </w:rPr>
     </w:lvl>
   </w:abstractNum>
-  <w:abstractNum w:abstractNumId="13" w15:restartNumberingAfterBreak="0">
+  <w:abstractNum w:abstractNumId="14" w15:restartNumberingAfterBreak="0">
     <w:nsid w:val="17931AC8"/>
     <w:multiLevelType w:val="multilevel"/>
     <w:tmpl w:val="4F20CD06"/>
@@ -3487,7 +3529,7 @@
       </w:rPr>
     </w:lvl>
   </w:abstractNum>
-  <w:abstractNum w:abstractNumId="14" w15:restartNumberingAfterBreak="0">
+  <w:abstractNum w:abstractNumId="15" w15:restartNumberingAfterBreak="0">
     <w:nsid w:val="1856637B"/>
     <w:multiLevelType w:val="multilevel"/>
     <w:tmpl w:val="68F62F8A"/>
@@ -3600,7 +3642,7 @@
       </w:pPr>
     </w:lvl>
   </w:abstractNum>
-  <w:abstractNum w:abstractNumId="15" w15:restartNumberingAfterBreak="0">
+  <w:abstractNum w:abstractNumId="16" w15:restartNumberingAfterBreak="0">
     <w:nsid w:val="1C853E0B"/>
     <w:multiLevelType w:val="multilevel"/>
     <w:tmpl w:val="FDF2E270"/>
@@ -3749,7 +3791,7 @@
       </w:rPr>
     </w:lvl>
   </w:abstractNum>
-  <w:abstractNum w:abstractNumId="16" w15:restartNumberingAfterBreak="0">
+  <w:abstractNum w:abstractNumId="17" w15:restartNumberingAfterBreak="0">
     <w:nsid w:val="1CBB6B6F"/>
     <w:multiLevelType w:val="multilevel"/>
     <w:tmpl w:val="98FEC66E"/>
@@ -3898,7 +3940,7 @@
       </w:rPr>
     </w:lvl>
   </w:abstractNum>
-  <w:abstractNum w:abstractNumId="17" w15:restartNumberingAfterBreak="0">
+  <w:abstractNum w:abstractNumId="18" w15:restartNumberingAfterBreak="0">
     <w:nsid w:val="1CED72A9"/>
     <w:multiLevelType w:val="multilevel"/>
     <w:tmpl w:val="37E6EC66"/>
@@ -4047,7 +4089,7 @@
       </w:rPr>
     </w:lvl>
   </w:abstractNum>
-  <w:abstractNum w:abstractNumId="18" w15:restartNumberingAfterBreak="0">
+  <w:abstractNum w:abstractNumId="19" w15:restartNumberingAfterBreak="0">
     <w:nsid w:val="20C265CE"/>
     <w:multiLevelType w:val="multilevel"/>
     <w:tmpl w:val="CD5CCDCE"/>
@@ -4160,7 +4202,7 @@
       </w:pPr>
     </w:lvl>
   </w:abstractNum>
-  <w:abstractNum w:abstractNumId="19" w15:restartNumberingAfterBreak="0">
+  <w:abstractNum w:abstractNumId="20" w15:restartNumberingAfterBreak="0">
     <w:nsid w:val="22F71639"/>
     <w:multiLevelType w:val="multilevel"/>
     <w:tmpl w:val="98880642"/>
@@ -4309,7 +4351,7 @@
       </w:rPr>
     </w:lvl>
   </w:abstractNum>
-  <w:abstractNum w:abstractNumId="20" w15:restartNumberingAfterBreak="0">
+  <w:abstractNum w:abstractNumId="21" w15:restartNumberingAfterBreak="0">
     <w:nsid w:val="24B73AAA"/>
     <w:multiLevelType w:val="hybridMultilevel"/>
     <w:tmpl w:val="4C4C890E"/>
@@ -4398,7 +4440,7 @@
       </w:pPr>
     </w:lvl>
   </w:abstractNum>
-  <w:abstractNum w:abstractNumId="21" w15:restartNumberingAfterBreak="0">
+  <w:abstractNum w:abstractNumId="22" w15:restartNumberingAfterBreak="0">
     <w:nsid w:val="2A722569"/>
     <w:multiLevelType w:val="multilevel"/>
     <w:tmpl w:val="ED5A290E"/>
@@ -4547,7 +4589,7 @@
       </w:rPr>
     </w:lvl>
   </w:abstractNum>
-  <w:abstractNum w:abstractNumId="22" w15:restartNumberingAfterBreak="0">
+  <w:abstractNum w:abstractNumId="23" w15:restartNumberingAfterBreak="0">
     <w:nsid w:val="2D4144CE"/>
     <w:multiLevelType w:val="multilevel"/>
     <w:tmpl w:val="CDC0FEB0"/>
@@ -4696,7 +4738,7 @@
       </w:rPr>
     </w:lvl>
   </w:abstractNum>
-  <w:abstractNum w:abstractNumId="23" w15:restartNumberingAfterBreak="0">
+  <w:abstractNum w:abstractNumId="24" w15:restartNumberingAfterBreak="0">
     <w:nsid w:val="2EFF2066"/>
     <w:multiLevelType w:val="multilevel"/>
     <w:tmpl w:val="50B21620"/>
@@ -4809,7 +4851,93 @@
       </w:pPr>
     </w:lvl>
   </w:abstractNum>
-  <w:abstractNum w:abstractNumId="24" w15:restartNumberingAfterBreak="0">
+  <w:abstractNum w:abstractNumId="25" w15:restartNumberingAfterBreak="0">
+    <w:nsid w:val="31152B46"/>
+    <w:multiLevelType w:val="hybridMultilevel"/>
+    <w:tmpl w:val="B39C14EA"/>
+    <w:lvl w:ilvl="0" w:tplc="0409000F">
+      <w:start w:val="1"/>
+      <w:numFmt w:val="decimal"/>
+      <w:lvlText w:val="%1."/>
+      <w:lvlJc w:val="left"/>
+      <w:pPr>
+        <w:ind w:left="720" w:hanging="360"/>
+      </w:pPr>
+    </w:lvl>
+    <w:lvl w:ilvl="1" w:tplc="04090019" w:tentative="1">
+      <w:start w:val="1"/>
+      <w:numFmt w:val="lowerLetter"/>
+      <w:lvlText w:val="%2."/>
+      <w:lvlJc w:val="left"/>
+      <w:pPr>
+        <w:ind w:left="1440" w:hanging="360"/>
+      </w:pPr>
+    </w:lvl>
+    <w:lvl w:ilvl="2" w:tplc="0409001B" w:tentative="1">
+      <w:start w:val="1"/>
+      <w:numFmt w:val="lowerRoman"/>
+      <w:lvlText w:val="%3."/>
+      <w:lvlJc w:val="right"/>
+      <w:pPr>
+        <w:ind w:left="2160" w:hanging="180"/>
+      </w:pPr>
+    </w:lvl>
+    <w:lvl w:ilvl="3" w:tplc="0409000F" w:tentative="1">
+      <w:start w:val="1"/>
+      <w:numFmt w:val="decimal"/>
+      <w:lvlText w:val="%4."/>
+      <w:lvlJc w:val="left"/>
+      <w:pPr>
+        <w:ind w:left="2880" w:hanging="360"/>
+      </w:pPr>
+    </w:lvl>
+    <w:lvl w:ilvl="4" w:tplc="04090019" w:tentative="1">
+      <w:start w:val="1"/>
+      <w:numFmt w:val="lowerLetter"/>
+      <w:lvlText w:val="%5."/>
+      <w:lvlJc w:val="left"/>
+      <w:pPr>
+        <w:ind w:left="3600" w:hanging="360"/>
+      </w:pPr>
+    </w:lvl>
+    <w:lvl w:ilvl="5" w:tplc="0409001B" w:tentative="1">
+      <w:start w:val="1"/>
+      <w:numFmt w:val="lowerRoman"/>
+      <w:lvlText w:val="%6."/>
+      <w:lvlJc w:val="right"/>
+      <w:pPr>
+        <w:ind w:left="4320" w:hanging="180"/>
+      </w:pPr>
+    </w:lvl>
+    <w:lvl w:ilvl="6" w:tplc="0409000F" w:tentative="1">
+      <w:start w:val="1"/>
+      <w:numFmt w:val="decimal"/>
+      <w:lvlText w:val="%7."/>
+      <w:lvlJc w:val="left"/>
+      <w:pPr>
+        <w:ind w:left="5040" w:hanging="360"/>
+      </w:pPr>
+    </w:lvl>
+    <w:lvl w:ilvl="7" w:tplc="04090019" w:tentative="1">
+      <w:start w:val="1"/>
+      <w:numFmt w:val="lowerLetter"/>
+      <w:lvlText w:val="%8."/>
+      <w:lvlJc w:val="left"/>
+      <w:pPr>
+        <w:ind w:left="5760" w:hanging="360"/>
+      </w:pPr>
+    </w:lvl>
+    <w:lvl w:ilvl="8" w:tplc="0409001B" w:tentative="1">
+      <w:start w:val="1"/>
+      <w:numFmt w:val="lowerRoman"/>
+      <w:lvlText w:val="%9."/>
+      <w:lvlJc w:val="right"/>
+      <w:pPr>
+        <w:ind w:left="6480" w:hanging="180"/>
+      </w:pPr>
+    </w:lvl>
+  </w:abstractNum>
+  <w:abstractNum w:abstractNumId="26" w15:restartNumberingAfterBreak="0">
     <w:nsid w:val="34846B28"/>
     <w:multiLevelType w:val="multilevel"/>
     <w:tmpl w:val="6E02A64C"/>
@@ -4922,7 +5050,7 @@
       </w:pPr>
     </w:lvl>
   </w:abstractNum>
-  <w:abstractNum w:abstractNumId="25" w15:restartNumberingAfterBreak="0">
+  <w:abstractNum w:abstractNumId="27" w15:restartNumberingAfterBreak="0">
     <w:nsid w:val="38D346BE"/>
     <w:multiLevelType w:val="hybridMultilevel"/>
     <w:tmpl w:val="4C4C890E"/>
@@ -5011,7 +5139,7 @@
       </w:pPr>
     </w:lvl>
   </w:abstractNum>
-  <w:abstractNum w:abstractNumId="26" w15:restartNumberingAfterBreak="0">
+  <w:abstractNum w:abstractNumId="28" w15:restartNumberingAfterBreak="0">
     <w:nsid w:val="3B1C7325"/>
     <w:multiLevelType w:val="multilevel"/>
     <w:tmpl w:val="C99876E8"/>
@@ -5124,7 +5252,7 @@
       </w:pPr>
     </w:lvl>
   </w:abstractNum>
-  <w:abstractNum w:abstractNumId="27" w15:restartNumberingAfterBreak="0">
+  <w:abstractNum w:abstractNumId="29" w15:restartNumberingAfterBreak="0">
     <w:nsid w:val="3C235443"/>
     <w:multiLevelType w:val="multilevel"/>
     <w:tmpl w:val="4992F020"/>
@@ -5237,7 +5365,7 @@
       </w:pPr>
     </w:lvl>
   </w:abstractNum>
-  <w:abstractNum w:abstractNumId="28" w15:restartNumberingAfterBreak="0">
+  <w:abstractNum w:abstractNumId="30" w15:restartNumberingAfterBreak="0">
     <w:nsid w:val="426D13A0"/>
     <w:multiLevelType w:val="multilevel"/>
     <w:tmpl w:val="4992F020"/>
@@ -5350,7 +5478,7 @@
       </w:pPr>
     </w:lvl>
   </w:abstractNum>
-  <w:abstractNum w:abstractNumId="29" w15:restartNumberingAfterBreak="0">
+  <w:abstractNum w:abstractNumId="31" w15:restartNumberingAfterBreak="0">
     <w:nsid w:val="472F23DD"/>
     <w:multiLevelType w:val="hybridMultilevel"/>
     <w:tmpl w:val="03DEC164"/>
@@ -5463,7 +5591,7 @@
       </w:rPr>
     </w:lvl>
   </w:abstractNum>
-  <w:abstractNum w:abstractNumId="30" w15:restartNumberingAfterBreak="0">
+  <w:abstractNum w:abstractNumId="32" w15:restartNumberingAfterBreak="0">
     <w:nsid w:val="48CD376D"/>
     <w:multiLevelType w:val="multilevel"/>
     <w:tmpl w:val="2938D644"/>
@@ -5576,7 +5704,7 @@
       </w:pPr>
     </w:lvl>
   </w:abstractNum>
-  <w:abstractNum w:abstractNumId="31" w15:restartNumberingAfterBreak="0">
+  <w:abstractNum w:abstractNumId="33" w15:restartNumberingAfterBreak="0">
     <w:nsid w:val="48F76F1E"/>
     <w:multiLevelType w:val="hybridMultilevel"/>
     <w:tmpl w:val="03DEC164"/>
@@ -5689,7 +5817,7 @@
       </w:rPr>
     </w:lvl>
   </w:abstractNum>
-  <w:abstractNum w:abstractNumId="32" w15:restartNumberingAfterBreak="0">
+  <w:abstractNum w:abstractNumId="34" w15:restartNumberingAfterBreak="0">
     <w:nsid w:val="4DFE4E7F"/>
     <w:multiLevelType w:val="multilevel"/>
     <w:tmpl w:val="52F63172"/>
@@ -5802,7 +5930,7 @@
       </w:pPr>
     </w:lvl>
   </w:abstractNum>
-  <w:abstractNum w:abstractNumId="33" w15:restartNumberingAfterBreak="0">
+  <w:abstractNum w:abstractNumId="35" w15:restartNumberingAfterBreak="0">
     <w:nsid w:val="51D8212C"/>
     <w:multiLevelType w:val="multilevel"/>
     <w:tmpl w:val="947CF7C8"/>
@@ -5915,7 +6043,7 @@
       </w:pPr>
     </w:lvl>
   </w:abstractNum>
-  <w:abstractNum w:abstractNumId="34" w15:restartNumberingAfterBreak="0">
+  <w:abstractNum w:abstractNumId="36" w15:restartNumberingAfterBreak="0">
     <w:nsid w:val="5B7F6887"/>
     <w:multiLevelType w:val="multilevel"/>
     <w:tmpl w:val="84845E98"/>
@@ -6028,7 +6156,7 @@
       </w:pPr>
     </w:lvl>
   </w:abstractNum>
-  <w:abstractNum w:abstractNumId="35" w15:restartNumberingAfterBreak="0">
+  <w:abstractNum w:abstractNumId="37" w15:restartNumberingAfterBreak="0">
     <w:nsid w:val="5F3C4F5A"/>
     <w:multiLevelType w:val="multilevel"/>
     <w:tmpl w:val="EEF49AE0"/>
@@ -6177,7 +6305,7 @@
       </w:rPr>
     </w:lvl>
   </w:abstractNum>
-  <w:abstractNum w:abstractNumId="36" w15:restartNumberingAfterBreak="0">
+  <w:abstractNum w:abstractNumId="38" w15:restartNumberingAfterBreak="0">
     <w:nsid w:val="5F9D519B"/>
     <w:multiLevelType w:val="multilevel"/>
     <w:tmpl w:val="C99876E8"/>
@@ -6290,7 +6418,7 @@
       </w:pPr>
     </w:lvl>
   </w:abstractNum>
-  <w:abstractNum w:abstractNumId="37" w15:restartNumberingAfterBreak="0">
+  <w:abstractNum w:abstractNumId="39" w15:restartNumberingAfterBreak="0">
     <w:nsid w:val="61537B94"/>
     <w:multiLevelType w:val="multilevel"/>
     <w:tmpl w:val="7F0EC644"/>
@@ -6439,7 +6567,7 @@
       </w:rPr>
     </w:lvl>
   </w:abstractNum>
-  <w:abstractNum w:abstractNumId="38" w15:restartNumberingAfterBreak="0">
+  <w:abstractNum w:abstractNumId="40" w15:restartNumberingAfterBreak="0">
     <w:nsid w:val="627F7105"/>
     <w:multiLevelType w:val="multilevel"/>
     <w:tmpl w:val="4BE2A6AE"/>
@@ -6552,7 +6680,7 @@
       </w:pPr>
     </w:lvl>
   </w:abstractNum>
-  <w:abstractNum w:abstractNumId="39" w15:restartNumberingAfterBreak="0">
+  <w:abstractNum w:abstractNumId="41" w15:restartNumberingAfterBreak="0">
     <w:nsid w:val="640D0320"/>
     <w:multiLevelType w:val="multilevel"/>
     <w:tmpl w:val="290620EC"/>
@@ -6701,7 +6829,93 @@
       </w:rPr>
     </w:lvl>
   </w:abstractNum>
-  <w:abstractNum w:abstractNumId="40" w15:restartNumberingAfterBreak="0">
+  <w:abstractNum w:abstractNumId="42" w15:restartNumberingAfterBreak="0">
+    <w:nsid w:val="656641EC"/>
+    <w:multiLevelType w:val="hybridMultilevel"/>
+    <w:tmpl w:val="764CC18C"/>
+    <w:lvl w:ilvl="0" w:tplc="0409000F">
+      <w:start w:val="1"/>
+      <w:numFmt w:val="decimal"/>
+      <w:lvlText w:val="%1."/>
+      <w:lvlJc w:val="left"/>
+      <w:pPr>
+        <w:ind w:left="720" w:hanging="360"/>
+      </w:pPr>
+    </w:lvl>
+    <w:lvl w:ilvl="1" w:tplc="04090019" w:tentative="1">
+      <w:start w:val="1"/>
+      <w:numFmt w:val="lowerLetter"/>
+      <w:lvlText w:val="%2."/>
+      <w:lvlJc w:val="left"/>
+      <w:pPr>
+        <w:ind w:left="1440" w:hanging="360"/>
+      </w:pPr>
+    </w:lvl>
+    <w:lvl w:ilvl="2" w:tplc="0409001B" w:tentative="1">
+      <w:start w:val="1"/>
+      <w:numFmt w:val="lowerRoman"/>
+      <w:lvlText w:val="%3."/>
+      <w:lvlJc w:val="right"/>
+      <w:pPr>
+        <w:ind w:left="2160" w:hanging="180"/>
+      </w:pPr>
+    </w:lvl>
+    <w:lvl w:ilvl="3" w:tplc="0409000F" w:tentative="1">
+      <w:start w:val="1"/>
+      <w:numFmt w:val="decimal"/>
+      <w:lvlText w:val="%4."/>
+      <w:lvlJc w:val="left"/>
+      <w:pPr>
+        <w:ind w:left="2880" w:hanging="360"/>
+      </w:pPr>
+    </w:lvl>
+    <w:lvl w:ilvl="4" w:tplc="04090019" w:tentative="1">
+      <w:start w:val="1"/>
+      <w:numFmt w:val="lowerLetter"/>
+      <w:lvlText w:val="%5."/>
+      <w:lvlJc w:val="left"/>
+      <w:pPr>
+        <w:ind w:left="3600" w:hanging="360"/>
+      </w:pPr>
+    </w:lvl>
+    <w:lvl w:ilvl="5" w:tplc="0409001B" w:tentative="1">
+      <w:start w:val="1"/>
+      <w:numFmt w:val="lowerRoman"/>
+      <w:lvlText w:val="%6."/>
+      <w:lvlJc w:val="right"/>
+      <w:pPr>
+        <w:ind w:left="4320" w:hanging="180"/>
+      </w:pPr>
+    </w:lvl>
+    <w:lvl w:ilvl="6" w:tplc="0409000F" w:tentative="1">
+      <w:start w:val="1"/>
+      <w:numFmt w:val="decimal"/>
+      <w:lvlText w:val="%7."/>
+      <w:lvlJc w:val="left"/>
+      <w:pPr>
+        <w:ind w:left="5040" w:hanging="360"/>
+      </w:pPr>
+    </w:lvl>
+    <w:lvl w:ilvl="7" w:tplc="04090019" w:tentative="1">
+      <w:start w:val="1"/>
+      <w:numFmt w:val="lowerLetter"/>
+      <w:lvlText w:val="%8."/>
+      <w:lvlJc w:val="left"/>
+      <w:pPr>
+        <w:ind w:left="5760" w:hanging="360"/>
+      </w:pPr>
+    </w:lvl>
+    <w:lvl w:ilvl="8" w:tplc="0409001B" w:tentative="1">
+      <w:start w:val="1"/>
+      <w:numFmt w:val="lowerRoman"/>
+      <w:lvlText w:val="%9."/>
+      <w:lvlJc w:val="right"/>
+      <w:pPr>
+        <w:ind w:left="6480" w:hanging="180"/>
+      </w:pPr>
+    </w:lvl>
+  </w:abstractNum>
+  <w:abstractNum w:abstractNumId="43" w15:restartNumberingAfterBreak="0">
     <w:nsid w:val="69F36F70"/>
     <w:multiLevelType w:val="multilevel"/>
     <w:tmpl w:val="CEC85A46"/>
@@ -6850,7 +7064,7 @@
       </w:rPr>
     </w:lvl>
   </w:abstractNum>
-  <w:abstractNum w:abstractNumId="41" w15:restartNumberingAfterBreak="0">
+  <w:abstractNum w:abstractNumId="44" w15:restartNumberingAfterBreak="0">
     <w:nsid w:val="6DCC79C9"/>
     <w:multiLevelType w:val="multilevel"/>
     <w:tmpl w:val="D6B0D266"/>
@@ -6999,7 +7213,7 @@
       </w:rPr>
     </w:lvl>
   </w:abstractNum>
-  <w:abstractNum w:abstractNumId="42" w15:restartNumberingAfterBreak="0">
+  <w:abstractNum w:abstractNumId="45" w15:restartNumberingAfterBreak="0">
     <w:nsid w:val="6DE2596E"/>
     <w:multiLevelType w:val="hybridMultilevel"/>
     <w:tmpl w:val="0D9C62AE"/>
@@ -7085,7 +7299,7 @@
       </w:pPr>
     </w:lvl>
   </w:abstractNum>
-  <w:abstractNum w:abstractNumId="43" w15:restartNumberingAfterBreak="0">
+  <w:abstractNum w:abstractNumId="46" w15:restartNumberingAfterBreak="0">
     <w:nsid w:val="728536DE"/>
     <w:multiLevelType w:val="multilevel"/>
     <w:tmpl w:val="4F76F00E"/>
@@ -7198,7 +7412,7 @@
       </w:pPr>
     </w:lvl>
   </w:abstractNum>
-  <w:abstractNum w:abstractNumId="44" w15:restartNumberingAfterBreak="0">
+  <w:abstractNum w:abstractNumId="47" w15:restartNumberingAfterBreak="0">
     <w:nsid w:val="736F3872"/>
     <w:multiLevelType w:val="multilevel"/>
     <w:tmpl w:val="55C249F2"/>
@@ -7347,7 +7561,7 @@
       </w:rPr>
     </w:lvl>
   </w:abstractNum>
-  <w:abstractNum w:abstractNumId="45" w15:restartNumberingAfterBreak="0">
+  <w:abstractNum w:abstractNumId="48" w15:restartNumberingAfterBreak="0">
     <w:nsid w:val="73D87B47"/>
     <w:multiLevelType w:val="hybridMultilevel"/>
     <w:tmpl w:val="4C4C890E"/>
@@ -7436,7 +7650,7 @@
       </w:pPr>
     </w:lvl>
   </w:abstractNum>
-  <w:abstractNum w:abstractNumId="46" w15:restartNumberingAfterBreak="0">
+  <w:abstractNum w:abstractNumId="49" w15:restartNumberingAfterBreak="0">
     <w:nsid w:val="7919052C"/>
     <w:multiLevelType w:val="hybridMultilevel"/>
     <w:tmpl w:val="CA523B24"/>
@@ -7525,125 +7739,214 @@
       </w:pPr>
     </w:lvl>
   </w:abstractNum>
+  <w:abstractNum w:abstractNumId="50" w15:restartNumberingAfterBreak="0">
+    <w:nsid w:val="7D7B2BA5"/>
+    <w:multiLevelType w:val="hybridMultilevel"/>
+    <w:tmpl w:val="2CB20AAE"/>
+    <w:lvl w:ilvl="0" w:tplc="0409000F">
+      <w:start w:val="1"/>
+      <w:numFmt w:val="decimal"/>
+      <w:lvlText w:val="%1."/>
+      <w:lvlJc w:val="left"/>
+      <w:pPr>
+        <w:ind w:left="720" w:hanging="360"/>
+      </w:pPr>
+      <w:rPr>
+        <w:rFonts w:hint="default"/>
+      </w:rPr>
+    </w:lvl>
+    <w:lvl w:ilvl="1" w:tplc="04090019" w:tentative="1">
+      <w:start w:val="1"/>
+      <w:numFmt w:val="lowerLetter"/>
+      <w:lvlText w:val="%2."/>
+      <w:lvlJc w:val="left"/>
+      <w:pPr>
+        <w:ind w:left="1440" w:hanging="360"/>
+      </w:pPr>
+    </w:lvl>
+    <w:lvl w:ilvl="2" w:tplc="0409001B" w:tentative="1">
+      <w:start w:val="1"/>
+      <w:numFmt w:val="lowerRoman"/>
+      <w:lvlText w:val="%3."/>
+      <w:lvlJc w:val="right"/>
+      <w:pPr>
+        <w:ind w:left="2160" w:hanging="180"/>
+      </w:pPr>
+    </w:lvl>
+    <w:lvl w:ilvl="3" w:tplc="0409000F" w:tentative="1">
+      <w:start w:val="1"/>
+      <w:numFmt w:val="decimal"/>
+      <w:lvlText w:val="%4."/>
+      <w:lvlJc w:val="left"/>
+      <w:pPr>
+        <w:ind w:left="2880" w:hanging="360"/>
+      </w:pPr>
+    </w:lvl>
+    <w:lvl w:ilvl="4" w:tplc="04090019" w:tentative="1">
+      <w:start w:val="1"/>
+      <w:numFmt w:val="lowerLetter"/>
+      <w:lvlText w:val="%5."/>
+      <w:lvlJc w:val="left"/>
+      <w:pPr>
+        <w:ind w:left="3600" w:hanging="360"/>
+      </w:pPr>
+    </w:lvl>
+    <w:lvl w:ilvl="5" w:tplc="0409001B" w:tentative="1">
+      <w:start w:val="1"/>
+      <w:numFmt w:val="lowerRoman"/>
+      <w:lvlText w:val="%6."/>
+      <w:lvlJc w:val="right"/>
+      <w:pPr>
+        <w:ind w:left="4320" w:hanging="180"/>
+      </w:pPr>
+    </w:lvl>
+    <w:lvl w:ilvl="6" w:tplc="0409000F" w:tentative="1">
+      <w:start w:val="1"/>
+      <w:numFmt w:val="decimal"/>
+      <w:lvlText w:val="%7."/>
+      <w:lvlJc w:val="left"/>
+      <w:pPr>
+        <w:ind w:left="5040" w:hanging="360"/>
+      </w:pPr>
+    </w:lvl>
+    <w:lvl w:ilvl="7" w:tplc="04090019" w:tentative="1">
+      <w:start w:val="1"/>
+      <w:numFmt w:val="lowerLetter"/>
+      <w:lvlText w:val="%8."/>
+      <w:lvlJc w:val="left"/>
+      <w:pPr>
+        <w:ind w:left="5760" w:hanging="360"/>
+      </w:pPr>
+    </w:lvl>
+    <w:lvl w:ilvl="8" w:tplc="0409001B" w:tentative="1">
+      <w:start w:val="1"/>
+      <w:numFmt w:val="lowerRoman"/>
+      <w:lvlText w:val="%9."/>
+      <w:lvlJc w:val="right"/>
+      <w:pPr>
+        <w:ind w:left="6480" w:hanging="180"/>
+      </w:pPr>
+    </w:lvl>
+  </w:abstractNum>
   <w:num w:numId="1" w16cid:durableId="953443745">
+    <w:abstractNumId w:val="10"/>
+  </w:num>
+  <w:num w:numId="2" w16cid:durableId="1489975285">
     <w:abstractNumId w:val="9"/>
   </w:num>
-  <w:num w:numId="2" w16cid:durableId="1489975285">
-    <w:abstractNumId w:val="8"/>
+  <w:num w:numId="3" w16cid:durableId="1340504712">
+    <w:abstractNumId w:val="13"/>
   </w:num>
-  <w:num w:numId="3" w16cid:durableId="1340504712">
+  <w:num w:numId="4" w16cid:durableId="481194832">
+    <w:abstractNumId w:val="23"/>
+  </w:num>
+  <w:num w:numId="5" w16cid:durableId="63534430">
+    <w:abstractNumId w:val="14"/>
+  </w:num>
+  <w:num w:numId="6" w16cid:durableId="546376926">
+    <w:abstractNumId w:val="38"/>
+  </w:num>
+  <w:num w:numId="7" w16cid:durableId="131025225">
+    <w:abstractNumId w:val="37"/>
+  </w:num>
+  <w:num w:numId="8" w16cid:durableId="558904022">
+    <w:abstractNumId w:val="26"/>
+  </w:num>
+  <w:num w:numId="9" w16cid:durableId="1981767433">
+    <w:abstractNumId w:val="46"/>
+  </w:num>
+  <w:num w:numId="10" w16cid:durableId="398403253">
+    <w:abstractNumId w:val="11"/>
+  </w:num>
+  <w:num w:numId="11" w16cid:durableId="179777302">
+    <w:abstractNumId w:val="24"/>
+  </w:num>
+  <w:num w:numId="12" w16cid:durableId="1165974549">
+    <w:abstractNumId w:val="6"/>
+  </w:num>
+  <w:num w:numId="13" w16cid:durableId="1957176815">
+    <w:abstractNumId w:val="40"/>
+  </w:num>
+  <w:num w:numId="14" w16cid:durableId="549001344">
+    <w:abstractNumId w:val="47"/>
+  </w:num>
+  <w:num w:numId="15" w16cid:durableId="384453035">
+    <w:abstractNumId w:val="15"/>
+  </w:num>
+  <w:num w:numId="16" w16cid:durableId="584387679">
+    <w:abstractNumId w:val="41"/>
+  </w:num>
+  <w:num w:numId="17" w16cid:durableId="1056389349">
+    <w:abstractNumId w:val="35"/>
+  </w:num>
+  <w:num w:numId="18" w16cid:durableId="1121026007">
+    <w:abstractNumId w:val="36"/>
+  </w:num>
+  <w:num w:numId="19" w16cid:durableId="1640576430">
+    <w:abstractNumId w:val="30"/>
+  </w:num>
+  <w:num w:numId="20" w16cid:durableId="175195030">
+    <w:abstractNumId w:val="19"/>
+  </w:num>
+  <w:num w:numId="21" w16cid:durableId="1476295277">
     <w:abstractNumId w:val="12"/>
   </w:num>
-  <w:num w:numId="4" w16cid:durableId="481194832">
-    <w:abstractNumId w:val="22"/>
-  </w:num>
-  <w:num w:numId="5" w16cid:durableId="63534430">
-    <w:abstractNumId w:val="13"/>
-  </w:num>
-  <w:num w:numId="6" w16cid:durableId="546376926">
-    <w:abstractNumId w:val="36"/>
-  </w:num>
-  <w:num w:numId="7" w16cid:durableId="131025225">
-    <w:abstractNumId w:val="35"/>
-  </w:num>
-  <w:num w:numId="8" w16cid:durableId="558904022">
-    <w:abstractNumId w:val="24"/>
-  </w:num>
-  <w:num w:numId="9" w16cid:durableId="1981767433">
-    <w:abstractNumId w:val="43"/>
-  </w:num>
-  <w:num w:numId="10" w16cid:durableId="398403253">
-    <w:abstractNumId w:val="10"/>
-  </w:num>
-  <w:num w:numId="11" w16cid:durableId="179777302">
-    <w:abstractNumId w:val="23"/>
-  </w:num>
-  <w:num w:numId="12" w16cid:durableId="1165974549">
-    <w:abstractNumId w:val="5"/>
-  </w:num>
-  <w:num w:numId="13" w16cid:durableId="1957176815">
-    <w:abstractNumId w:val="38"/>
-  </w:num>
-  <w:num w:numId="14" w16cid:durableId="549001344">
+  <w:num w:numId="22" w16cid:durableId="610016934">
     <w:abstractNumId w:val="44"/>
-  </w:num>
-  <w:num w:numId="15" w16cid:durableId="384453035">
-    <w:abstractNumId w:val="14"/>
-  </w:num>
-  <w:num w:numId="16" w16cid:durableId="584387679">
-    <w:abstractNumId w:val="39"/>
-  </w:num>
-  <w:num w:numId="17" w16cid:durableId="1056389349">
-    <w:abstractNumId w:val="33"/>
-  </w:num>
-  <w:num w:numId="18" w16cid:durableId="1121026007">
-    <w:abstractNumId w:val="34"/>
-  </w:num>
-  <w:num w:numId="19" w16cid:durableId="1640576430">
-    <w:abstractNumId w:val="28"/>
-  </w:num>
-  <w:num w:numId="20" w16cid:durableId="175195030">
-    <w:abstractNumId w:val="18"/>
-  </w:num>
-  <w:num w:numId="21" w16cid:durableId="1476295277">
-    <w:abstractNumId w:val="11"/>
-  </w:num>
-  <w:num w:numId="22" w16cid:durableId="610016934">
-    <w:abstractNumId w:val="41"/>
   </w:num>
   <w:num w:numId="23" w16cid:durableId="1558128045">
     <w:abstractNumId w:val="0"/>
   </w:num>
   <w:num w:numId="24" w16cid:durableId="869487429">
-    <w:abstractNumId w:val="1"/>
+    <w:abstractNumId w:val="2"/>
   </w:num>
   <w:num w:numId="25" w16cid:durableId="950864947">
-    <w:abstractNumId w:val="30"/>
+    <w:abstractNumId w:val="32"/>
   </w:num>
   <w:num w:numId="26" w16cid:durableId="723528897">
-    <w:abstractNumId w:val="19"/>
+    <w:abstractNumId w:val="20"/>
   </w:num>
   <w:num w:numId="27" w16cid:durableId="1175655407">
+    <w:abstractNumId w:val="22"/>
+  </w:num>
+  <w:num w:numId="28" w16cid:durableId="1073969448">
+    <w:abstractNumId w:val="8"/>
+  </w:num>
+  <w:num w:numId="29" w16cid:durableId="442919269">
+    <w:abstractNumId w:val="34"/>
+  </w:num>
+  <w:num w:numId="30" w16cid:durableId="1486510809">
+    <w:abstractNumId w:val="18"/>
+  </w:num>
+  <w:num w:numId="31" w16cid:durableId="715199622">
+    <w:abstractNumId w:val="7"/>
+  </w:num>
+  <w:num w:numId="32" w16cid:durableId="2025552387">
+    <w:abstractNumId w:val="3"/>
+  </w:num>
+  <w:num w:numId="33" w16cid:durableId="1522863813">
+    <w:abstractNumId w:val="43"/>
+  </w:num>
+  <w:num w:numId="34" w16cid:durableId="1692758747">
+    <w:abstractNumId w:val="39"/>
+  </w:num>
+  <w:num w:numId="35" w16cid:durableId="566065764">
+    <w:abstractNumId w:val="5"/>
+  </w:num>
+  <w:num w:numId="36" w16cid:durableId="176846594">
+    <w:abstractNumId w:val="49"/>
+  </w:num>
+  <w:num w:numId="37" w16cid:durableId="1202403600">
     <w:abstractNumId w:val="21"/>
   </w:num>
-  <w:num w:numId="28" w16cid:durableId="1073969448">
-    <w:abstractNumId w:val="7"/>
-  </w:num>
-  <w:num w:numId="29" w16cid:durableId="442919269">
-    <w:abstractNumId w:val="32"/>
-  </w:num>
-  <w:num w:numId="30" w16cid:durableId="1486510809">
-    <w:abstractNumId w:val="17"/>
-  </w:num>
-  <w:num w:numId="31" w16cid:durableId="715199622">
-    <w:abstractNumId w:val="6"/>
-  </w:num>
-  <w:num w:numId="32" w16cid:durableId="2025552387">
-    <w:abstractNumId w:val="2"/>
-  </w:num>
-  <w:num w:numId="33" w16cid:durableId="1522863813">
-    <w:abstractNumId w:val="40"/>
-  </w:num>
-  <w:num w:numId="34" w16cid:durableId="1692758747">
-    <w:abstractNumId w:val="37"/>
-  </w:num>
-  <w:num w:numId="35" w16cid:durableId="566065764">
-    <w:abstractNumId w:val="4"/>
-  </w:num>
-  <w:num w:numId="36" w16cid:durableId="176846594">
-    <w:abstractNumId w:val="46"/>
-  </w:num>
-  <w:num w:numId="37" w16cid:durableId="1202403600">
-    <w:abstractNumId w:val="20"/>
-  </w:num>
   <w:num w:numId="38" w16cid:durableId="101195959">
-    <w:abstractNumId w:val="29"/>
+    <w:abstractNumId w:val="31"/>
   </w:num>
   <w:num w:numId="39" w16cid:durableId="395199757">
-    <w:abstractNumId w:val="31"/>
+    <w:abstractNumId w:val="33"/>
   </w:num>
   <w:num w:numId="40" w16cid:durableId="287975869">
-    <w:abstractNumId w:val="42"/>
+    <w:abstractNumId w:val="45"/>
     <w:lvlOverride w:ilvl="0">
       <w:startOverride w:val="1"/>
     </w:lvlOverride>
@@ -7673,25 +7976,37 @@
     </w:lvlOverride>
   </w:num>
   <w:num w:numId="41" w16cid:durableId="791243524">
-    <w:abstractNumId w:val="45"/>
+    <w:abstractNumId w:val="48"/>
   </w:num>
   <w:num w:numId="42" w16cid:durableId="1533764241">
-    <w:abstractNumId w:val="3"/>
+    <w:abstractNumId w:val="4"/>
   </w:num>
   <w:num w:numId="43" w16cid:durableId="856696896">
+    <w:abstractNumId w:val="27"/>
+  </w:num>
+  <w:num w:numId="44" w16cid:durableId="541671923">
+    <w:abstractNumId w:val="28"/>
+  </w:num>
+  <w:num w:numId="45" w16cid:durableId="1158689356">
+    <w:abstractNumId w:val="29"/>
+  </w:num>
+  <w:num w:numId="46" w16cid:durableId="2118677792">
+    <w:abstractNumId w:val="17"/>
+  </w:num>
+  <w:num w:numId="47" w16cid:durableId="1042248224">
+    <w:abstractNumId w:val="16"/>
+  </w:num>
+  <w:num w:numId="48" w16cid:durableId="15159541">
+    <w:abstractNumId w:val="1"/>
+  </w:num>
+  <w:num w:numId="49" w16cid:durableId="2069379238">
+    <w:abstractNumId w:val="42"/>
+  </w:num>
+  <w:num w:numId="50" w16cid:durableId="2008288257">
     <w:abstractNumId w:val="25"/>
   </w:num>
-  <w:num w:numId="44" w16cid:durableId="541671923">
-    <w:abstractNumId w:val="26"/>
-  </w:num>
-  <w:num w:numId="45" w16cid:durableId="1158689356">
-    <w:abstractNumId w:val="27"/>
-  </w:num>
-  <w:num w:numId="46" w16cid:durableId="2118677792">
-    <w:abstractNumId w:val="16"/>
-  </w:num>
-  <w:num w:numId="47" w16cid:durableId="1042248224">
-    <w:abstractNumId w:val="15"/>
+  <w:num w:numId="51" w16cid:durableId="1821342114">
+    <w:abstractNumId w:val="50"/>
   </w:num>
   <w:numIdMacAtCleanup w:val="47"/>
 </w:numbering>

--- a/res/curation_log_template.docx
+++ b/res/curation_log_template.docx
@@ -83,16 +83,11 @@
             <w:r>
               <w:t xml:space="preserve"> {{ </w:t>
             </w:r>
-            <w:proofErr w:type="spellStart"/>
             <w:r>
               <w:t>project_metadata</w:t>
             </w:r>
             <w:r>
-              <w:t>.ticket_number</w:t>
-            </w:r>
-            <w:proofErr w:type="spellEnd"/>
-            <w:r>
-              <w:t xml:space="preserve"> }}</w:t>
+              <w:t>.ticket_number }}</w:t>
             </w:r>
           </w:p>
         </w:tc>
@@ -114,16 +109,11 @@
             <w:r>
               <w:t xml:space="preserve"> {{ </w:t>
             </w:r>
-            <w:proofErr w:type="spellStart"/>
             <w:r>
               <w:t>project_metadata</w:t>
             </w:r>
             <w:r>
-              <w:t>.curator_name</w:t>
-            </w:r>
-            <w:proofErr w:type="spellEnd"/>
-            <w:r>
-              <w:t xml:space="preserve"> }}</w:t>
+              <w:t>.curator_name }}</w:t>
             </w:r>
           </w:p>
         </w:tc>
@@ -147,16 +137,11 @@
             <w:r>
               <w:t xml:space="preserve"> {{ </w:t>
             </w:r>
-            <w:proofErr w:type="spellStart"/>
             <w:r>
               <w:t>project_metadata</w:t>
             </w:r>
             <w:r>
-              <w:t>.curator_email</w:t>
-            </w:r>
-            <w:proofErr w:type="spellEnd"/>
-            <w:r>
-              <w:t xml:space="preserve"> }}</w:t>
+              <w:t>.curator_email }}</w:t>
             </w:r>
           </w:p>
         </w:tc>
@@ -181,22 +166,18 @@
             <w:r>
               <w:t xml:space="preserve"> {{ </w:t>
             </w:r>
-            <w:proofErr w:type="spellStart"/>
             <w:r>
               <w:t>project_metadata</w:t>
             </w:r>
-            <w:proofErr w:type="spellEnd"/>
             <w:r>
               <w:t>.</w:t>
             </w:r>
-            <w:proofErr w:type="spellStart"/>
             <w:r>
               <w:rPr>
                 <w:lang w:val="en-US"/>
               </w:rPr>
               <w:t>dataset_title</w:t>
             </w:r>
-            <w:proofErr w:type="spellEnd"/>
             <w:r>
               <w:t xml:space="preserve"> }}</w:t>
             </w:r>
@@ -225,22 +206,18 @@
             <w:r>
               <w:t xml:space="preserve"> {{ </w:t>
             </w:r>
-            <w:proofErr w:type="spellStart"/>
             <w:r>
               <w:t>project_metadata</w:t>
             </w:r>
-            <w:proofErr w:type="spellEnd"/>
             <w:r>
               <w:t>.</w:t>
             </w:r>
-            <w:proofErr w:type="spellStart"/>
             <w:r>
               <w:rPr>
                 <w:lang w:val="en-US"/>
               </w:rPr>
               <w:t>dataset_pid</w:t>
             </w:r>
-            <w:proofErr w:type="spellEnd"/>
             <w:r>
               <w:t xml:space="preserve"> }}</w:t>
             </w:r>
@@ -268,24 +245,17 @@
               <w:t xml:space="preserve"> {{</w:t>
             </w:r>
             <w:r>
-              <w:t xml:space="preserve"> </w:t>
-            </w:r>
-            <w:proofErr w:type="spellStart"/>
-            <w:r>
-              <w:t>project_metadata</w:t>
-            </w:r>
-            <w:proofErr w:type="spellEnd"/>
+              <w:t xml:space="preserve"> project_metadata</w:t>
+            </w:r>
             <w:r>
               <w:t>.</w:t>
             </w:r>
-            <w:proofErr w:type="spellStart"/>
             <w:r>
               <w:rPr>
                 <w:lang w:val="en-US"/>
               </w:rPr>
               <w:t>dataset_id</w:t>
             </w:r>
-            <w:proofErr w:type="spellEnd"/>
             <w:r>
               <w:t xml:space="preserve"> }}</w:t>
             </w:r>
@@ -315,24 +285,17 @@
               <w:t xml:space="preserve"> {{</w:t>
             </w:r>
             <w:r>
-              <w:t xml:space="preserve"> </w:t>
-            </w:r>
-            <w:proofErr w:type="spellStart"/>
-            <w:r>
-              <w:t>project_metadata</w:t>
-            </w:r>
-            <w:proofErr w:type="spellEnd"/>
+              <w:t xml:space="preserve"> project_metadata</w:t>
+            </w:r>
             <w:r>
               <w:t>.</w:t>
             </w:r>
-            <w:proofErr w:type="spellStart"/>
             <w:r>
               <w:rPr>
                 <w:lang w:val="en-US"/>
               </w:rPr>
               <w:t>dataset_url</w:t>
             </w:r>
-            <w:proofErr w:type="spellEnd"/>
             <w:r>
               <w:t xml:space="preserve"> }}</w:t>
             </w:r>
@@ -361,17 +324,11 @@
               <w:t xml:space="preserve"> {{</w:t>
             </w:r>
             <w:r>
-              <w:t xml:space="preserve"> </w:t>
-            </w:r>
-            <w:proofErr w:type="spellStart"/>
-            <w:r>
-              <w:t>project_metadata</w:t>
-            </w:r>
-            <w:proofErr w:type="spellEnd"/>
+              <w:t xml:space="preserve"> project_metadata</w:t>
+            </w:r>
             <w:r>
               <w:t>.</w:t>
             </w:r>
-            <w:proofErr w:type="spellStart"/>
             <w:r>
               <w:rPr>
                 <w:rFonts w:hint="eastAsia"/>
@@ -379,7 +336,6 @@
               </w:rPr>
               <w:t>dataset_path</w:t>
             </w:r>
-            <w:proofErr w:type="spellEnd"/>
             <w:r>
               <w:t xml:space="preserve"> }}</w:t>
             </w:r>
@@ -408,22 +364,15 @@
             <w:r>
               <w:t xml:space="preserve"> {{ </w:t>
             </w:r>
-            <w:proofErr w:type="spellStart"/>
-            <w:r>
-              <w:t>project_metadata</w:t>
-            </w:r>
-            <w:proofErr w:type="spellEnd"/>
-            <w:r>
-              <w:t>.</w:t>
-            </w:r>
-            <w:proofErr w:type="spellStart"/>
+            <w:r>
+              <w:t>project_metadata.</w:t>
+            </w:r>
             <w:r>
               <w:rPr>
                 <w:lang w:val="en-US"/>
               </w:rPr>
               <w:t>log_init_date</w:t>
             </w:r>
-            <w:proofErr w:type="spellEnd"/>
             <w:r>
               <w:t xml:space="preserve"> }}</w:t>
             </w:r>
@@ -451,22 +400,18 @@
             <w:r>
               <w:t xml:space="preserve"> {{ </w:t>
             </w:r>
-            <w:proofErr w:type="spellStart"/>
             <w:r>
               <w:t>project_metadata</w:t>
             </w:r>
-            <w:proofErr w:type="spellEnd"/>
             <w:r>
               <w:t>.</w:t>
             </w:r>
-            <w:proofErr w:type="spellStart"/>
             <w:r>
               <w:rPr>
                 <w:lang w:val="en-US"/>
               </w:rPr>
               <w:t>last_modified_datetime</w:t>
             </w:r>
-            <w:proofErr w:type="spellEnd"/>
             <w:r>
               <w:t xml:space="preserve"> }}</w:t>
             </w:r>
@@ -478,6 +423,7 @@
     <w:tbl>
       <w:tblPr>
         <w:tblW w:w="22407" w:type="dxa"/>
+        <w:tblLayout w:type="fixed"/>
         <w:tblCellMar>
           <w:top w:w="15" w:type="dxa"/>
           <w:left w:w="15" w:type="dxa"/>
@@ -487,13 +433,13 @@
         <w:tblLook w:val="04A0" w:firstRow="1" w:lastRow="0" w:firstColumn="1" w:lastColumn="0" w:noHBand="0" w:noVBand="1"/>
       </w:tblPr>
       <w:tblGrid>
-        <w:gridCol w:w="1213"/>
-        <w:gridCol w:w="4537"/>
-        <w:gridCol w:w="5580"/>
-        <w:gridCol w:w="1620"/>
-        <w:gridCol w:w="5490"/>
-        <w:gridCol w:w="1872"/>
-        <w:gridCol w:w="2095"/>
+        <w:gridCol w:w="620"/>
+        <w:gridCol w:w="5018"/>
+        <w:gridCol w:w="6232"/>
+        <w:gridCol w:w="883"/>
+        <w:gridCol w:w="7487"/>
+        <w:gridCol w:w="1170"/>
+        <w:gridCol w:w="997"/>
       </w:tblGrid>
       <w:tr>
         <w:trPr>
@@ -502,7 +448,7 @@
         </w:trPr>
         <w:tc>
           <w:tcPr>
-            <w:tcW w:w="0" w:type="auto"/>
+            <w:tcW w:w="620" w:type="dxa"/>
             <w:tcBorders>
               <w:top w:val="single" w:sz="8" w:space="0" w:color="000000"/>
               <w:left w:val="single" w:sz="8" w:space="0" w:color="000000"/>
@@ -536,7 +482,7 @@
         </w:tc>
         <w:tc>
           <w:tcPr>
-            <w:tcW w:w="4537" w:type="dxa"/>
+            <w:tcW w:w="5018" w:type="dxa"/>
             <w:tcBorders>
               <w:top w:val="single" w:sz="8" w:space="0" w:color="000000"/>
               <w:left w:val="single" w:sz="8" w:space="0" w:color="000000"/>
@@ -570,12 +516,10 @@
         </w:tc>
         <w:tc>
           <w:tcPr>
-            <w:tcW w:w="5580" w:type="dxa"/>
+            <w:tcW w:w="6232" w:type="dxa"/>
             <w:tcBorders>
               <w:top w:val="single" w:sz="4" w:space="0" w:color="auto"/>
-              <w:left w:val="single" w:sz="4" w:space="0" w:color="auto"/>
               <w:bottom w:val="single" w:sz="4" w:space="0" w:color="auto"/>
-              <w:right w:val="single" w:sz="4" w:space="0" w:color="auto"/>
             </w:tcBorders>
             <w:shd w:val="clear" w:color="auto" w:fill="1E3765"/>
           </w:tcPr>
@@ -597,7 +541,7 @@
         </w:tc>
         <w:tc>
           <w:tcPr>
-            <w:tcW w:w="1620" w:type="dxa"/>
+            <w:tcW w:w="883" w:type="dxa"/>
             <w:tcBorders>
               <w:top w:val="single" w:sz="8" w:space="0" w:color="000000"/>
               <w:left w:val="single" w:sz="4" w:space="0" w:color="auto"/>
@@ -631,7 +575,7 @@
         </w:tc>
         <w:tc>
           <w:tcPr>
-            <w:tcW w:w="5490" w:type="dxa"/>
+            <w:tcW w:w="7487" w:type="dxa"/>
             <w:tcBorders>
               <w:top w:val="single" w:sz="8" w:space="0" w:color="000000"/>
               <w:left w:val="single" w:sz="8" w:space="0" w:color="000000"/>
@@ -665,7 +609,7 @@
         </w:tc>
         <w:tc>
           <w:tcPr>
-            <w:tcW w:w="1872" w:type="dxa"/>
+            <w:tcW w:w="1170" w:type="dxa"/>
             <w:tcBorders>
               <w:top w:val="single" w:sz="8" w:space="0" w:color="000000"/>
               <w:left w:val="single" w:sz="8" w:space="0" w:color="000000"/>
@@ -699,7 +643,7 @@
         </w:tc>
         <w:tc>
           <w:tcPr>
-            <w:tcW w:w="2095" w:type="dxa"/>
+            <w:tcW w:w="997" w:type="dxa"/>
             <w:tcBorders>
               <w:top w:val="single" w:sz="8" w:space="0" w:color="000000"/>
               <w:left w:val="single" w:sz="8" w:space="0" w:color="000000"/>
@@ -753,7 +697,7 @@
         </w:trPr>
         <w:tc>
           <w:tcPr>
-            <w:tcW w:w="0" w:type="auto"/>
+            <w:tcW w:w="620" w:type="dxa"/>
             <w:tcBorders>
               <w:top w:val="single" w:sz="8" w:space="0" w:color="000000"/>
               <w:left w:val="single" w:sz="8" w:space="0" w:color="000000"/>
@@ -822,7 +766,7 @@
         </w:tc>
         <w:tc>
           <w:tcPr>
-            <w:tcW w:w="4537" w:type="dxa"/>
+            <w:tcW w:w="5018" w:type="dxa"/>
             <w:tcBorders>
               <w:top w:val="single" w:sz="8" w:space="0" w:color="000000"/>
               <w:left w:val="single" w:sz="8" w:space="0" w:color="000000"/>
@@ -847,12 +791,10 @@
         </w:tc>
         <w:tc>
           <w:tcPr>
-            <w:tcW w:w="5580" w:type="dxa"/>
+            <w:tcW w:w="6232" w:type="dxa"/>
             <w:tcBorders>
               <w:top w:val="single" w:sz="4" w:space="0" w:color="auto"/>
-              <w:left w:val="single" w:sz="4" w:space="0" w:color="auto"/>
               <w:bottom w:val="single" w:sz="4" w:space="0" w:color="auto"/>
-              <w:right w:val="single" w:sz="4" w:space="0" w:color="auto"/>
             </w:tcBorders>
           </w:tcPr>
           <w:p>
@@ -866,7 +808,7 @@
         </w:tc>
         <w:tc>
           <w:tcPr>
-            <w:tcW w:w="1620" w:type="dxa"/>
+            <w:tcW w:w="883" w:type="dxa"/>
             <w:tcBorders>
               <w:top w:val="single" w:sz="8" w:space="0" w:color="000000"/>
               <w:left w:val="single" w:sz="4" w:space="0" w:color="auto"/>
@@ -891,7 +833,7 @@
         </w:tc>
         <w:tc>
           <w:tcPr>
-            <w:tcW w:w="5490" w:type="dxa"/>
+            <w:tcW w:w="7487" w:type="dxa"/>
             <w:tcBorders>
               <w:top w:val="single" w:sz="8" w:space="0" w:color="000000"/>
               <w:left w:val="single" w:sz="8" w:space="0" w:color="000000"/>
@@ -909,7 +851,7 @@
         </w:tc>
         <w:tc>
           <w:tcPr>
-            <w:tcW w:w="1872" w:type="dxa"/>
+            <w:tcW w:w="1170" w:type="dxa"/>
             <w:tcBorders>
               <w:top w:val="single" w:sz="8" w:space="0" w:color="000000"/>
               <w:left w:val="single" w:sz="8" w:space="0" w:color="000000"/>
@@ -927,7 +869,7 @@
         </w:tc>
         <w:tc>
           <w:tcPr>
-            <w:tcW w:w="2095" w:type="dxa"/>
+            <w:tcW w:w="997" w:type="dxa"/>
             <w:tcBorders>
               <w:top w:val="single" w:sz="8" w:space="0" w:color="000000"/>
               <w:left w:val="single" w:sz="8" w:space="0" w:color="000000"/>
@@ -950,7 +892,7 @@
         </w:trPr>
         <w:tc>
           <w:tcPr>
-            <w:tcW w:w="0" w:type="auto"/>
+            <w:tcW w:w="620" w:type="dxa"/>
             <w:tcBorders>
               <w:top w:val="single" w:sz="8" w:space="0" w:color="000000"/>
               <w:left w:val="single" w:sz="8" w:space="0" w:color="000000"/>
@@ -981,7 +923,7 @@
         </w:tc>
         <w:tc>
           <w:tcPr>
-            <w:tcW w:w="4537" w:type="dxa"/>
+            <w:tcW w:w="5018" w:type="dxa"/>
             <w:tcBorders>
               <w:top w:val="single" w:sz="8" w:space="0" w:color="000000"/>
               <w:left w:val="single" w:sz="8" w:space="0" w:color="000000"/>
@@ -997,15 +939,7 @@
           </w:tcPr>
           <w:p>
             <w:r>
-              <w:t xml:space="preserve">{{ </w:t>
-            </w:r>
-            <w:proofErr w:type="spellStart"/>
-            <w:r>
-              <w:t>item.action</w:t>
-            </w:r>
-            <w:proofErr w:type="spellEnd"/>
-            <w:r>
-              <w:t xml:space="preserve"> }}</w:t>
+              <w:t>{{ item.action }}</w:t>
             </w:r>
           </w:p>
           <w:p>
@@ -1026,126 +960,135 @@
                 <w:sz w:val="20"/>
                 <w:szCs w:val="20"/>
               </w:rPr>
-              <w:t xml:space="preserve">{{ </w:t>
-            </w:r>
-            <w:proofErr w:type="spellStart"/>
-            <w:r>
-              <w:rPr>
-                <w:i/>
-                <w:iCs/>
-                <w:color w:val="171717" w:themeColor="background2" w:themeShade="1A"/>
-                <w:sz w:val="20"/>
-                <w:szCs w:val="20"/>
-              </w:rPr>
-              <w:t>item.instructions</w:t>
-            </w:r>
-            <w:proofErr w:type="spellEnd"/>
-            <w:r>
-              <w:rPr>
-                <w:i/>
-                <w:iCs/>
-                <w:color w:val="171717" w:themeColor="background2" w:themeShade="1A"/>
-                <w:sz w:val="20"/>
-                <w:szCs w:val="20"/>
-              </w:rPr>
-              <w:t xml:space="preserve"> }}</w:t>
+              <w:t>{{ item.instructions }}</w:t>
             </w:r>
           </w:p>
         </w:tc>
         <w:tc>
           <w:tcPr>
-            <w:tcW w:w="5580" w:type="dxa"/>
+            <w:tcW w:w="6232" w:type="dxa"/>
             <w:tcBorders>
               <w:top w:val="single" w:sz="4" w:space="0" w:color="auto"/>
-              <w:left w:val="single" w:sz="4" w:space="0" w:color="auto"/>
               <w:bottom w:val="single" w:sz="4" w:space="0" w:color="auto"/>
-              <w:right w:val="single" w:sz="4" w:space="0" w:color="auto"/>
             </w:tcBorders>
           </w:tcPr>
           <w:p>
             <w:pPr>
               <w:rPr>
-                <w:rFonts w:hint="eastAsia"/>
+                <w:lang w:val="en-US"/>
               </w:rPr>
             </w:pPr>
             <w:r>
-              <w:t xml:space="preserve">{% if </w:t>
-            </w:r>
-            <w:proofErr w:type="spellStart"/>
-            <w:r>
-              <w:t>item.automated_check_results</w:t>
-            </w:r>
-            <w:proofErr w:type="spellEnd"/>
-            <w:r>
-              <w:t xml:space="preserve"> %}{% for key, values in </w:t>
-            </w:r>
-            <w:proofErr w:type="spellStart"/>
-            <w:r>
-              <w:t>item.automated_check_results.items</w:t>
-            </w:r>
-            <w:proofErr w:type="spellEnd"/>
-            <w:r>
-              <w:t>() %}</w:t>
+              <w:rPr>
+                <w:rFonts w:hint="eastAsia"/>
+                <w:highlight w:val="yellow"/>
+              </w:rPr>
+              <w:t>{</w:t>
+            </w:r>
+            <w:r>
+              <w:rPr>
+                <w:rFonts w:hint="eastAsia"/>
+                <w:highlight w:val="yellow"/>
+              </w:rPr>
+              <w:t xml:space="preserve">{ </w:t>
+            </w:r>
+            <w:r>
+              <w:rPr>
+                <w:rFonts w:hint="eastAsia"/>
+                <w:highlight w:val="yellow"/>
+              </w:rPr>
+              <w:t>item.</w:t>
+            </w:r>
+            <w:r>
+              <w:rPr>
+                <w:highlight w:val="yellow"/>
+                <w:lang w:val="en-US"/>
+              </w:rPr>
+              <w:t>check_type</w:t>
+            </w:r>
+            <w:r>
+              <w:rPr>
+                <w:rFonts w:hint="eastAsia"/>
+                <w:highlight w:val="yellow"/>
+                <w:lang w:val="en-US"/>
+              </w:rPr>
+              <w:t xml:space="preserve"> }}</w:t>
+            </w:r>
+          </w:p>
+          <w:p>
+            <w:pPr>
+              <w:rPr>
+                <w:rFonts w:hint="eastAsia"/>
+                <w:lang w:val="en-US"/>
+              </w:rPr>
+            </w:pPr>
+            <w:r>
+              <w:rPr>
+                <w:rFonts w:hint="eastAsia"/>
+                <w:lang w:val="en-US"/>
+              </w:rPr>
+              <w:t>{{ item.</w:t>
+            </w:r>
+            <w:r>
+              <w:rPr>
+                <w:lang w:val="en-US"/>
+              </w:rPr>
+              <w:t>information_location</w:t>
+            </w:r>
+            <w:r>
+              <w:rPr>
+                <w:rFonts w:hint="eastAsia"/>
+                <w:lang w:val="en-US"/>
+              </w:rPr>
+              <w:t xml:space="preserve"> }}</w:t>
+            </w:r>
+          </w:p>
+          <w:p>
+            <w:pPr>
+              <w:rPr>
+                <w:rFonts w:hint="eastAsia"/>
+                <w:highlight w:val="yellow"/>
+              </w:rPr>
+            </w:pPr>
+            <w:r>
+              <w:t>{% if item.automated_check_results %}{% for key, values in item.automated_check_results.items() %}</w:t>
             </w:r>
             <w:r>
               <w:br/>
             </w:r>
             <w:r>
-              <w:t>{{ key }}:{% if values %}{% for v in values %}</w:t>
+              <w:rPr>
+                <w:b/>
+                <w:bCs/>
+              </w:rPr>
+              <w:t>{{ key }}</w:t>
+            </w:r>
+            <w:r>
+              <w:t>:{% if values %}{% for v in values %}</w:t>
             </w:r>
             <w:r>
               <w:br/>
             </w:r>
             <w:r>
-              <w:t xml:space="preserve">{{ </w:t>
-            </w:r>
-            <w:proofErr w:type="spellStart"/>
-            <w:r>
-              <w:t>loop.index</w:t>
-            </w:r>
-            <w:proofErr w:type="spellEnd"/>
-            <w:r>
-              <w:t xml:space="preserve"> }}. {{ v }}</w:t>
-            </w:r>
-            <w:r>
-              <w:t xml:space="preserve">{% </w:t>
-            </w:r>
-            <w:proofErr w:type="spellStart"/>
-            <w:r>
-              <w:t>endfor</w:t>
-            </w:r>
-            <w:proofErr w:type="spellEnd"/>
-            <w:r>
-              <w:t xml:space="preserve"> %}{% else %}</w:t>
+              <w:t>{{ loop.index }}. {{ v }}</w:t>
+            </w:r>
+            <w:r>
+              <w:t>{% endfor %}{% else %}</w:t>
             </w:r>
             <w:r>
               <w:rPr>
                 <w:rFonts w:hint="eastAsia"/>
               </w:rPr>
-              <w:t xml:space="preserve"> </w:t>
-            </w:r>
-            <w:r>
-              <w:rPr>
-                <w:rFonts w:hint="eastAsia"/>
-              </w:rPr>
-              <w:t>None</w:t>
-            </w:r>
-            <w:r>
-              <w:t xml:space="preserve">{% endif %}{% </w:t>
-            </w:r>
-            <w:proofErr w:type="spellStart"/>
-            <w:r>
-              <w:t>endfor</w:t>
-            </w:r>
-            <w:proofErr w:type="spellEnd"/>
-            <w:r>
-              <w:t xml:space="preserve"> %}{% endif %}</w:t>
+              <w:t xml:space="preserve"> None</w:t>
+            </w:r>
+            <w:r>
+              <w:t>{% endif %}{% endfor %}{% endif %}</w:t>
             </w:r>
           </w:p>
         </w:tc>
         <w:tc>
           <w:tcPr>
-            <w:tcW w:w="1620" w:type="dxa"/>
+            <w:tcW w:w="883" w:type="dxa"/>
             <w:tcBorders>
               <w:top w:val="single" w:sz="8" w:space="0" w:color="000000"/>
               <w:left w:val="single" w:sz="4" w:space="0" w:color="auto"/>
@@ -1161,16 +1104,11 @@
           </w:tcPr>
           <w:p>
             <w:r>
-              <w:t xml:space="preserve">{{ </w:t>
-            </w:r>
-            <w:proofErr w:type="spellStart"/>
-            <w:r>
-              <w:t>item.</w:t>
+              <w:t>{{ item.</w:t>
             </w:r>
             <w:r>
               <w:t>status</w:t>
             </w:r>
-            <w:proofErr w:type="spellEnd"/>
             <w:r>
               <w:t>}}</w:t>
             </w:r>
@@ -1178,7 +1116,7 @@
         </w:tc>
         <w:tc>
           <w:tcPr>
-            <w:tcW w:w="5490" w:type="dxa"/>
+            <w:tcW w:w="7487" w:type="dxa"/>
             <w:tcBorders>
               <w:top w:val="single" w:sz="8" w:space="0" w:color="000000"/>
               <w:left w:val="single" w:sz="8" w:space="0" w:color="000000"/>
@@ -1194,16 +1132,11 @@
           </w:tcPr>
           <w:p>
             <w:r>
-              <w:t xml:space="preserve">{{ </w:t>
-            </w:r>
-            <w:proofErr w:type="spellStart"/>
-            <w:r>
-              <w:t>item.</w:t>
+              <w:t>{{ item.</w:t>
             </w:r>
             <w:r>
               <w:t>comments</w:t>
             </w:r>
-            <w:proofErr w:type="spellEnd"/>
             <w:r>
               <w:t xml:space="preserve"> </w:t>
             </w:r>
@@ -1214,7 +1147,7 @@
         </w:tc>
         <w:tc>
           <w:tcPr>
-            <w:tcW w:w="1872" w:type="dxa"/>
+            <w:tcW w:w="1170" w:type="dxa"/>
             <w:tcBorders>
               <w:top w:val="single" w:sz="8" w:space="0" w:color="000000"/>
               <w:left w:val="single" w:sz="8" w:space="0" w:color="000000"/>
@@ -1241,21 +1174,13 @@
               <w:t>{</w:t>
             </w:r>
             <w:r>
-              <w:t xml:space="preserve">{ </w:t>
-            </w:r>
-            <w:proofErr w:type="spellStart"/>
-            <w:r>
-              <w:t>item.priority</w:t>
-            </w:r>
-            <w:proofErr w:type="spellEnd"/>
-            <w:r>
-              <w:t xml:space="preserve"> }}</w:t>
+              <w:t>{ item.priority }}</w:t>
             </w:r>
           </w:p>
         </w:tc>
         <w:tc>
           <w:tcPr>
-            <w:tcW w:w="2095" w:type="dxa"/>
+            <w:tcW w:w="997" w:type="dxa"/>
             <w:tcBorders>
               <w:top w:val="single" w:sz="8" w:space="0" w:color="000000"/>
               <w:left w:val="single" w:sz="8" w:space="0" w:color="000000"/>
@@ -1287,14 +1212,12 @@
             <w:r>
               <w:t>item.</w:t>
             </w:r>
-            <w:proofErr w:type="spellStart"/>
             <w:r>
               <w:rPr>
                 <w:lang w:val="en-US"/>
               </w:rPr>
               <w:t>time_spent</w:t>
             </w:r>
-            <w:proofErr w:type="spellEnd"/>
             <w:r>
               <w:t xml:space="preserve"> }}</w:t>
             </w:r>
@@ -1307,7 +1230,7 @@
         </w:trPr>
         <w:tc>
           <w:tcPr>
-            <w:tcW w:w="0" w:type="auto"/>
+            <w:tcW w:w="620" w:type="dxa"/>
             <w:tcBorders>
               <w:top w:val="single" w:sz="8" w:space="0" w:color="000000"/>
               <w:left w:val="single" w:sz="8" w:space="0" w:color="000000"/>
@@ -1354,7 +1277,7 @@
         </w:tc>
         <w:tc>
           <w:tcPr>
-            <w:tcW w:w="4537" w:type="dxa"/>
+            <w:tcW w:w="5018" w:type="dxa"/>
             <w:tcBorders>
               <w:top w:val="single" w:sz="8" w:space="0" w:color="000000"/>
               <w:left w:val="single" w:sz="8" w:space="0" w:color="000000"/>
@@ -1379,12 +1302,10 @@
         </w:tc>
         <w:tc>
           <w:tcPr>
-            <w:tcW w:w="5580" w:type="dxa"/>
+            <w:tcW w:w="6232" w:type="dxa"/>
             <w:tcBorders>
               <w:top w:val="single" w:sz="4" w:space="0" w:color="auto"/>
-              <w:left w:val="single" w:sz="4" w:space="0" w:color="auto"/>
               <w:bottom w:val="single" w:sz="4" w:space="0" w:color="auto"/>
-              <w:right w:val="single" w:sz="4" w:space="0" w:color="auto"/>
             </w:tcBorders>
           </w:tcPr>
           <w:p>
@@ -1398,7 +1319,7 @@
         </w:tc>
         <w:tc>
           <w:tcPr>
-            <w:tcW w:w="1620" w:type="dxa"/>
+            <w:tcW w:w="883" w:type="dxa"/>
             <w:tcBorders>
               <w:top w:val="single" w:sz="8" w:space="0" w:color="000000"/>
               <w:left w:val="single" w:sz="4" w:space="0" w:color="auto"/>
@@ -1423,7 +1344,7 @@
         </w:tc>
         <w:tc>
           <w:tcPr>
-            <w:tcW w:w="5490" w:type="dxa"/>
+            <w:tcW w:w="7487" w:type="dxa"/>
             <w:tcBorders>
               <w:top w:val="single" w:sz="8" w:space="0" w:color="000000"/>
               <w:left w:val="single" w:sz="8" w:space="0" w:color="000000"/>
@@ -1441,7 +1362,7 @@
         </w:tc>
         <w:tc>
           <w:tcPr>
-            <w:tcW w:w="1872" w:type="dxa"/>
+            <w:tcW w:w="1170" w:type="dxa"/>
             <w:tcBorders>
               <w:top w:val="single" w:sz="8" w:space="0" w:color="000000"/>
               <w:left w:val="single" w:sz="8" w:space="0" w:color="000000"/>
@@ -1459,7 +1380,7 @@
         </w:tc>
         <w:tc>
           <w:tcPr>
-            <w:tcW w:w="2095" w:type="dxa"/>
+            <w:tcW w:w="997" w:type="dxa"/>
             <w:tcBorders>
               <w:top w:val="single" w:sz="8" w:space="0" w:color="000000"/>
               <w:left w:val="single" w:sz="8" w:space="0" w:color="000000"/>

--- a/res/curation_log_template.docx
+++ b/res/curation_log_template.docx
@@ -78,7 +78,14 @@
                 <w:b/>
                 <w:bCs/>
               </w:rPr>
-              <w:t>Ticket number:</w:t>
+              <w:t>Project</w:t>
+            </w:r>
+            <w:r>
+              <w:rPr>
+                <w:b/>
+                <w:bCs/>
+              </w:rPr>
+              <w:t xml:space="preserve"> number:</w:t>
             </w:r>
             <w:r>
               <w:t xml:space="preserve"> {{ </w:t>
@@ -87,7 +94,13 @@
               <w:t>project_metadata</w:t>
             </w:r>
             <w:r>
-              <w:t>.ticket_number }}</w:t>
+              <w:t>.</w:t>
+            </w:r>
+            <w:r>
+              <w:t>project</w:t>
+            </w:r>
+            <w:r>
+              <w:t>_number }}</w:t>
             </w:r>
           </w:p>
         </w:tc>
@@ -318,7 +331,28 @@
                 <w:b/>
                 <w:bCs/>
               </w:rPr>
-              <w:t>Dataset ID (versioned):</w:t>
+              <w:t xml:space="preserve">Dataset </w:t>
+            </w:r>
+            <w:r>
+              <w:rPr>
+                <w:b/>
+                <w:bCs/>
+              </w:rPr>
+              <w:t>p</w:t>
+            </w:r>
+            <w:r>
+              <w:rPr>
+                <w:b/>
+                <w:bCs/>
+              </w:rPr>
+              <w:t>ath</w:t>
+            </w:r>
+            <w:r>
+              <w:rPr>
+                <w:b/>
+                <w:bCs/>
+              </w:rPr>
+              <w:t>:</w:t>
             </w:r>
             <w:r>
               <w:t xml:space="preserve"> {{</w:t>
@@ -434,11 +468,11 @@
       </w:tblPr>
       <w:tblGrid>
         <w:gridCol w:w="620"/>
-        <w:gridCol w:w="5018"/>
-        <w:gridCol w:w="6232"/>
-        <w:gridCol w:w="883"/>
-        <w:gridCol w:w="7487"/>
-        <w:gridCol w:w="1170"/>
+        <w:gridCol w:w="6883"/>
+        <w:gridCol w:w="3260"/>
+        <w:gridCol w:w="3261"/>
+        <w:gridCol w:w="5528"/>
+        <w:gridCol w:w="1858"/>
         <w:gridCol w:w="997"/>
       </w:tblGrid>
       <w:tr>
@@ -482,7 +516,7 @@
         </w:tc>
         <w:tc>
           <w:tcPr>
-            <w:tcW w:w="5018" w:type="dxa"/>
+            <w:tcW w:w="6883" w:type="dxa"/>
             <w:tcBorders>
               <w:top w:val="single" w:sz="8" w:space="0" w:color="000000"/>
               <w:left w:val="single" w:sz="8" w:space="0" w:color="000000"/>
@@ -516,7 +550,7 @@
         </w:tc>
         <w:tc>
           <w:tcPr>
-            <w:tcW w:w="6232" w:type="dxa"/>
+            <w:tcW w:w="3260" w:type="dxa"/>
             <w:tcBorders>
               <w:top w:val="single" w:sz="4" w:space="0" w:color="auto"/>
               <w:bottom w:val="single" w:sz="4" w:space="0" w:color="auto"/>
@@ -535,13 +569,13 @@
                 <w:b/>
                 <w:bCs/>
               </w:rPr>
-              <w:t>Check Type, Tool Checklist and Results (if Applicable), Curator Checklist</w:t>
+              <w:t>Information Location</w:t>
             </w:r>
           </w:p>
         </w:tc>
         <w:tc>
           <w:tcPr>
-            <w:tcW w:w="883" w:type="dxa"/>
+            <w:tcW w:w="3261" w:type="dxa"/>
             <w:tcBorders>
               <w:top w:val="single" w:sz="8" w:space="0" w:color="000000"/>
               <w:left w:val="single" w:sz="4" w:space="0" w:color="auto"/>
@@ -569,13 +603,13 @@
                 <w:b/>
                 <w:bCs/>
               </w:rPr>
-              <w:t>Status</w:t>
+              <w:t>Priority</w:t>
             </w:r>
           </w:p>
         </w:tc>
         <w:tc>
           <w:tcPr>
-            <w:tcW w:w="7487" w:type="dxa"/>
+            <w:tcW w:w="5528" w:type="dxa"/>
             <w:tcBorders>
               <w:top w:val="single" w:sz="8" w:space="0" w:color="000000"/>
               <w:left w:val="single" w:sz="8" w:space="0" w:color="000000"/>
@@ -609,7 +643,7 @@
         </w:tc>
         <w:tc>
           <w:tcPr>
-            <w:tcW w:w="1170" w:type="dxa"/>
+            <w:tcW w:w="1858" w:type="dxa"/>
             <w:tcBorders>
               <w:top w:val="single" w:sz="8" w:space="0" w:color="000000"/>
               <w:left w:val="single" w:sz="8" w:space="0" w:color="000000"/>
@@ -637,7 +671,7 @@
                 <w:b/>
                 <w:bCs/>
               </w:rPr>
-              <w:t>Priority</w:t>
+              <w:t>Status</w:t>
             </w:r>
           </w:p>
         </w:tc>
@@ -766,7 +800,7 @@
         </w:tc>
         <w:tc>
           <w:tcPr>
-            <w:tcW w:w="5018" w:type="dxa"/>
+            <w:tcW w:w="6883" w:type="dxa"/>
             <w:tcBorders>
               <w:top w:val="single" w:sz="8" w:space="0" w:color="000000"/>
               <w:left w:val="single" w:sz="8" w:space="0" w:color="000000"/>
@@ -791,7 +825,7 @@
         </w:tc>
         <w:tc>
           <w:tcPr>
-            <w:tcW w:w="6232" w:type="dxa"/>
+            <w:tcW w:w="3260" w:type="dxa"/>
             <w:tcBorders>
               <w:top w:val="single" w:sz="4" w:space="0" w:color="auto"/>
               <w:bottom w:val="single" w:sz="4" w:space="0" w:color="auto"/>
@@ -808,7 +842,7 @@
         </w:tc>
         <w:tc>
           <w:tcPr>
-            <w:tcW w:w="883" w:type="dxa"/>
+            <w:tcW w:w="3261" w:type="dxa"/>
             <w:tcBorders>
               <w:top w:val="single" w:sz="8" w:space="0" w:color="000000"/>
               <w:left w:val="single" w:sz="4" w:space="0" w:color="auto"/>
@@ -833,7 +867,7 @@
         </w:tc>
         <w:tc>
           <w:tcPr>
-            <w:tcW w:w="7487" w:type="dxa"/>
+            <w:tcW w:w="5528" w:type="dxa"/>
             <w:tcBorders>
               <w:top w:val="single" w:sz="8" w:space="0" w:color="000000"/>
               <w:left w:val="single" w:sz="8" w:space="0" w:color="000000"/>
@@ -851,7 +885,7 @@
         </w:tc>
         <w:tc>
           <w:tcPr>
-            <w:tcW w:w="1170" w:type="dxa"/>
+            <w:tcW w:w="1858" w:type="dxa"/>
             <w:tcBorders>
               <w:top w:val="single" w:sz="8" w:space="0" w:color="000000"/>
               <w:left w:val="single" w:sz="8" w:space="0" w:color="000000"/>
@@ -923,7 +957,7 @@
         </w:tc>
         <w:tc>
           <w:tcPr>
-            <w:tcW w:w="5018" w:type="dxa"/>
+            <w:tcW w:w="6883" w:type="dxa"/>
             <w:tcBorders>
               <w:top w:val="single" w:sz="8" w:space="0" w:color="000000"/>
               <w:left w:val="single" w:sz="8" w:space="0" w:color="000000"/>
@@ -966,7 +1000,7 @@
         </w:tc>
         <w:tc>
           <w:tcPr>
-            <w:tcW w:w="6232" w:type="dxa"/>
+            <w:tcW w:w="3260" w:type="dxa"/>
             <w:tcBorders>
               <w:top w:val="single" w:sz="4" w:space="0" w:color="auto"/>
               <w:bottom w:val="single" w:sz="4" w:space="0" w:color="auto"/>
@@ -1018,7 +1052,6 @@
           <w:p>
             <w:pPr>
               <w:rPr>
-                <w:rFonts w:hint="eastAsia"/>
                 <w:lang w:val="en-US"/>
               </w:rPr>
             </w:pPr>
@@ -1046,7 +1079,6 @@
           <w:p>
             <w:pPr>
               <w:rPr>
-                <w:rFonts w:hint="eastAsia"/>
                 <w:highlight w:val="yellow"/>
               </w:rPr>
             </w:pPr>
@@ -1088,7 +1120,7 @@
         </w:tc>
         <w:tc>
           <w:tcPr>
-            <w:tcW w:w="883" w:type="dxa"/>
+            <w:tcW w:w="3261" w:type="dxa"/>
             <w:tcBorders>
               <w:top w:val="single" w:sz="8" w:space="0" w:color="000000"/>
               <w:left w:val="single" w:sz="4" w:space="0" w:color="auto"/>
@@ -1104,19 +1136,19 @@
           </w:tcPr>
           <w:p>
             <w:r>
-              <w:t>{{ item.</w:t>
-            </w:r>
-            <w:r>
-              <w:t>status</w:t>
-            </w:r>
-            <w:r>
-              <w:t>}}</w:t>
+              <w:rPr>
+                <w:rFonts w:hint="eastAsia"/>
+              </w:rPr>
+              <w:t>{</w:t>
+            </w:r>
+            <w:r>
+              <w:t>{ item.priority }}</w:t>
             </w:r>
           </w:p>
         </w:tc>
         <w:tc>
           <w:tcPr>
-            <w:tcW w:w="7487" w:type="dxa"/>
+            <w:tcW w:w="5528" w:type="dxa"/>
             <w:tcBorders>
               <w:top w:val="single" w:sz="8" w:space="0" w:color="000000"/>
               <w:left w:val="single" w:sz="8" w:space="0" w:color="000000"/>
@@ -1147,7 +1179,7 @@
         </w:tc>
         <w:tc>
           <w:tcPr>
-            <w:tcW w:w="1170" w:type="dxa"/>
+            <w:tcW w:w="1858" w:type="dxa"/>
             <w:tcBorders>
               <w:top w:val="single" w:sz="8" w:space="0" w:color="000000"/>
               <w:left w:val="single" w:sz="8" w:space="0" w:color="000000"/>
@@ -1169,12 +1201,9 @@
             </w:pPr>
             <w:r>
               <w:rPr>
-                <w:rFonts w:hint="eastAsia"/>
+                <w:lang w:val="en-US"/>
               </w:rPr>
-              <w:t>{</w:t>
-            </w:r>
-            <w:r>
-              <w:t>{ item.priority }}</w:t>
+              <w:t xml:space="preserve">{{ item.status}} </w:t>
             </w:r>
           </w:p>
         </w:tc>
@@ -1277,7 +1306,7 @@
         </w:tc>
         <w:tc>
           <w:tcPr>
-            <w:tcW w:w="5018" w:type="dxa"/>
+            <w:tcW w:w="6883" w:type="dxa"/>
             <w:tcBorders>
               <w:top w:val="single" w:sz="8" w:space="0" w:color="000000"/>
               <w:left w:val="single" w:sz="8" w:space="0" w:color="000000"/>
@@ -1302,7 +1331,7 @@
         </w:tc>
         <w:tc>
           <w:tcPr>
-            <w:tcW w:w="6232" w:type="dxa"/>
+            <w:tcW w:w="3260" w:type="dxa"/>
             <w:tcBorders>
               <w:top w:val="single" w:sz="4" w:space="0" w:color="auto"/>
               <w:bottom w:val="single" w:sz="4" w:space="0" w:color="auto"/>
@@ -1319,7 +1348,7 @@
         </w:tc>
         <w:tc>
           <w:tcPr>
-            <w:tcW w:w="883" w:type="dxa"/>
+            <w:tcW w:w="3261" w:type="dxa"/>
             <w:tcBorders>
               <w:top w:val="single" w:sz="8" w:space="0" w:color="000000"/>
               <w:left w:val="single" w:sz="4" w:space="0" w:color="auto"/>
@@ -1344,7 +1373,7 @@
         </w:tc>
         <w:tc>
           <w:tcPr>
-            <w:tcW w:w="7487" w:type="dxa"/>
+            <w:tcW w:w="5528" w:type="dxa"/>
             <w:tcBorders>
               <w:top w:val="single" w:sz="8" w:space="0" w:color="000000"/>
               <w:left w:val="single" w:sz="8" w:space="0" w:color="000000"/>
@@ -1362,7 +1391,7 @@
         </w:tc>
         <w:tc>
           <w:tcPr>
-            <w:tcW w:w="1170" w:type="dxa"/>
+            <w:tcW w:w="1858" w:type="dxa"/>
             <w:tcBorders>
               <w:top w:val="single" w:sz="8" w:space="0" w:color="000000"/>
               <w:left w:val="single" w:sz="8" w:space="0" w:color="000000"/>
@@ -8540,6 +8569,7 @@
   <w:style w:type="character" w:default="1" w:styleId="DefaultParagraphFont">
     <w:name w:val="Default Paragraph Font"/>
     <w:uiPriority w:val="1"/>
+    <w:semiHidden/>
     <w:unhideWhenUsed/>
   </w:style>
   <w:style w:type="table" w:default="1" w:styleId="TableNormal">

--- a/res/curation_log_template.docx
+++ b/res/curation_log_template.docx
@@ -88,10 +88,23 @@
               <w:t xml:space="preserve"> number:</w:t>
             </w:r>
             <w:r>
-              <w:t xml:space="preserve"> {{ </w:t>
-            </w:r>
-            <w:r>
-              <w:t>project_metadata</w:t>
+              <w:t xml:space="preserve"> </w:t>
+            </w:r>
+            <w:proofErr w:type="gramStart"/>
+            <w:r>
+              <w:t xml:space="preserve">{{ </w:t>
+            </w:r>
+            <w:proofErr w:type="spellStart"/>
+            <w:r>
+              <w:t>project</w:t>
+            </w:r>
+            <w:proofErr w:type="gramEnd"/>
+            <w:r>
+              <w:t>_</w:t>
+            </w:r>
+            <w:proofErr w:type="gramStart"/>
+            <w:r>
+              <w:t>metadata</w:t>
             </w:r>
             <w:r>
               <w:t>.</w:t>
@@ -99,8 +112,13 @@
             <w:r>
               <w:t>project</w:t>
             </w:r>
-            <w:r>
-              <w:t>_number }}</w:t>
+            <w:proofErr w:type="gramEnd"/>
+            <w:r>
+              <w:t>_number</w:t>
+            </w:r>
+            <w:proofErr w:type="spellEnd"/>
+            <w:r>
+              <w:t xml:space="preserve"> }}</w:t>
             </w:r>
           </w:p>
         </w:tc>
@@ -120,13 +138,34 @@
               <w:t>Curator name:</w:t>
             </w:r>
             <w:r>
-              <w:t xml:space="preserve"> {{ </w:t>
-            </w:r>
-            <w:r>
-              <w:t>project_metadata</w:t>
-            </w:r>
-            <w:r>
-              <w:t>.curator_name }}</w:t>
+              <w:t xml:space="preserve"> </w:t>
+            </w:r>
+            <w:proofErr w:type="gramStart"/>
+            <w:r>
+              <w:t xml:space="preserve">{{ </w:t>
+            </w:r>
+            <w:proofErr w:type="spellStart"/>
+            <w:r>
+              <w:t>project</w:t>
+            </w:r>
+            <w:proofErr w:type="gramEnd"/>
+            <w:r>
+              <w:t>_</w:t>
+            </w:r>
+            <w:proofErr w:type="gramStart"/>
+            <w:r>
+              <w:t>metadata</w:t>
+            </w:r>
+            <w:r>
+              <w:t>.curator</w:t>
+            </w:r>
+            <w:proofErr w:type="gramEnd"/>
+            <w:r>
+              <w:t>_name</w:t>
+            </w:r>
+            <w:proofErr w:type="spellEnd"/>
+            <w:r>
+              <w:t xml:space="preserve"> }}</w:t>
             </w:r>
           </w:p>
         </w:tc>
@@ -148,13 +187,34 @@
               <w:t>Curator email:</w:t>
             </w:r>
             <w:r>
-              <w:t xml:space="preserve"> {{ </w:t>
-            </w:r>
-            <w:r>
-              <w:t>project_metadata</w:t>
-            </w:r>
-            <w:r>
-              <w:t>.curator_email }}</w:t>
+              <w:t xml:space="preserve"> </w:t>
+            </w:r>
+            <w:proofErr w:type="gramStart"/>
+            <w:r>
+              <w:t xml:space="preserve">{{ </w:t>
+            </w:r>
+            <w:proofErr w:type="spellStart"/>
+            <w:r>
+              <w:t>project</w:t>
+            </w:r>
+            <w:proofErr w:type="gramEnd"/>
+            <w:r>
+              <w:t>_</w:t>
+            </w:r>
+            <w:proofErr w:type="gramStart"/>
+            <w:r>
+              <w:t>metadata</w:t>
+            </w:r>
+            <w:r>
+              <w:t>.curator</w:t>
+            </w:r>
+            <w:proofErr w:type="gramEnd"/>
+            <w:r>
+              <w:t>_email</w:t>
+            </w:r>
+            <w:proofErr w:type="spellEnd"/>
+            <w:r>
+              <w:t xml:space="preserve"> }}</w:t>
             </w:r>
           </w:p>
         </w:tc>
@@ -177,20 +237,43 @@
               <w:t>Dataset title:</w:t>
             </w:r>
             <w:r>
-              <w:t xml:space="preserve"> {{ </w:t>
-            </w:r>
-            <w:r>
-              <w:t>project_metadata</w:t>
-            </w:r>
+              <w:t xml:space="preserve"> </w:t>
+            </w:r>
+            <w:proofErr w:type="gramStart"/>
+            <w:r>
+              <w:t xml:space="preserve">{{ </w:t>
+            </w:r>
+            <w:proofErr w:type="spellStart"/>
+            <w:r>
+              <w:t>project</w:t>
+            </w:r>
+            <w:proofErr w:type="gramEnd"/>
+            <w:r>
+              <w:t>_</w:t>
+            </w:r>
+            <w:proofErr w:type="gramStart"/>
+            <w:r>
+              <w:t>metadata</w:t>
+            </w:r>
+            <w:proofErr w:type="spellEnd"/>
             <w:r>
               <w:t>.</w:t>
             </w:r>
+            <w:proofErr w:type="spellStart"/>
             <w:r>
               <w:rPr>
                 <w:lang w:val="en-US"/>
               </w:rPr>
-              <w:t>dataset_title</w:t>
-            </w:r>
+              <w:t>dataset</w:t>
+            </w:r>
+            <w:proofErr w:type="gramEnd"/>
+            <w:r>
+              <w:rPr>
+                <w:lang w:val="en-US"/>
+              </w:rPr>
+              <w:t>_title</w:t>
+            </w:r>
+            <w:proofErr w:type="spellEnd"/>
             <w:r>
               <w:t xml:space="preserve"> }}</w:t>
             </w:r>
@@ -217,20 +300,43 @@
               <w:t>Dataset persistent identifier:</w:t>
             </w:r>
             <w:r>
-              <w:t xml:space="preserve"> {{ </w:t>
-            </w:r>
-            <w:r>
-              <w:t>project_metadata</w:t>
-            </w:r>
+              <w:t xml:space="preserve"> </w:t>
+            </w:r>
+            <w:proofErr w:type="gramStart"/>
+            <w:r>
+              <w:t xml:space="preserve">{{ </w:t>
+            </w:r>
+            <w:proofErr w:type="spellStart"/>
+            <w:r>
+              <w:t>project</w:t>
+            </w:r>
+            <w:proofErr w:type="gramEnd"/>
+            <w:r>
+              <w:t>_</w:t>
+            </w:r>
+            <w:proofErr w:type="gramStart"/>
+            <w:r>
+              <w:t>metadata</w:t>
+            </w:r>
+            <w:proofErr w:type="spellEnd"/>
             <w:r>
               <w:t>.</w:t>
             </w:r>
+            <w:proofErr w:type="spellStart"/>
             <w:r>
               <w:rPr>
                 <w:lang w:val="en-US"/>
               </w:rPr>
-              <w:t>dataset_pid</w:t>
-            </w:r>
+              <w:t>dataset</w:t>
+            </w:r>
+            <w:proofErr w:type="gramEnd"/>
+            <w:r>
+              <w:rPr>
+                <w:lang w:val="en-US"/>
+              </w:rPr>
+              <w:t>_pid</w:t>
+            </w:r>
+            <w:proofErr w:type="spellEnd"/>
             <w:r>
               <w:t xml:space="preserve"> }}</w:t>
             </w:r>
@@ -255,20 +361,46 @@
               <w:t>Dataset ID (versioned):</w:t>
             </w:r>
             <w:r>
-              <w:t xml:space="preserve"> {{</w:t>
-            </w:r>
-            <w:r>
-              <w:t xml:space="preserve"> project_metadata</w:t>
-            </w:r>
+              <w:t xml:space="preserve"> </w:t>
+            </w:r>
+            <w:proofErr w:type="gramStart"/>
+            <w:r>
+              <w:t>{{</w:t>
+            </w:r>
+            <w:r>
+              <w:t xml:space="preserve"> </w:t>
+            </w:r>
+            <w:proofErr w:type="spellStart"/>
+            <w:r>
+              <w:t>project</w:t>
+            </w:r>
+            <w:proofErr w:type="gramEnd"/>
+            <w:r>
+              <w:t>_</w:t>
+            </w:r>
+            <w:proofErr w:type="gramStart"/>
+            <w:r>
+              <w:t>metadata</w:t>
+            </w:r>
+            <w:proofErr w:type="spellEnd"/>
             <w:r>
               <w:t>.</w:t>
             </w:r>
+            <w:proofErr w:type="spellStart"/>
             <w:r>
               <w:rPr>
                 <w:lang w:val="en-US"/>
               </w:rPr>
-              <w:t>dataset_id</w:t>
-            </w:r>
+              <w:t>dataset</w:t>
+            </w:r>
+            <w:proofErr w:type="gramEnd"/>
+            <w:r>
+              <w:rPr>
+                <w:lang w:val="en-US"/>
+              </w:rPr>
+              <w:t>_id</w:t>
+            </w:r>
+            <w:proofErr w:type="spellEnd"/>
             <w:r>
               <w:t xml:space="preserve"> }}</w:t>
             </w:r>
@@ -295,20 +427,46 @@
               <w:t>Dataset access URL:</w:t>
             </w:r>
             <w:r>
-              <w:t xml:space="preserve"> {{</w:t>
-            </w:r>
-            <w:r>
-              <w:t xml:space="preserve"> project_metadata</w:t>
-            </w:r>
+              <w:t xml:space="preserve"> </w:t>
+            </w:r>
+            <w:proofErr w:type="gramStart"/>
+            <w:r>
+              <w:t>{{</w:t>
+            </w:r>
+            <w:r>
+              <w:t xml:space="preserve"> </w:t>
+            </w:r>
+            <w:proofErr w:type="spellStart"/>
+            <w:r>
+              <w:t>project</w:t>
+            </w:r>
+            <w:proofErr w:type="gramEnd"/>
+            <w:r>
+              <w:t>_</w:t>
+            </w:r>
+            <w:proofErr w:type="gramStart"/>
+            <w:r>
+              <w:t>metadata</w:t>
+            </w:r>
+            <w:proofErr w:type="spellEnd"/>
             <w:r>
               <w:t>.</w:t>
             </w:r>
+            <w:proofErr w:type="spellStart"/>
             <w:r>
               <w:rPr>
                 <w:lang w:val="en-US"/>
               </w:rPr>
-              <w:t>dataset_url</w:t>
-            </w:r>
+              <w:t>dataset</w:t>
+            </w:r>
+            <w:proofErr w:type="gramEnd"/>
+            <w:r>
+              <w:rPr>
+                <w:lang w:val="en-US"/>
+              </w:rPr>
+              <w:t>_url</w:t>
+            </w:r>
+            <w:proofErr w:type="spellEnd"/>
             <w:r>
               <w:t xml:space="preserve"> }}</w:t>
             </w:r>
@@ -355,21 +513,48 @@
               <w:t>:</w:t>
             </w:r>
             <w:r>
-              <w:t xml:space="preserve"> {{</w:t>
-            </w:r>
-            <w:r>
-              <w:t xml:space="preserve"> project_metadata</w:t>
-            </w:r>
+              <w:t xml:space="preserve"> </w:t>
+            </w:r>
+            <w:proofErr w:type="gramStart"/>
+            <w:r>
+              <w:t>{{</w:t>
+            </w:r>
+            <w:r>
+              <w:t xml:space="preserve"> </w:t>
+            </w:r>
+            <w:proofErr w:type="spellStart"/>
+            <w:r>
+              <w:t>project</w:t>
+            </w:r>
+            <w:proofErr w:type="gramEnd"/>
+            <w:r>
+              <w:t>_</w:t>
+            </w:r>
+            <w:proofErr w:type="gramStart"/>
+            <w:r>
+              <w:t>metadata</w:t>
+            </w:r>
+            <w:proofErr w:type="spellEnd"/>
             <w:r>
               <w:t>.</w:t>
             </w:r>
+            <w:proofErr w:type="spellStart"/>
             <w:r>
               <w:rPr>
                 <w:rFonts w:hint="eastAsia"/>
                 <w:lang w:val="en-US"/>
               </w:rPr>
-              <w:t>dataset_path</w:t>
-            </w:r>
+              <w:t>dataset</w:t>
+            </w:r>
+            <w:proofErr w:type="gramEnd"/>
+            <w:r>
+              <w:rPr>
+                <w:rFonts w:hint="eastAsia"/>
+                <w:lang w:val="en-US"/>
+              </w:rPr>
+              <w:t>_path</w:t>
+            </w:r>
+            <w:proofErr w:type="spellEnd"/>
             <w:r>
               <w:t xml:space="preserve"> }}</w:t>
             </w:r>
@@ -396,17 +581,35 @@
               <w:t>Log initial generated date:</w:t>
             </w:r>
             <w:r>
-              <w:t xml:space="preserve"> {{ </w:t>
-            </w:r>
-            <w:r>
-              <w:t>project_metadata.</w:t>
-            </w:r>
+              <w:t xml:space="preserve"> </w:t>
+            </w:r>
+            <w:proofErr w:type="gramStart"/>
+            <w:r>
+              <w:t xml:space="preserve">{{ </w:t>
+            </w:r>
+            <w:proofErr w:type="spellStart"/>
+            <w:r>
+              <w:t>project_metadata</w:t>
+            </w:r>
+            <w:proofErr w:type="spellEnd"/>
+            <w:r>
+              <w:t>.</w:t>
+            </w:r>
+            <w:proofErr w:type="spellStart"/>
             <w:r>
               <w:rPr>
                 <w:lang w:val="en-US"/>
               </w:rPr>
-              <w:t>log_init_date</w:t>
-            </w:r>
+              <w:t>log</w:t>
+            </w:r>
+            <w:proofErr w:type="gramEnd"/>
+            <w:r>
+              <w:rPr>
+                <w:lang w:val="en-US"/>
+              </w:rPr>
+              <w:t>_init_date</w:t>
+            </w:r>
+            <w:proofErr w:type="spellEnd"/>
             <w:r>
               <w:t xml:space="preserve"> }}</w:t>
             </w:r>
@@ -432,20 +635,43 @@
               <w:t>Log last updated date:</w:t>
             </w:r>
             <w:r>
-              <w:t xml:space="preserve"> {{ </w:t>
-            </w:r>
-            <w:r>
-              <w:t>project_metadata</w:t>
-            </w:r>
+              <w:t xml:space="preserve"> </w:t>
+            </w:r>
+            <w:proofErr w:type="gramStart"/>
+            <w:r>
+              <w:t xml:space="preserve">{{ </w:t>
+            </w:r>
+            <w:proofErr w:type="spellStart"/>
+            <w:r>
+              <w:t>project</w:t>
+            </w:r>
+            <w:proofErr w:type="gramEnd"/>
+            <w:r>
+              <w:t>_</w:t>
+            </w:r>
+            <w:proofErr w:type="gramStart"/>
+            <w:r>
+              <w:t>metadata</w:t>
+            </w:r>
+            <w:proofErr w:type="spellEnd"/>
             <w:r>
               <w:t>.</w:t>
             </w:r>
+            <w:proofErr w:type="spellStart"/>
             <w:r>
               <w:rPr>
                 <w:lang w:val="en-US"/>
               </w:rPr>
-              <w:t>last_modified_datetime</w:t>
-            </w:r>
+              <w:t>last</w:t>
+            </w:r>
+            <w:proofErr w:type="gramEnd"/>
+            <w:r>
+              <w:rPr>
+                <w:lang w:val="en-US"/>
+              </w:rPr>
+              <w:t>_modified_datetime</w:t>
+            </w:r>
+            <w:proofErr w:type="spellEnd"/>
             <w:r>
               <w:t xml:space="preserve"> }}</w:t>
             </w:r>
@@ -469,8 +695,8 @@
       <w:tblGrid>
         <w:gridCol w:w="620"/>
         <w:gridCol w:w="6883"/>
-        <w:gridCol w:w="3260"/>
-        <w:gridCol w:w="3261"/>
+        <w:gridCol w:w="4253"/>
+        <w:gridCol w:w="2268"/>
         <w:gridCol w:w="5528"/>
         <w:gridCol w:w="1858"/>
         <w:gridCol w:w="997"/>
@@ -550,7 +776,7 @@
         </w:tc>
         <w:tc>
           <w:tcPr>
-            <w:tcW w:w="3260" w:type="dxa"/>
+            <w:tcW w:w="4253" w:type="dxa"/>
             <w:tcBorders>
               <w:top w:val="single" w:sz="4" w:space="0" w:color="auto"/>
               <w:bottom w:val="single" w:sz="4" w:space="0" w:color="auto"/>
@@ -575,7 +801,7 @@
         </w:tc>
         <w:tc>
           <w:tcPr>
-            <w:tcW w:w="3261" w:type="dxa"/>
+            <w:tcW w:w="2268" w:type="dxa"/>
             <w:tcBorders>
               <w:top w:val="single" w:sz="8" w:space="0" w:color="000000"/>
               <w:left w:val="single" w:sz="4" w:space="0" w:color="auto"/>
@@ -825,7 +1051,7 @@
         </w:tc>
         <w:tc>
           <w:tcPr>
-            <w:tcW w:w="3260" w:type="dxa"/>
+            <w:tcW w:w="4253" w:type="dxa"/>
             <w:tcBorders>
               <w:top w:val="single" w:sz="4" w:space="0" w:color="auto"/>
               <w:bottom w:val="single" w:sz="4" w:space="0" w:color="auto"/>
@@ -842,7 +1068,7 @@
         </w:tc>
         <w:tc>
           <w:tcPr>
-            <w:tcW w:w="3261" w:type="dxa"/>
+            <w:tcW w:w="2268" w:type="dxa"/>
             <w:tcBorders>
               <w:top w:val="single" w:sz="8" w:space="0" w:color="000000"/>
               <w:left w:val="single" w:sz="4" w:space="0" w:color="auto"/>
@@ -941,6 +1167,7 @@
             </w:tcMar>
           </w:tcPr>
           <w:p>
+            <w:proofErr w:type="gramStart"/>
             <w:r>
               <w:t xml:space="preserve">{{ </w:t>
             </w:r>
@@ -950,6 +1177,7 @@
               </w:rPr>
               <w:t>item.id</w:t>
             </w:r>
+            <w:proofErr w:type="gramEnd"/>
             <w:r>
               <w:t xml:space="preserve"> }}</w:t>
             </w:r>
@@ -972,8 +1200,29 @@
             </w:tcMar>
           </w:tcPr>
           <w:p>
-            <w:r>
-              <w:t>{{ item.action }}</w:t>
+            <w:proofErr w:type="gramStart"/>
+            <w:r>
+              <w:t xml:space="preserve">{{ </w:t>
+            </w:r>
+            <w:proofErr w:type="spellStart"/>
+            <w:r>
+              <w:t>item</w:t>
+            </w:r>
+            <w:proofErr w:type="gramEnd"/>
+            <w:r>
+              <w:t>.</w:t>
+            </w:r>
+            <w:proofErr w:type="gramStart"/>
+            <w:r>
+              <w:t>action</w:t>
+            </w:r>
+            <w:proofErr w:type="spellEnd"/>
+            <w:r>
+              <w:t xml:space="preserve"> }</w:t>
+            </w:r>
+            <w:proofErr w:type="gramEnd"/>
+            <w:r>
+              <w:t>}</w:t>
             </w:r>
           </w:p>
           <w:p>
@@ -986,6 +1235,7 @@
                 <w:szCs w:val="20"/>
               </w:rPr>
             </w:pPr>
+            <w:proofErr w:type="gramStart"/>
             <w:r>
               <w:rPr>
                 <w:i/>
@@ -994,13 +1244,46 @@
                 <w:sz w:val="20"/>
                 <w:szCs w:val="20"/>
               </w:rPr>
-              <w:t>{{ item.instructions }}</w:t>
+              <w:t xml:space="preserve">{{ </w:t>
+            </w:r>
+            <w:proofErr w:type="spellStart"/>
+            <w:r>
+              <w:rPr>
+                <w:i/>
+                <w:iCs/>
+                <w:color w:val="171717" w:themeColor="background2" w:themeShade="1A"/>
+                <w:sz w:val="20"/>
+                <w:szCs w:val="20"/>
+              </w:rPr>
+              <w:t>item</w:t>
+            </w:r>
+            <w:proofErr w:type="gramEnd"/>
+            <w:r>
+              <w:rPr>
+                <w:i/>
+                <w:iCs/>
+                <w:color w:val="171717" w:themeColor="background2" w:themeShade="1A"/>
+                <w:sz w:val="20"/>
+                <w:szCs w:val="20"/>
+              </w:rPr>
+              <w:t>.instructions</w:t>
+            </w:r>
+            <w:proofErr w:type="spellEnd"/>
+            <w:r>
+              <w:rPr>
+                <w:i/>
+                <w:iCs/>
+                <w:color w:val="171717" w:themeColor="background2" w:themeShade="1A"/>
+                <w:sz w:val="20"/>
+                <w:szCs w:val="20"/>
+              </w:rPr>
+              <w:t xml:space="preserve"> }}</w:t>
             </w:r>
           </w:p>
         </w:tc>
         <w:tc>
           <w:tcPr>
-            <w:tcW w:w="3260" w:type="dxa"/>
+            <w:tcW w:w="4253" w:type="dxa"/>
             <w:tcBorders>
               <w:top w:val="single" w:sz="4" w:space="0" w:color="auto"/>
               <w:bottom w:val="single" w:sz="4" w:space="0" w:color="auto"/>
@@ -1012,6 +1295,7 @@
                 <w:lang w:val="en-US"/>
               </w:rPr>
             </w:pPr>
+            <w:proofErr w:type="gramStart"/>
             <w:r>
               <w:rPr>
                 <w:rFonts w:hint="eastAsia"/>
@@ -1031,22 +1315,49 @@
                 <w:rFonts w:hint="eastAsia"/>
                 <w:highlight w:val="yellow"/>
               </w:rPr>
-              <w:t>item.</w:t>
-            </w:r>
+              <w:t>item</w:t>
+            </w:r>
+            <w:proofErr w:type="gramEnd"/>
+            <w:r>
+              <w:rPr>
+                <w:rFonts w:hint="eastAsia"/>
+                <w:highlight w:val="yellow"/>
+              </w:rPr>
+              <w:t>.</w:t>
+            </w:r>
+            <w:proofErr w:type="spellStart"/>
             <w:r>
               <w:rPr>
                 <w:highlight w:val="yellow"/>
                 <w:lang w:val="en-US"/>
               </w:rPr>
-              <w:t>check_type</w:t>
-            </w:r>
+              <w:t>check_</w:t>
+            </w:r>
+            <w:proofErr w:type="gramStart"/>
+            <w:r>
+              <w:rPr>
+                <w:highlight w:val="yellow"/>
+                <w:lang w:val="en-US"/>
+              </w:rPr>
+              <w:t>type</w:t>
+            </w:r>
+            <w:proofErr w:type="spellEnd"/>
             <w:r>
               <w:rPr>
                 <w:rFonts w:hint="eastAsia"/>
                 <w:highlight w:val="yellow"/>
                 <w:lang w:val="en-US"/>
               </w:rPr>
-              <w:t xml:space="preserve"> }}</w:t>
+              <w:t xml:space="preserve"> }</w:t>
+            </w:r>
+            <w:proofErr w:type="gramEnd"/>
+            <w:r>
+              <w:rPr>
+                <w:rFonts w:hint="eastAsia"/>
+                <w:highlight w:val="yellow"/>
+                <w:lang w:val="en-US"/>
+              </w:rPr>
+              <w:t>}</w:t>
             </w:r>
           </w:p>
           <w:p>
@@ -1060,14 +1371,23 @@
                 <w:rFonts w:hint="eastAsia"/>
                 <w:lang w:val="en-US"/>
               </w:rPr>
-              <w:t>{{ item.</w:t>
-            </w:r>
-            <w:r>
-              <w:rPr>
+              <w:t xml:space="preserve">{{ </w:t>
+            </w:r>
+            <w:proofErr w:type="spellStart"/>
+            <w:r>
+              <w:rPr>
+                <w:rFonts w:hint="eastAsia"/>
                 <w:lang w:val="en-US"/>
               </w:rPr>
+              <w:t>item.</w:t>
+            </w:r>
+            <w:r>
+              <w:rPr>
+                <w:lang w:val="en-US"/>
+              </w:rPr>
               <w:t>information_location</w:t>
             </w:r>
+            <w:proofErr w:type="spellEnd"/>
             <w:r>
               <w:rPr>
                 <w:rFonts w:hint="eastAsia"/>
@@ -1083,44 +1403,200 @@
               </w:rPr>
             </w:pPr>
             <w:r>
-              <w:t>{% if item.automated_check_results %}{% for key, values in item.automated_check_results.items() %}</w:t>
+              <w:t xml:space="preserve">{% if </w:t>
+            </w:r>
+            <w:proofErr w:type="spellStart"/>
+            <w:proofErr w:type="gramStart"/>
+            <w:r>
+              <w:t>item.automated</w:t>
+            </w:r>
+            <w:proofErr w:type="gramEnd"/>
+            <w:r>
+              <w:t>_check_results</w:t>
+            </w:r>
+            <w:proofErr w:type="spellEnd"/>
+            <w:r>
+              <w:t xml:space="preserve"> </w:t>
+            </w:r>
+            <w:proofErr w:type="gramStart"/>
+            <w:r>
+              <w:t>%}{</w:t>
+            </w:r>
+            <w:proofErr w:type="gramEnd"/>
+            <w:r>
+              <w:t xml:space="preserve">% for key, values in </w:t>
+            </w:r>
+            <w:proofErr w:type="spellStart"/>
+            <w:proofErr w:type="gramStart"/>
+            <w:r>
+              <w:t>item.automated</w:t>
+            </w:r>
+            <w:proofErr w:type="gramEnd"/>
+            <w:r>
+              <w:t>_check_</w:t>
+            </w:r>
+            <w:proofErr w:type="gramStart"/>
+            <w:r>
+              <w:t>results.items</w:t>
+            </w:r>
+            <w:proofErr w:type="spellEnd"/>
+            <w:proofErr w:type="gramEnd"/>
+            <w:r>
+              <w:t>() %}</w:t>
             </w:r>
             <w:r>
               <w:br/>
             </w:r>
+            <w:proofErr w:type="gramStart"/>
             <w:r>
               <w:rPr>
                 <w:b/>
                 <w:bCs/>
               </w:rPr>
-              <w:t>{{ key }}</w:t>
-            </w:r>
-            <w:r>
-              <w:t>:{% if values %}{% for v in values %}</w:t>
+              <w:t>{{ key</w:t>
+            </w:r>
+            <w:proofErr w:type="gramEnd"/>
+            <w:r>
+              <w:rPr>
+                <w:b/>
+                <w:bCs/>
+              </w:rPr>
+              <w:t xml:space="preserve"> }</w:t>
+            </w:r>
+            <w:proofErr w:type="gramStart"/>
+            <w:r>
+              <w:rPr>
+                <w:b/>
+                <w:bCs/>
+              </w:rPr>
+              <w:t>}</w:t>
+            </w:r>
+            <w:r>
+              <w:t>:{</w:t>
+            </w:r>
+            <w:proofErr w:type="gramEnd"/>
+            <w:r>
+              <w:t xml:space="preserve">% if values </w:t>
+            </w:r>
+            <w:proofErr w:type="gramStart"/>
+            <w:r>
+              <w:t>%}{</w:t>
+            </w:r>
+            <w:proofErr w:type="gramEnd"/>
+            <w:r>
+              <w:t>% for v in values %}</w:t>
             </w:r>
             <w:r>
               <w:br/>
             </w:r>
-            <w:r>
-              <w:t>{{ loop.index }}. {{ v }}</w:t>
-            </w:r>
-            <w:r>
-              <w:t>{% endfor %}{% else %}</w:t>
+            <w:proofErr w:type="gramStart"/>
+            <w:r>
+              <w:t xml:space="preserve">{{ </w:t>
+            </w:r>
+            <w:proofErr w:type="spellStart"/>
+            <w:r>
+              <w:t>loop</w:t>
+            </w:r>
+            <w:proofErr w:type="gramEnd"/>
+            <w:r>
+              <w:t>.</w:t>
+            </w:r>
+            <w:proofErr w:type="gramStart"/>
+            <w:r>
+              <w:t>index</w:t>
+            </w:r>
+            <w:proofErr w:type="spellEnd"/>
+            <w:r>
+              <w:t xml:space="preserve"> }</w:t>
+            </w:r>
+            <w:proofErr w:type="gramEnd"/>
+            <w:r>
+              <w:t xml:space="preserve">}. </w:t>
+            </w:r>
+            <w:proofErr w:type="gramStart"/>
+            <w:r>
+              <w:t>{{ v</w:t>
+            </w:r>
+            <w:proofErr w:type="gramEnd"/>
+            <w:r>
+              <w:t xml:space="preserve"> </w:t>
+            </w:r>
+            <w:proofErr w:type="gramStart"/>
+            <w:r>
+              <w:t>}}</w:t>
+            </w:r>
+            <w:r>
+              <w:t>{</w:t>
+            </w:r>
+            <w:proofErr w:type="gramEnd"/>
+            <w:r>
+              <w:t xml:space="preserve">% </w:t>
+            </w:r>
+            <w:proofErr w:type="spellStart"/>
+            <w:r>
+              <w:t>endfor</w:t>
+            </w:r>
+            <w:proofErr w:type="spellEnd"/>
+            <w:r>
+              <w:t xml:space="preserve"> </w:t>
+            </w:r>
+            <w:proofErr w:type="gramStart"/>
+            <w:r>
+              <w:t>%}{</w:t>
+            </w:r>
+            <w:proofErr w:type="gramEnd"/>
+            <w:r>
+              <w:t>% else %}</w:t>
             </w:r>
             <w:r>
               <w:rPr>
                 <w:rFonts w:hint="eastAsia"/>
               </w:rPr>
-              <w:t xml:space="preserve"> None</w:t>
-            </w:r>
-            <w:r>
-              <w:t>{% endif %}{% endfor %}{% endif %}</w:t>
+              <w:t xml:space="preserve"> </w:t>
+            </w:r>
+            <w:proofErr w:type="gramStart"/>
+            <w:r>
+              <w:rPr>
+                <w:rFonts w:hint="eastAsia"/>
+              </w:rPr>
+              <w:t>None</w:t>
+            </w:r>
+            <w:r>
+              <w:t>{</w:t>
+            </w:r>
+            <w:proofErr w:type="gramEnd"/>
+            <w:r>
+              <w:t xml:space="preserve">% endif </w:t>
+            </w:r>
+            <w:proofErr w:type="gramStart"/>
+            <w:r>
+              <w:t>%}{</w:t>
+            </w:r>
+            <w:proofErr w:type="gramEnd"/>
+            <w:r>
+              <w:t xml:space="preserve">% </w:t>
+            </w:r>
+            <w:proofErr w:type="spellStart"/>
+            <w:r>
+              <w:t>endfor</w:t>
+            </w:r>
+            <w:proofErr w:type="spellEnd"/>
+            <w:r>
+              <w:t xml:space="preserve"> </w:t>
+            </w:r>
+            <w:proofErr w:type="gramStart"/>
+            <w:r>
+              <w:t>%}{</w:t>
+            </w:r>
+            <w:proofErr w:type="gramEnd"/>
+            <w:r>
+              <w:t>% endif %}</w:t>
             </w:r>
           </w:p>
         </w:tc>
         <w:tc>
           <w:tcPr>
-            <w:tcW w:w="3261" w:type="dxa"/>
+            <w:tcW w:w="2268" w:type="dxa"/>
             <w:tcBorders>
               <w:top w:val="single" w:sz="8" w:space="0" w:color="000000"/>
               <w:left w:val="single" w:sz="4" w:space="0" w:color="auto"/>
@@ -1135,6 +1611,7 @@
             </w:tcMar>
           </w:tcPr>
           <w:p>
+            <w:proofErr w:type="gramStart"/>
             <w:r>
               <w:rPr>
                 <w:rFonts w:hint="eastAsia"/>
@@ -1142,7 +1619,19 @@
               <w:t>{</w:t>
             </w:r>
             <w:r>
-              <w:t>{ item.priority }}</w:t>
+              <w:t xml:space="preserve">{ </w:t>
+            </w:r>
+            <w:proofErr w:type="spellStart"/>
+            <w:r>
+              <w:t>item</w:t>
+            </w:r>
+            <w:proofErr w:type="gramEnd"/>
+            <w:r>
+              <w:t>.priority</w:t>
+            </w:r>
+            <w:proofErr w:type="spellEnd"/>
+            <w:r>
+              <w:t xml:space="preserve"> }}</w:t>
             </w:r>
           </w:p>
         </w:tc>
@@ -1163,12 +1652,22 @@
             </w:tcMar>
           </w:tcPr>
           <w:p>
-            <w:r>
-              <w:t>{{ item.</w:t>
+            <w:proofErr w:type="gramStart"/>
+            <w:r>
+              <w:t xml:space="preserve">{{ </w:t>
+            </w:r>
+            <w:proofErr w:type="spellStart"/>
+            <w:r>
+              <w:t>item</w:t>
+            </w:r>
+            <w:proofErr w:type="gramEnd"/>
+            <w:r>
+              <w:t>.</w:t>
             </w:r>
             <w:r>
               <w:t>comments</w:t>
             </w:r>
+            <w:proofErr w:type="spellEnd"/>
             <w:r>
               <w:t xml:space="preserve"> </w:t>
             </w:r>
@@ -1203,7 +1702,21 @@
               <w:rPr>
                 <w:lang w:val="en-US"/>
               </w:rPr>
-              <w:t xml:space="preserve">{{ item.status}} </w:t>
+              <w:t xml:space="preserve">{{ </w:t>
+            </w:r>
+            <w:proofErr w:type="spellStart"/>
+            <w:r>
+              <w:rPr>
+                <w:lang w:val="en-US"/>
+              </w:rPr>
+              <w:t>item.status</w:t>
+            </w:r>
+            <w:proofErr w:type="spellEnd"/>
+            <w:r>
+              <w:rPr>
+                <w:lang w:val="en-US"/>
+              </w:rPr>
+              <w:t xml:space="preserve">}} </w:t>
             </w:r>
           </w:p>
         </w:tc>
@@ -1229,6 +1742,7 @@
                 <w:lang w:val="en-US"/>
               </w:rPr>
             </w:pPr>
+            <w:proofErr w:type="gramStart"/>
             <w:r>
               <w:rPr>
                 <w:rFonts w:hint="eastAsia"/>
@@ -1239,14 +1753,20 @@
               <w:t xml:space="preserve">{ </w:t>
             </w:r>
             <w:r>
-              <w:t>item.</w:t>
-            </w:r>
+              <w:t>item</w:t>
+            </w:r>
+            <w:proofErr w:type="gramEnd"/>
+            <w:r>
+              <w:t>.</w:t>
+            </w:r>
+            <w:proofErr w:type="spellStart"/>
             <w:r>
               <w:rPr>
                 <w:lang w:val="en-US"/>
               </w:rPr>
               <w:t>time_spent</w:t>
             </w:r>
+            <w:proofErr w:type="spellEnd"/>
             <w:r>
               <w:t xml:space="preserve"> }}</w:t>
             </w:r>
@@ -1300,7 +1820,23 @@
                 <w:b/>
                 <w:bCs/>
               </w:rPr>
-              <w:t xml:space="preserve"> endfor %}</w:t>
+              <w:t xml:space="preserve"> </w:t>
+            </w:r>
+            <w:proofErr w:type="spellStart"/>
+            <w:r>
+              <w:rPr>
+                <w:b/>
+                <w:bCs/>
+              </w:rPr>
+              <w:t>endfor</w:t>
+            </w:r>
+            <w:proofErr w:type="spellEnd"/>
+            <w:r>
+              <w:rPr>
+                <w:b/>
+                <w:bCs/>
+              </w:rPr>
+              <w:t xml:space="preserve"> %}</w:t>
             </w:r>
           </w:p>
         </w:tc>
@@ -1331,7 +1867,7 @@
         </w:tc>
         <w:tc>
           <w:tcPr>
-            <w:tcW w:w="3260" w:type="dxa"/>
+            <w:tcW w:w="4253" w:type="dxa"/>
             <w:tcBorders>
               <w:top w:val="single" w:sz="4" w:space="0" w:color="auto"/>
               <w:bottom w:val="single" w:sz="4" w:space="0" w:color="auto"/>
@@ -1348,7 +1884,7 @@
         </w:tc>
         <w:tc>
           <w:tcPr>
-            <w:tcW w:w="3261" w:type="dxa"/>
+            <w:tcW w:w="2268" w:type="dxa"/>
             <w:tcBorders>
               <w:top w:val="single" w:sz="8" w:space="0" w:color="000000"/>
               <w:left w:val="single" w:sz="4" w:space="0" w:color="auto"/>

--- a/res/curation_log_template.docx
+++ b/res/curation_log_template.docx
@@ -78,16 +78,47 @@
                 <w:b/>
                 <w:bCs/>
               </w:rPr>
-              <w:t>Ticket number:</w:t>
-            </w:r>
-            <w:r>
-              <w:t xml:space="preserve"> {{ </w:t>
-            </w:r>
-            <w:r>
-              <w:t>project_metadata</w:t>
-            </w:r>
-            <w:r>
-              <w:t>.ticket_number }}</w:t>
+              <w:t>Project</w:t>
+            </w:r>
+            <w:r>
+              <w:rPr>
+                <w:b/>
+                <w:bCs/>
+              </w:rPr>
+              <w:t xml:space="preserve"> number:</w:t>
+            </w:r>
+            <w:r>
+              <w:t xml:space="preserve"> </w:t>
+            </w:r>
+            <w:proofErr w:type="gramStart"/>
+            <w:r>
+              <w:t xml:space="preserve">{{ </w:t>
+            </w:r>
+            <w:proofErr w:type="spellStart"/>
+            <w:r>
+              <w:t>project</w:t>
+            </w:r>
+            <w:proofErr w:type="gramEnd"/>
+            <w:r>
+              <w:t>_</w:t>
+            </w:r>
+            <w:proofErr w:type="gramStart"/>
+            <w:r>
+              <w:t>metadata</w:t>
+            </w:r>
+            <w:r>
+              <w:t>.</w:t>
+            </w:r>
+            <w:r>
+              <w:t>project</w:t>
+            </w:r>
+            <w:proofErr w:type="gramEnd"/>
+            <w:r>
+              <w:t>_number</w:t>
+            </w:r>
+            <w:proofErr w:type="spellEnd"/>
+            <w:r>
+              <w:t xml:space="preserve"> }}</w:t>
             </w:r>
           </w:p>
         </w:tc>
@@ -107,13 +138,34 @@
               <w:t>Curator name:</w:t>
             </w:r>
             <w:r>
-              <w:t xml:space="preserve"> {{ </w:t>
-            </w:r>
-            <w:r>
-              <w:t>project_metadata</w:t>
-            </w:r>
-            <w:r>
-              <w:t>.curator_name }}</w:t>
+              <w:t xml:space="preserve"> </w:t>
+            </w:r>
+            <w:proofErr w:type="gramStart"/>
+            <w:r>
+              <w:t xml:space="preserve">{{ </w:t>
+            </w:r>
+            <w:proofErr w:type="spellStart"/>
+            <w:r>
+              <w:t>project</w:t>
+            </w:r>
+            <w:proofErr w:type="gramEnd"/>
+            <w:r>
+              <w:t>_</w:t>
+            </w:r>
+            <w:proofErr w:type="gramStart"/>
+            <w:r>
+              <w:t>metadata</w:t>
+            </w:r>
+            <w:r>
+              <w:t>.curator</w:t>
+            </w:r>
+            <w:proofErr w:type="gramEnd"/>
+            <w:r>
+              <w:t>_name</w:t>
+            </w:r>
+            <w:proofErr w:type="spellEnd"/>
+            <w:r>
+              <w:t xml:space="preserve"> }}</w:t>
             </w:r>
           </w:p>
         </w:tc>
@@ -135,13 +187,34 @@
               <w:t>Curator email:</w:t>
             </w:r>
             <w:r>
-              <w:t xml:space="preserve"> {{ </w:t>
-            </w:r>
-            <w:r>
-              <w:t>project_metadata</w:t>
-            </w:r>
-            <w:r>
-              <w:t>.curator_email }}</w:t>
+              <w:t xml:space="preserve"> </w:t>
+            </w:r>
+            <w:proofErr w:type="gramStart"/>
+            <w:r>
+              <w:t xml:space="preserve">{{ </w:t>
+            </w:r>
+            <w:proofErr w:type="spellStart"/>
+            <w:r>
+              <w:t>project</w:t>
+            </w:r>
+            <w:proofErr w:type="gramEnd"/>
+            <w:r>
+              <w:t>_</w:t>
+            </w:r>
+            <w:proofErr w:type="gramStart"/>
+            <w:r>
+              <w:t>metadata</w:t>
+            </w:r>
+            <w:r>
+              <w:t>.curator</w:t>
+            </w:r>
+            <w:proofErr w:type="gramEnd"/>
+            <w:r>
+              <w:t>_email</w:t>
+            </w:r>
+            <w:proofErr w:type="spellEnd"/>
+            <w:r>
+              <w:t xml:space="preserve"> }}</w:t>
             </w:r>
           </w:p>
         </w:tc>
@@ -164,20 +237,43 @@
               <w:t>Dataset title:</w:t>
             </w:r>
             <w:r>
-              <w:t xml:space="preserve"> {{ </w:t>
-            </w:r>
-            <w:r>
-              <w:t>project_metadata</w:t>
-            </w:r>
+              <w:t xml:space="preserve"> </w:t>
+            </w:r>
+            <w:proofErr w:type="gramStart"/>
+            <w:r>
+              <w:t xml:space="preserve">{{ </w:t>
+            </w:r>
+            <w:proofErr w:type="spellStart"/>
+            <w:r>
+              <w:t>project</w:t>
+            </w:r>
+            <w:proofErr w:type="gramEnd"/>
+            <w:r>
+              <w:t>_</w:t>
+            </w:r>
+            <w:proofErr w:type="gramStart"/>
+            <w:r>
+              <w:t>metadata</w:t>
+            </w:r>
+            <w:proofErr w:type="spellEnd"/>
             <w:r>
               <w:t>.</w:t>
             </w:r>
+            <w:proofErr w:type="spellStart"/>
             <w:r>
               <w:rPr>
                 <w:lang w:val="en-US"/>
               </w:rPr>
-              <w:t>dataset_title</w:t>
-            </w:r>
+              <w:t>dataset</w:t>
+            </w:r>
+            <w:proofErr w:type="gramEnd"/>
+            <w:r>
+              <w:rPr>
+                <w:lang w:val="en-US"/>
+              </w:rPr>
+              <w:t>_title</w:t>
+            </w:r>
+            <w:proofErr w:type="spellEnd"/>
             <w:r>
               <w:t xml:space="preserve"> }}</w:t>
             </w:r>
@@ -204,20 +300,43 @@
               <w:t>Dataset persistent identifier:</w:t>
             </w:r>
             <w:r>
-              <w:t xml:space="preserve"> {{ </w:t>
-            </w:r>
-            <w:r>
-              <w:t>project_metadata</w:t>
-            </w:r>
+              <w:t xml:space="preserve"> </w:t>
+            </w:r>
+            <w:proofErr w:type="gramStart"/>
+            <w:r>
+              <w:t xml:space="preserve">{{ </w:t>
+            </w:r>
+            <w:proofErr w:type="spellStart"/>
+            <w:r>
+              <w:t>project</w:t>
+            </w:r>
+            <w:proofErr w:type="gramEnd"/>
+            <w:r>
+              <w:t>_</w:t>
+            </w:r>
+            <w:proofErr w:type="gramStart"/>
+            <w:r>
+              <w:t>metadata</w:t>
+            </w:r>
+            <w:proofErr w:type="spellEnd"/>
             <w:r>
               <w:t>.</w:t>
             </w:r>
+            <w:proofErr w:type="spellStart"/>
             <w:r>
               <w:rPr>
                 <w:lang w:val="en-US"/>
               </w:rPr>
-              <w:t>dataset_pid</w:t>
-            </w:r>
+              <w:t>dataset</w:t>
+            </w:r>
+            <w:proofErr w:type="gramEnd"/>
+            <w:r>
+              <w:rPr>
+                <w:lang w:val="en-US"/>
+              </w:rPr>
+              <w:t>_pid</w:t>
+            </w:r>
+            <w:proofErr w:type="spellEnd"/>
             <w:r>
               <w:t xml:space="preserve"> }}</w:t>
             </w:r>
@@ -242,20 +361,46 @@
               <w:t>Dataset ID (versioned):</w:t>
             </w:r>
             <w:r>
-              <w:t xml:space="preserve"> {{</w:t>
-            </w:r>
-            <w:r>
-              <w:t xml:space="preserve"> project_metadata</w:t>
-            </w:r>
+              <w:t xml:space="preserve"> </w:t>
+            </w:r>
+            <w:proofErr w:type="gramStart"/>
+            <w:r>
+              <w:t>{{</w:t>
+            </w:r>
+            <w:r>
+              <w:t xml:space="preserve"> </w:t>
+            </w:r>
+            <w:proofErr w:type="spellStart"/>
+            <w:r>
+              <w:t>project</w:t>
+            </w:r>
+            <w:proofErr w:type="gramEnd"/>
+            <w:r>
+              <w:t>_</w:t>
+            </w:r>
+            <w:proofErr w:type="gramStart"/>
+            <w:r>
+              <w:t>metadata</w:t>
+            </w:r>
+            <w:proofErr w:type="spellEnd"/>
             <w:r>
               <w:t>.</w:t>
             </w:r>
+            <w:proofErr w:type="spellStart"/>
             <w:r>
               <w:rPr>
                 <w:lang w:val="en-US"/>
               </w:rPr>
-              <w:t>dataset_id</w:t>
-            </w:r>
+              <w:t>dataset</w:t>
+            </w:r>
+            <w:proofErr w:type="gramEnd"/>
+            <w:r>
+              <w:rPr>
+                <w:lang w:val="en-US"/>
+              </w:rPr>
+              <w:t>_id</w:t>
+            </w:r>
+            <w:proofErr w:type="spellEnd"/>
             <w:r>
               <w:t xml:space="preserve"> }}</w:t>
             </w:r>
@@ -282,20 +427,46 @@
               <w:t>Dataset access URL:</w:t>
             </w:r>
             <w:r>
-              <w:t xml:space="preserve"> {{</w:t>
-            </w:r>
-            <w:r>
-              <w:t xml:space="preserve"> project_metadata</w:t>
-            </w:r>
+              <w:t xml:space="preserve"> </w:t>
+            </w:r>
+            <w:proofErr w:type="gramStart"/>
+            <w:r>
+              <w:t>{{</w:t>
+            </w:r>
+            <w:r>
+              <w:t xml:space="preserve"> </w:t>
+            </w:r>
+            <w:proofErr w:type="spellStart"/>
+            <w:r>
+              <w:t>project</w:t>
+            </w:r>
+            <w:proofErr w:type="gramEnd"/>
+            <w:r>
+              <w:t>_</w:t>
+            </w:r>
+            <w:proofErr w:type="gramStart"/>
+            <w:r>
+              <w:t>metadata</w:t>
+            </w:r>
+            <w:proofErr w:type="spellEnd"/>
             <w:r>
               <w:t>.</w:t>
             </w:r>
+            <w:proofErr w:type="spellStart"/>
             <w:r>
               <w:rPr>
                 <w:lang w:val="en-US"/>
               </w:rPr>
-              <w:t>dataset_url</w:t>
-            </w:r>
+              <w:t>dataset</w:t>
+            </w:r>
+            <w:proofErr w:type="gramEnd"/>
+            <w:r>
+              <w:rPr>
+                <w:lang w:val="en-US"/>
+              </w:rPr>
+              <w:t>_url</w:t>
+            </w:r>
+            <w:proofErr w:type="spellEnd"/>
             <w:r>
               <w:t xml:space="preserve"> }}</w:t>
             </w:r>
@@ -318,24 +489,72 @@
                 <w:b/>
                 <w:bCs/>
               </w:rPr>
-              <w:t>Dataset ID (versioned):</w:t>
-            </w:r>
-            <w:r>
-              <w:t xml:space="preserve"> {{</w:t>
-            </w:r>
-            <w:r>
-              <w:t xml:space="preserve"> project_metadata</w:t>
-            </w:r>
+              <w:t xml:space="preserve">Dataset </w:t>
+            </w:r>
+            <w:r>
+              <w:rPr>
+                <w:b/>
+                <w:bCs/>
+              </w:rPr>
+              <w:t>p</w:t>
+            </w:r>
+            <w:r>
+              <w:rPr>
+                <w:b/>
+                <w:bCs/>
+              </w:rPr>
+              <w:t>ath</w:t>
+            </w:r>
+            <w:r>
+              <w:rPr>
+                <w:b/>
+                <w:bCs/>
+              </w:rPr>
+              <w:t>:</w:t>
+            </w:r>
+            <w:r>
+              <w:t xml:space="preserve"> </w:t>
+            </w:r>
+            <w:proofErr w:type="gramStart"/>
+            <w:r>
+              <w:t>{{</w:t>
+            </w:r>
+            <w:r>
+              <w:t xml:space="preserve"> </w:t>
+            </w:r>
+            <w:proofErr w:type="spellStart"/>
+            <w:r>
+              <w:t>project</w:t>
+            </w:r>
+            <w:proofErr w:type="gramEnd"/>
+            <w:r>
+              <w:t>_</w:t>
+            </w:r>
+            <w:proofErr w:type="gramStart"/>
+            <w:r>
+              <w:t>metadata</w:t>
+            </w:r>
+            <w:proofErr w:type="spellEnd"/>
             <w:r>
               <w:t>.</w:t>
             </w:r>
+            <w:proofErr w:type="spellStart"/>
             <w:r>
               <w:rPr>
                 <w:rFonts w:hint="eastAsia"/>
                 <w:lang w:val="en-US"/>
               </w:rPr>
-              <w:t>dataset_path</w:t>
-            </w:r>
+              <w:t>dataset</w:t>
+            </w:r>
+            <w:proofErr w:type="gramEnd"/>
+            <w:r>
+              <w:rPr>
+                <w:rFonts w:hint="eastAsia"/>
+                <w:lang w:val="en-US"/>
+              </w:rPr>
+              <w:t>_path</w:t>
+            </w:r>
+            <w:proofErr w:type="spellEnd"/>
             <w:r>
               <w:t xml:space="preserve"> }}</w:t>
             </w:r>
@@ -362,17 +581,35 @@
               <w:t>Log initial generated date:</w:t>
             </w:r>
             <w:r>
-              <w:t xml:space="preserve"> {{ </w:t>
-            </w:r>
-            <w:r>
-              <w:t>project_metadata.</w:t>
-            </w:r>
+              <w:t xml:space="preserve"> </w:t>
+            </w:r>
+            <w:proofErr w:type="gramStart"/>
+            <w:r>
+              <w:t xml:space="preserve">{{ </w:t>
+            </w:r>
+            <w:proofErr w:type="spellStart"/>
+            <w:r>
+              <w:t>project_metadata</w:t>
+            </w:r>
+            <w:proofErr w:type="spellEnd"/>
+            <w:r>
+              <w:t>.</w:t>
+            </w:r>
+            <w:proofErr w:type="spellStart"/>
             <w:r>
               <w:rPr>
                 <w:lang w:val="en-US"/>
               </w:rPr>
-              <w:t>log_init_date</w:t>
-            </w:r>
+              <w:t>log</w:t>
+            </w:r>
+            <w:proofErr w:type="gramEnd"/>
+            <w:r>
+              <w:rPr>
+                <w:lang w:val="en-US"/>
+              </w:rPr>
+              <w:t>_init_date</w:t>
+            </w:r>
+            <w:proofErr w:type="spellEnd"/>
             <w:r>
               <w:t xml:space="preserve"> }}</w:t>
             </w:r>
@@ -398,20 +635,43 @@
               <w:t>Log last updated date:</w:t>
             </w:r>
             <w:r>
-              <w:t xml:space="preserve"> {{ </w:t>
-            </w:r>
-            <w:r>
-              <w:t>project_metadata</w:t>
-            </w:r>
+              <w:t xml:space="preserve"> </w:t>
+            </w:r>
+            <w:proofErr w:type="gramStart"/>
+            <w:r>
+              <w:t xml:space="preserve">{{ </w:t>
+            </w:r>
+            <w:proofErr w:type="spellStart"/>
+            <w:r>
+              <w:t>project</w:t>
+            </w:r>
+            <w:proofErr w:type="gramEnd"/>
+            <w:r>
+              <w:t>_</w:t>
+            </w:r>
+            <w:proofErr w:type="gramStart"/>
+            <w:r>
+              <w:t>metadata</w:t>
+            </w:r>
+            <w:proofErr w:type="spellEnd"/>
             <w:r>
               <w:t>.</w:t>
             </w:r>
+            <w:proofErr w:type="spellStart"/>
             <w:r>
               <w:rPr>
                 <w:lang w:val="en-US"/>
               </w:rPr>
-              <w:t>last_modified_datetime</w:t>
-            </w:r>
+              <w:t>last</w:t>
+            </w:r>
+            <w:proofErr w:type="gramEnd"/>
+            <w:r>
+              <w:rPr>
+                <w:lang w:val="en-US"/>
+              </w:rPr>
+              <w:t>_modified_datetime</w:t>
+            </w:r>
+            <w:proofErr w:type="spellEnd"/>
             <w:r>
               <w:t xml:space="preserve"> }}</w:t>
             </w:r>
@@ -434,11 +694,11 @@
       </w:tblPr>
       <w:tblGrid>
         <w:gridCol w:w="620"/>
-        <w:gridCol w:w="5018"/>
-        <w:gridCol w:w="6232"/>
-        <w:gridCol w:w="883"/>
-        <w:gridCol w:w="7487"/>
-        <w:gridCol w:w="1170"/>
+        <w:gridCol w:w="6883"/>
+        <w:gridCol w:w="4253"/>
+        <w:gridCol w:w="2268"/>
+        <w:gridCol w:w="5528"/>
+        <w:gridCol w:w="1858"/>
         <w:gridCol w:w="997"/>
       </w:tblGrid>
       <w:tr>
@@ -482,7 +742,7 @@
         </w:tc>
         <w:tc>
           <w:tcPr>
-            <w:tcW w:w="5018" w:type="dxa"/>
+            <w:tcW w:w="6883" w:type="dxa"/>
             <w:tcBorders>
               <w:top w:val="single" w:sz="8" w:space="0" w:color="000000"/>
               <w:left w:val="single" w:sz="8" w:space="0" w:color="000000"/>
@@ -516,7 +776,7 @@
         </w:tc>
         <w:tc>
           <w:tcPr>
-            <w:tcW w:w="6232" w:type="dxa"/>
+            <w:tcW w:w="4253" w:type="dxa"/>
             <w:tcBorders>
               <w:top w:val="single" w:sz="4" w:space="0" w:color="auto"/>
               <w:bottom w:val="single" w:sz="4" w:space="0" w:color="auto"/>
@@ -535,13 +795,13 @@
                 <w:b/>
                 <w:bCs/>
               </w:rPr>
-              <w:t>Check Type, Tool Checklist and Results (if Applicable), Curator Checklist</w:t>
+              <w:t>Information Location</w:t>
             </w:r>
           </w:p>
         </w:tc>
         <w:tc>
           <w:tcPr>
-            <w:tcW w:w="883" w:type="dxa"/>
+            <w:tcW w:w="2268" w:type="dxa"/>
             <w:tcBorders>
               <w:top w:val="single" w:sz="8" w:space="0" w:color="000000"/>
               <w:left w:val="single" w:sz="4" w:space="0" w:color="auto"/>
@@ -569,13 +829,13 @@
                 <w:b/>
                 <w:bCs/>
               </w:rPr>
-              <w:t>Status</w:t>
+              <w:t>Priority</w:t>
             </w:r>
           </w:p>
         </w:tc>
         <w:tc>
           <w:tcPr>
-            <w:tcW w:w="7487" w:type="dxa"/>
+            <w:tcW w:w="5528" w:type="dxa"/>
             <w:tcBorders>
               <w:top w:val="single" w:sz="8" w:space="0" w:color="000000"/>
               <w:left w:val="single" w:sz="8" w:space="0" w:color="000000"/>
@@ -609,7 +869,7 @@
         </w:tc>
         <w:tc>
           <w:tcPr>
-            <w:tcW w:w="1170" w:type="dxa"/>
+            <w:tcW w:w="1858" w:type="dxa"/>
             <w:tcBorders>
               <w:top w:val="single" w:sz="8" w:space="0" w:color="000000"/>
               <w:left w:val="single" w:sz="8" w:space="0" w:color="000000"/>
@@ -637,7 +897,7 @@
                 <w:b/>
                 <w:bCs/>
               </w:rPr>
-              <w:t>Priority</w:t>
+              <w:t>Status</w:t>
             </w:r>
           </w:p>
         </w:tc>
@@ -766,7 +1026,7 @@
         </w:tc>
         <w:tc>
           <w:tcPr>
-            <w:tcW w:w="5018" w:type="dxa"/>
+            <w:tcW w:w="6883" w:type="dxa"/>
             <w:tcBorders>
               <w:top w:val="single" w:sz="8" w:space="0" w:color="000000"/>
               <w:left w:val="single" w:sz="8" w:space="0" w:color="000000"/>
@@ -791,7 +1051,7 @@
         </w:tc>
         <w:tc>
           <w:tcPr>
-            <w:tcW w:w="6232" w:type="dxa"/>
+            <w:tcW w:w="4253" w:type="dxa"/>
             <w:tcBorders>
               <w:top w:val="single" w:sz="4" w:space="0" w:color="auto"/>
               <w:bottom w:val="single" w:sz="4" w:space="0" w:color="auto"/>
@@ -808,7 +1068,7 @@
         </w:tc>
         <w:tc>
           <w:tcPr>
-            <w:tcW w:w="883" w:type="dxa"/>
+            <w:tcW w:w="2268" w:type="dxa"/>
             <w:tcBorders>
               <w:top w:val="single" w:sz="8" w:space="0" w:color="000000"/>
               <w:left w:val="single" w:sz="4" w:space="0" w:color="auto"/>
@@ -833,7 +1093,7 @@
         </w:tc>
         <w:tc>
           <w:tcPr>
-            <w:tcW w:w="7487" w:type="dxa"/>
+            <w:tcW w:w="5528" w:type="dxa"/>
             <w:tcBorders>
               <w:top w:val="single" w:sz="8" w:space="0" w:color="000000"/>
               <w:left w:val="single" w:sz="8" w:space="0" w:color="000000"/>
@@ -851,7 +1111,7 @@
         </w:tc>
         <w:tc>
           <w:tcPr>
-            <w:tcW w:w="1170" w:type="dxa"/>
+            <w:tcW w:w="1858" w:type="dxa"/>
             <w:tcBorders>
               <w:top w:val="single" w:sz="8" w:space="0" w:color="000000"/>
               <w:left w:val="single" w:sz="8" w:space="0" w:color="000000"/>
@@ -907,6 +1167,7 @@
             </w:tcMar>
           </w:tcPr>
           <w:p>
+            <w:proofErr w:type="gramStart"/>
             <w:r>
               <w:t xml:space="preserve">{{ </w:t>
             </w:r>
@@ -916,6 +1177,7 @@
               </w:rPr>
               <w:t>item.id</w:t>
             </w:r>
+            <w:proofErr w:type="gramEnd"/>
             <w:r>
               <w:t xml:space="preserve"> }}</w:t>
             </w:r>
@@ -923,7 +1185,7 @@
         </w:tc>
         <w:tc>
           <w:tcPr>
-            <w:tcW w:w="5018" w:type="dxa"/>
+            <w:tcW w:w="6883" w:type="dxa"/>
             <w:tcBorders>
               <w:top w:val="single" w:sz="8" w:space="0" w:color="000000"/>
               <w:left w:val="single" w:sz="8" w:space="0" w:color="000000"/>
@@ -938,8 +1200,29 @@
             </w:tcMar>
           </w:tcPr>
           <w:p>
-            <w:r>
-              <w:t>{{ item.action }}</w:t>
+            <w:proofErr w:type="gramStart"/>
+            <w:r>
+              <w:t xml:space="preserve">{{ </w:t>
+            </w:r>
+            <w:proofErr w:type="spellStart"/>
+            <w:r>
+              <w:t>item</w:t>
+            </w:r>
+            <w:proofErr w:type="gramEnd"/>
+            <w:r>
+              <w:t>.</w:t>
+            </w:r>
+            <w:proofErr w:type="gramStart"/>
+            <w:r>
+              <w:t>action</w:t>
+            </w:r>
+            <w:proofErr w:type="spellEnd"/>
+            <w:r>
+              <w:t xml:space="preserve"> }</w:t>
+            </w:r>
+            <w:proofErr w:type="gramEnd"/>
+            <w:r>
+              <w:t>}</w:t>
             </w:r>
           </w:p>
           <w:p>
@@ -952,6 +1235,7 @@
                 <w:szCs w:val="20"/>
               </w:rPr>
             </w:pPr>
+            <w:proofErr w:type="gramStart"/>
             <w:r>
               <w:rPr>
                 <w:i/>
@@ -960,13 +1244,46 @@
                 <w:sz w:val="20"/>
                 <w:szCs w:val="20"/>
               </w:rPr>
-              <w:t>{{ item.instructions }}</w:t>
+              <w:t xml:space="preserve">{{ </w:t>
+            </w:r>
+            <w:proofErr w:type="spellStart"/>
+            <w:r>
+              <w:rPr>
+                <w:i/>
+                <w:iCs/>
+                <w:color w:val="171717" w:themeColor="background2" w:themeShade="1A"/>
+                <w:sz w:val="20"/>
+                <w:szCs w:val="20"/>
+              </w:rPr>
+              <w:t>item</w:t>
+            </w:r>
+            <w:proofErr w:type="gramEnd"/>
+            <w:r>
+              <w:rPr>
+                <w:i/>
+                <w:iCs/>
+                <w:color w:val="171717" w:themeColor="background2" w:themeShade="1A"/>
+                <w:sz w:val="20"/>
+                <w:szCs w:val="20"/>
+              </w:rPr>
+              <w:t>.instructions</w:t>
+            </w:r>
+            <w:proofErr w:type="spellEnd"/>
+            <w:r>
+              <w:rPr>
+                <w:i/>
+                <w:iCs/>
+                <w:color w:val="171717" w:themeColor="background2" w:themeShade="1A"/>
+                <w:sz w:val="20"/>
+                <w:szCs w:val="20"/>
+              </w:rPr>
+              <w:t xml:space="preserve"> }}</w:t>
             </w:r>
           </w:p>
         </w:tc>
         <w:tc>
           <w:tcPr>
-            <w:tcW w:w="6232" w:type="dxa"/>
+            <w:tcW w:w="4253" w:type="dxa"/>
             <w:tcBorders>
               <w:top w:val="single" w:sz="4" w:space="0" w:color="auto"/>
               <w:bottom w:val="single" w:sz="4" w:space="0" w:color="auto"/>
@@ -978,6 +1295,7 @@
                 <w:lang w:val="en-US"/>
               </w:rPr>
             </w:pPr>
+            <w:proofErr w:type="gramStart"/>
             <w:r>
               <w:rPr>
                 <w:rFonts w:hint="eastAsia"/>
@@ -997,37 +1315,71 @@
                 <w:rFonts w:hint="eastAsia"/>
                 <w:highlight w:val="yellow"/>
               </w:rPr>
-              <w:t>item.</w:t>
-            </w:r>
+              <w:t>item</w:t>
+            </w:r>
+            <w:proofErr w:type="gramEnd"/>
+            <w:r>
+              <w:rPr>
+                <w:rFonts w:hint="eastAsia"/>
+                <w:highlight w:val="yellow"/>
+              </w:rPr>
+              <w:t>.</w:t>
+            </w:r>
+            <w:proofErr w:type="spellStart"/>
             <w:r>
               <w:rPr>
                 <w:highlight w:val="yellow"/>
                 <w:lang w:val="en-US"/>
               </w:rPr>
-              <w:t>check_type</w:t>
-            </w:r>
+              <w:t>check_</w:t>
+            </w:r>
+            <w:proofErr w:type="gramStart"/>
+            <w:r>
+              <w:rPr>
+                <w:highlight w:val="yellow"/>
+                <w:lang w:val="en-US"/>
+              </w:rPr>
+              <w:t>type</w:t>
+            </w:r>
+            <w:proofErr w:type="spellEnd"/>
             <w:r>
               <w:rPr>
                 <w:rFonts w:hint="eastAsia"/>
                 <w:highlight w:val="yellow"/>
                 <w:lang w:val="en-US"/>
               </w:rPr>
-              <w:t xml:space="preserve"> }}</w:t>
+              <w:t xml:space="preserve"> }</w:t>
+            </w:r>
+            <w:proofErr w:type="gramEnd"/>
+            <w:r>
+              <w:rPr>
+                <w:rFonts w:hint="eastAsia"/>
+                <w:highlight w:val="yellow"/>
+                <w:lang w:val="en-US"/>
+              </w:rPr>
+              <w:t>}</w:t>
             </w:r>
           </w:p>
           <w:p>
             <w:pPr>
               <w:rPr>
+                <w:lang w:val="en-US"/>
+              </w:rPr>
+            </w:pPr>
+            <w:r>
+              <w:rPr>
                 <w:rFonts w:hint="eastAsia"/>
                 <w:lang w:val="en-US"/>
               </w:rPr>
-            </w:pPr>
+              <w:t xml:space="preserve">{{ </w:t>
+            </w:r>
+            <w:proofErr w:type="spellStart"/>
             <w:r>
               <w:rPr>
                 <w:rFonts w:hint="eastAsia"/>
                 <w:lang w:val="en-US"/>
               </w:rPr>
-              <w:t>{{ item.</w:t>
+              <w:t>item.</w:t>
             </w:r>
             <w:r>
               <w:rPr>
@@ -1035,6 +1387,7 @@
               </w:rPr>
               <w:t>information_location</w:t>
             </w:r>
+            <w:proofErr w:type="spellEnd"/>
             <w:r>
               <w:rPr>
                 <w:rFonts w:hint="eastAsia"/>
@@ -1046,49 +1399,204 @@
           <w:p>
             <w:pPr>
               <w:rPr>
-                <w:rFonts w:hint="eastAsia"/>
                 <w:highlight w:val="yellow"/>
               </w:rPr>
             </w:pPr>
             <w:r>
-              <w:t>{% if item.automated_check_results %}{% for key, values in item.automated_check_results.items() %}</w:t>
+              <w:t xml:space="preserve">{% if </w:t>
+            </w:r>
+            <w:proofErr w:type="spellStart"/>
+            <w:proofErr w:type="gramStart"/>
+            <w:r>
+              <w:t>item.automated</w:t>
+            </w:r>
+            <w:proofErr w:type="gramEnd"/>
+            <w:r>
+              <w:t>_check_results</w:t>
+            </w:r>
+            <w:proofErr w:type="spellEnd"/>
+            <w:r>
+              <w:t xml:space="preserve"> </w:t>
+            </w:r>
+            <w:proofErr w:type="gramStart"/>
+            <w:r>
+              <w:t>%}{</w:t>
+            </w:r>
+            <w:proofErr w:type="gramEnd"/>
+            <w:r>
+              <w:t xml:space="preserve">% for key, values in </w:t>
+            </w:r>
+            <w:proofErr w:type="spellStart"/>
+            <w:proofErr w:type="gramStart"/>
+            <w:r>
+              <w:t>item.automated</w:t>
+            </w:r>
+            <w:proofErr w:type="gramEnd"/>
+            <w:r>
+              <w:t>_check_</w:t>
+            </w:r>
+            <w:proofErr w:type="gramStart"/>
+            <w:r>
+              <w:t>results.items</w:t>
+            </w:r>
+            <w:proofErr w:type="spellEnd"/>
+            <w:proofErr w:type="gramEnd"/>
+            <w:r>
+              <w:t>() %}</w:t>
             </w:r>
             <w:r>
               <w:br/>
             </w:r>
+            <w:proofErr w:type="gramStart"/>
             <w:r>
               <w:rPr>
                 <w:b/>
                 <w:bCs/>
               </w:rPr>
-              <w:t>{{ key }}</w:t>
-            </w:r>
-            <w:r>
-              <w:t>:{% if values %}{% for v in values %}</w:t>
+              <w:t>{{ key</w:t>
+            </w:r>
+            <w:proofErr w:type="gramEnd"/>
+            <w:r>
+              <w:rPr>
+                <w:b/>
+                <w:bCs/>
+              </w:rPr>
+              <w:t xml:space="preserve"> }</w:t>
+            </w:r>
+            <w:proofErr w:type="gramStart"/>
+            <w:r>
+              <w:rPr>
+                <w:b/>
+                <w:bCs/>
+              </w:rPr>
+              <w:t>}</w:t>
+            </w:r>
+            <w:r>
+              <w:t>:{</w:t>
+            </w:r>
+            <w:proofErr w:type="gramEnd"/>
+            <w:r>
+              <w:t xml:space="preserve">% if values </w:t>
+            </w:r>
+            <w:proofErr w:type="gramStart"/>
+            <w:r>
+              <w:t>%}{</w:t>
+            </w:r>
+            <w:proofErr w:type="gramEnd"/>
+            <w:r>
+              <w:t>% for v in values %}</w:t>
             </w:r>
             <w:r>
               <w:br/>
             </w:r>
-            <w:r>
-              <w:t>{{ loop.index }}. {{ v }}</w:t>
-            </w:r>
-            <w:r>
-              <w:t>{% endfor %}{% else %}</w:t>
+            <w:proofErr w:type="gramStart"/>
+            <w:r>
+              <w:t xml:space="preserve">{{ </w:t>
+            </w:r>
+            <w:proofErr w:type="spellStart"/>
+            <w:r>
+              <w:t>loop</w:t>
+            </w:r>
+            <w:proofErr w:type="gramEnd"/>
+            <w:r>
+              <w:t>.</w:t>
+            </w:r>
+            <w:proofErr w:type="gramStart"/>
+            <w:r>
+              <w:t>index</w:t>
+            </w:r>
+            <w:proofErr w:type="spellEnd"/>
+            <w:r>
+              <w:t xml:space="preserve"> }</w:t>
+            </w:r>
+            <w:proofErr w:type="gramEnd"/>
+            <w:r>
+              <w:t xml:space="preserve">}. </w:t>
+            </w:r>
+            <w:proofErr w:type="gramStart"/>
+            <w:r>
+              <w:t>{{ v</w:t>
+            </w:r>
+            <w:proofErr w:type="gramEnd"/>
+            <w:r>
+              <w:t xml:space="preserve"> </w:t>
+            </w:r>
+            <w:proofErr w:type="gramStart"/>
+            <w:r>
+              <w:t>}}</w:t>
+            </w:r>
+            <w:r>
+              <w:t>{</w:t>
+            </w:r>
+            <w:proofErr w:type="gramEnd"/>
+            <w:r>
+              <w:t xml:space="preserve">% </w:t>
+            </w:r>
+            <w:proofErr w:type="spellStart"/>
+            <w:r>
+              <w:t>endfor</w:t>
+            </w:r>
+            <w:proofErr w:type="spellEnd"/>
+            <w:r>
+              <w:t xml:space="preserve"> </w:t>
+            </w:r>
+            <w:proofErr w:type="gramStart"/>
+            <w:r>
+              <w:t>%}{</w:t>
+            </w:r>
+            <w:proofErr w:type="gramEnd"/>
+            <w:r>
+              <w:t>% else %}</w:t>
             </w:r>
             <w:r>
               <w:rPr>
                 <w:rFonts w:hint="eastAsia"/>
               </w:rPr>
-              <w:t xml:space="preserve"> None</w:t>
-            </w:r>
-            <w:r>
-              <w:t>{% endif %}{% endfor %}{% endif %}</w:t>
+              <w:t xml:space="preserve"> </w:t>
+            </w:r>
+            <w:proofErr w:type="gramStart"/>
+            <w:r>
+              <w:rPr>
+                <w:rFonts w:hint="eastAsia"/>
+              </w:rPr>
+              <w:t>None</w:t>
+            </w:r>
+            <w:r>
+              <w:t>{</w:t>
+            </w:r>
+            <w:proofErr w:type="gramEnd"/>
+            <w:r>
+              <w:t xml:space="preserve">% endif </w:t>
+            </w:r>
+            <w:proofErr w:type="gramStart"/>
+            <w:r>
+              <w:t>%}{</w:t>
+            </w:r>
+            <w:proofErr w:type="gramEnd"/>
+            <w:r>
+              <w:t xml:space="preserve">% </w:t>
+            </w:r>
+            <w:proofErr w:type="spellStart"/>
+            <w:r>
+              <w:t>endfor</w:t>
+            </w:r>
+            <w:proofErr w:type="spellEnd"/>
+            <w:r>
+              <w:t xml:space="preserve"> </w:t>
+            </w:r>
+            <w:proofErr w:type="gramStart"/>
+            <w:r>
+              <w:t>%}{</w:t>
+            </w:r>
+            <w:proofErr w:type="gramEnd"/>
+            <w:r>
+              <w:t>% endif %}</w:t>
             </w:r>
           </w:p>
         </w:tc>
         <w:tc>
           <w:tcPr>
-            <w:tcW w:w="883" w:type="dxa"/>
+            <w:tcW w:w="2268" w:type="dxa"/>
             <w:tcBorders>
               <w:top w:val="single" w:sz="8" w:space="0" w:color="000000"/>
               <w:left w:val="single" w:sz="4" w:space="0" w:color="auto"/>
@@ -1103,20 +1611,33 @@
             </w:tcMar>
           </w:tcPr>
           <w:p>
-            <w:r>
-              <w:t>{{ item.</w:t>
-            </w:r>
-            <w:r>
-              <w:t>status</w:t>
-            </w:r>
-            <w:r>
-              <w:t>}}</w:t>
+            <w:proofErr w:type="gramStart"/>
+            <w:r>
+              <w:rPr>
+                <w:rFonts w:hint="eastAsia"/>
+              </w:rPr>
+              <w:t>{</w:t>
+            </w:r>
+            <w:r>
+              <w:t xml:space="preserve">{ </w:t>
+            </w:r>
+            <w:proofErr w:type="spellStart"/>
+            <w:r>
+              <w:t>item</w:t>
+            </w:r>
+            <w:proofErr w:type="gramEnd"/>
+            <w:r>
+              <w:t>.priority</w:t>
+            </w:r>
+            <w:proofErr w:type="spellEnd"/>
+            <w:r>
+              <w:t xml:space="preserve"> }}</w:t>
             </w:r>
           </w:p>
         </w:tc>
         <w:tc>
           <w:tcPr>
-            <w:tcW w:w="7487" w:type="dxa"/>
+            <w:tcW w:w="5528" w:type="dxa"/>
             <w:tcBorders>
               <w:top w:val="single" w:sz="8" w:space="0" w:color="000000"/>
               <w:left w:val="single" w:sz="8" w:space="0" w:color="000000"/>
@@ -1131,12 +1652,22 @@
             </w:tcMar>
           </w:tcPr>
           <w:p>
-            <w:r>
-              <w:t>{{ item.</w:t>
+            <w:proofErr w:type="gramStart"/>
+            <w:r>
+              <w:t xml:space="preserve">{{ </w:t>
+            </w:r>
+            <w:proofErr w:type="spellStart"/>
+            <w:r>
+              <w:t>item</w:t>
+            </w:r>
+            <w:proofErr w:type="gramEnd"/>
+            <w:r>
+              <w:t>.</w:t>
             </w:r>
             <w:r>
               <w:t>comments</w:t>
             </w:r>
+            <w:proofErr w:type="spellEnd"/>
             <w:r>
               <w:t xml:space="preserve"> </w:t>
             </w:r>
@@ -1147,7 +1678,7 @@
         </w:tc>
         <w:tc>
           <w:tcPr>
-            <w:tcW w:w="1170" w:type="dxa"/>
+            <w:tcW w:w="1858" w:type="dxa"/>
             <w:tcBorders>
               <w:top w:val="single" w:sz="8" w:space="0" w:color="000000"/>
               <w:left w:val="single" w:sz="8" w:space="0" w:color="000000"/>
@@ -1169,12 +1700,23 @@
             </w:pPr>
             <w:r>
               <w:rPr>
-                <w:rFonts w:hint="eastAsia"/>
-              </w:rPr>
-              <w:t>{</w:t>
-            </w:r>
-            <w:r>
-              <w:t>{ item.priority }}</w:t>
+                <w:lang w:val="en-US"/>
+              </w:rPr>
+              <w:t xml:space="preserve">{{ </w:t>
+            </w:r>
+            <w:proofErr w:type="spellStart"/>
+            <w:r>
+              <w:rPr>
+                <w:lang w:val="en-US"/>
+              </w:rPr>
+              <w:t>item.status</w:t>
+            </w:r>
+            <w:proofErr w:type="spellEnd"/>
+            <w:r>
+              <w:rPr>
+                <w:lang w:val="en-US"/>
+              </w:rPr>
+              <w:t xml:space="preserve">}} </w:t>
             </w:r>
           </w:p>
         </w:tc>
@@ -1200,6 +1742,7 @@
                 <w:lang w:val="en-US"/>
               </w:rPr>
             </w:pPr>
+            <w:proofErr w:type="gramStart"/>
             <w:r>
               <w:rPr>
                 <w:rFonts w:hint="eastAsia"/>
@@ -1210,14 +1753,20 @@
               <w:t xml:space="preserve">{ </w:t>
             </w:r>
             <w:r>
-              <w:t>item.</w:t>
-            </w:r>
+              <w:t>item</w:t>
+            </w:r>
+            <w:proofErr w:type="gramEnd"/>
+            <w:r>
+              <w:t>.</w:t>
+            </w:r>
+            <w:proofErr w:type="spellStart"/>
             <w:r>
               <w:rPr>
                 <w:lang w:val="en-US"/>
               </w:rPr>
               <w:t>time_spent</w:t>
             </w:r>
+            <w:proofErr w:type="spellEnd"/>
             <w:r>
               <w:t xml:space="preserve"> }}</w:t>
             </w:r>
@@ -1271,13 +1820,29 @@
                 <w:b/>
                 <w:bCs/>
               </w:rPr>
-              <w:t xml:space="preserve"> endfor %}</w:t>
+              <w:t xml:space="preserve"> </w:t>
+            </w:r>
+            <w:proofErr w:type="spellStart"/>
+            <w:r>
+              <w:rPr>
+                <w:b/>
+                <w:bCs/>
+              </w:rPr>
+              <w:t>endfor</w:t>
+            </w:r>
+            <w:proofErr w:type="spellEnd"/>
+            <w:r>
+              <w:rPr>
+                <w:b/>
+                <w:bCs/>
+              </w:rPr>
+              <w:t xml:space="preserve"> %}</w:t>
             </w:r>
           </w:p>
         </w:tc>
         <w:tc>
           <w:tcPr>
-            <w:tcW w:w="5018" w:type="dxa"/>
+            <w:tcW w:w="6883" w:type="dxa"/>
             <w:tcBorders>
               <w:top w:val="single" w:sz="8" w:space="0" w:color="000000"/>
               <w:left w:val="single" w:sz="8" w:space="0" w:color="000000"/>
@@ -1302,7 +1867,7 @@
         </w:tc>
         <w:tc>
           <w:tcPr>
-            <w:tcW w:w="6232" w:type="dxa"/>
+            <w:tcW w:w="4253" w:type="dxa"/>
             <w:tcBorders>
               <w:top w:val="single" w:sz="4" w:space="0" w:color="auto"/>
               <w:bottom w:val="single" w:sz="4" w:space="0" w:color="auto"/>
@@ -1319,7 +1884,7 @@
         </w:tc>
         <w:tc>
           <w:tcPr>
-            <w:tcW w:w="883" w:type="dxa"/>
+            <w:tcW w:w="2268" w:type="dxa"/>
             <w:tcBorders>
               <w:top w:val="single" w:sz="8" w:space="0" w:color="000000"/>
               <w:left w:val="single" w:sz="4" w:space="0" w:color="auto"/>
@@ -1344,7 +1909,7 @@
         </w:tc>
         <w:tc>
           <w:tcPr>
-            <w:tcW w:w="7487" w:type="dxa"/>
+            <w:tcW w:w="5528" w:type="dxa"/>
             <w:tcBorders>
               <w:top w:val="single" w:sz="8" w:space="0" w:color="000000"/>
               <w:left w:val="single" w:sz="8" w:space="0" w:color="000000"/>
@@ -1362,7 +1927,7 @@
         </w:tc>
         <w:tc>
           <w:tcPr>
-            <w:tcW w:w="1170" w:type="dxa"/>
+            <w:tcW w:w="1858" w:type="dxa"/>
             <w:tcBorders>
               <w:top w:val="single" w:sz="8" w:space="0" w:color="000000"/>
               <w:left w:val="single" w:sz="8" w:space="0" w:color="000000"/>
@@ -8540,6 +9105,7 @@
   <w:style w:type="character" w:default="1" w:styleId="DefaultParagraphFont">
     <w:name w:val="Default Paragraph Font"/>
     <w:uiPriority w:val="1"/>
+    <w:semiHidden/>
     <w:unhideWhenUsed/>
   </w:style>
   <w:style w:type="table" w:default="1" w:styleId="TableNormal">
